--- a/12-апта/Зертханалық жұмыс 12.docx
+++ b/12-апта/Зертханалық жұмыс 12.docx
@@ -4,70 +4,145 @@
   <w:body>
     <w:p>
       <w:pPr>
-        <w:outlineLvl w:val="2"/>
+        <w:outlineLvl w:val="1"/>
         <w:rPr>
           <w:rFonts w:ascii="Calibri" w:eastAsia="Times New Roman" w:hAnsi="Calibri" w:cs="Calibri"/>
           <w:b/>
           <w:bCs/>
-          <w:color w:val="1F1F1F"/>
+          <w:sz w:val="36"/>
+          <w:szCs w:val="36"/>
+          <w:lang w:val="kk-KZ"/>
+        </w:rPr>
+      </w:pPr>
+      <w:r>
+        <w:rPr>
+          <w:rFonts w:ascii="Calibri" w:eastAsia="Times New Roman" w:hAnsi="Calibri" w:cs="Calibri"/>
+          <w:b/>
+          <w:bCs/>
+          <w:sz w:val="36"/>
+          <w:szCs w:val="36"/>
+        </w:rPr>
+        <w:t>Зертханалық жұмыс</w:t>
+      </w:r>
+      <w:r>
+        <w:rPr>
+          <w:rFonts w:ascii="Calibri" w:eastAsia="Times New Roman" w:hAnsi="Calibri" w:cs="Calibri"/>
+          <w:b/>
+          <w:bCs/>
+          <w:sz w:val="36"/>
+          <w:szCs w:val="36"/>
+          <w:lang w:val="ru-RU"/>
+        </w:rPr>
+        <w:t xml:space="preserve"> 12</w:t>
+      </w:r>
+      <w:r>
+        <w:rPr>
+          <w:rFonts w:ascii="Calibri" w:eastAsia="Times New Roman" w:hAnsi="Calibri" w:cs="Calibri"/>
+          <w:b/>
+          <w:bCs/>
+          <w:sz w:val="36"/>
+          <w:szCs w:val="36"/>
+        </w:rPr>
+        <w:t>: Сызықтық регрессия және логистикалық регрессия</w:t>
+      </w:r>
+      <w:proofErr w:type="spellStart"/>
+      <w:r>
+        <w:rPr>
+          <w:rFonts w:ascii="Calibri" w:eastAsia="Times New Roman" w:hAnsi="Calibri" w:cs="Calibri"/>
+          <w:b/>
+          <w:bCs/>
+          <w:sz w:val="36"/>
+          <w:szCs w:val="36"/>
+          <w:lang w:val="kk-KZ"/>
+        </w:rPr>
+        <w:t>ны</w:t>
+      </w:r>
+      <w:proofErr w:type="spellEnd"/>
+      <w:r>
+        <w:rPr>
+          <w:rFonts w:ascii="Calibri" w:eastAsia="Times New Roman" w:hAnsi="Calibri" w:cs="Calibri"/>
+          <w:b/>
+          <w:bCs/>
+          <w:sz w:val="36"/>
+          <w:szCs w:val="36"/>
+          <w:lang w:val="kk-KZ"/>
+        </w:rPr>
+        <w:t xml:space="preserve"> кітапхана арқылы жасау</w:t>
+      </w:r>
+    </w:p>
+    <w:p>
+      <w:pPr>
+        <w:jc w:val="both"/>
+        <w:outlineLvl w:val="2"/>
+        <w:rPr>
+          <w:rFonts w:ascii="Calibri" w:eastAsia="Times New Roman" w:hAnsi="Calibri" w:cs="Calibri"/>
+          <w:b/>
+          <w:bCs/>
           <w:sz w:val="27"/>
           <w:szCs w:val="27"/>
         </w:rPr>
       </w:pPr>
-      <w:r>
+    </w:p>
+    <w:p>
+      <w:pPr>
+        <w:jc w:val="both"/>
+        <w:outlineLvl w:val="2"/>
         <w:rPr>
           <w:rFonts w:ascii="Calibri" w:eastAsia="Times New Roman" w:hAnsi="Calibri" w:cs="Calibri"/>
           <w:b/>
           <w:bCs/>
-          <w:color w:val="1F1F1F"/>
           <w:sz w:val="27"/>
           <w:szCs w:val="27"/>
-          <w:bdr w:val="none" w:sz="0" w:space="0" w:color="auto" w:frame="1"/>
-        </w:rPr>
-        <w:t>Зертханалық жұмыс 1</w:t>
-      </w:r>
+        </w:rPr>
+      </w:pPr>
       <w:r>
         <w:rPr>
           <w:rFonts w:ascii="Calibri" w:eastAsia="Times New Roman" w:hAnsi="Calibri" w:cs="Calibri"/>
           <w:b/>
           <w:bCs/>
-          <w:color w:val="1F1F1F"/>
           <w:sz w:val="27"/>
           <w:szCs w:val="27"/>
-          <w:bdr w:val="none" w:sz="0" w:space="0" w:color="auto" w:frame="1"/>
-          <w:lang w:val="en-US"/>
-        </w:rPr>
-        <w:t>2</w:t>
-      </w:r>
-      <w:r>
+        </w:rPr>
+        <w:t>Мақсаты</w:t>
+      </w:r>
+    </w:p>
+    <w:p>
+      <w:pPr>
+        <w:jc w:val="both"/>
+        <w:rPr>
+          <w:rFonts w:ascii="Calibri" w:eastAsia="Times New Roman" w:hAnsi="Calibri" w:cs="Calibri"/>
+        </w:rPr>
+      </w:pPr>
+      <w:r>
+        <w:rPr>
+          <w:rFonts w:ascii="Calibri" w:eastAsia="Times New Roman" w:hAnsi="Calibri" w:cs="Calibri"/>
+        </w:rPr>
+        <w:t>Бұл зертханалық жұмыстың мақсаты студенттерді машиналық оқытудың бақыланатын оқыту түріндегі екі кең таралған алгоритмімен таныстыру: Сызықтық регрессия және Логистикалық регрессия. Студенттер CSV файлынан деректерді жүктеуді, деректерді дайындауды, модельді оқытуды, нәтижелерді бағалауды және кейін осы тәсілді Kaggle платформасынан өздері тапқан деректер жиынтықтарына қолдануды үйренеді.</w:t>
+      </w:r>
+    </w:p>
+    <w:p>
+      <w:pPr>
+        <w:jc w:val="both"/>
+        <w:outlineLvl w:val="2"/>
         <w:rPr>
           <w:rFonts w:ascii="Calibri" w:eastAsia="Times New Roman" w:hAnsi="Calibri" w:cs="Calibri"/>
           <w:b/>
           <w:bCs/>
-          <w:color w:val="1F1F1F"/>
           <w:sz w:val="27"/>
           <w:szCs w:val="27"/>
-          <w:bdr w:val="none" w:sz="0" w:space="0" w:color="auto" w:frame="1"/>
-        </w:rPr>
-        <w:t>: Жасанды интеллект құралдары (AI Agents) арқылы машиналық оқыту жобаларын генерациялау және бағалау</w:t>
-      </w:r>
-    </w:p>
-    <w:p>
-      <w:pPr>
+        </w:rPr>
+      </w:pPr>
+    </w:p>
+    <w:p>
+      <w:pPr>
+        <w:jc w:val="both"/>
+        <w:outlineLvl w:val="2"/>
         <w:rPr>
           <w:rFonts w:ascii="Calibri" w:eastAsia="Times New Roman" w:hAnsi="Calibri" w:cs="Calibri"/>
           <w:b/>
           <w:bCs/>
-          <w:color w:val="1F1F1F"/>
-          <w:bdr w:val="none" w:sz="0" w:space="0" w:color="auto" w:frame="1"/>
-        </w:rPr>
-      </w:pPr>
-    </w:p>
-    <w:p>
-      <w:pPr>
-        <w:rPr>
-          <w:rFonts w:ascii="Calibri" w:eastAsia="Times New Roman" w:hAnsi="Calibri" w:cs="Calibri"/>
-          <w:color w:val="1F1F1F"/>
+          <w:sz w:val="27"/>
+          <w:szCs w:val="27"/>
         </w:rPr>
       </w:pPr>
       <w:r>
@@ -75,115 +150,6111 @@
           <w:rFonts w:ascii="Calibri" w:eastAsia="Times New Roman" w:hAnsi="Calibri" w:cs="Calibri"/>
           <w:b/>
           <w:bCs/>
-          <w:color w:val="1F1F1F"/>
-          <w:bdr w:val="none" w:sz="0" w:space="0" w:color="auto" w:frame="1"/>
-        </w:rPr>
-        <w:t>Мақсаты:</w:t>
-      </w:r>
-    </w:p>
-    <w:p>
-      <w:pPr>
-        <w:jc w:val="both"/>
-        <w:rPr>
-          <w:rFonts w:ascii="Calibri" w:eastAsia="Times New Roman" w:hAnsi="Calibri" w:cs="Calibri"/>
-          <w:color w:val="1F1F1F"/>
-        </w:rPr>
-      </w:pPr>
-      <w:r>
-        <w:rPr>
-          <w:rFonts w:ascii="Calibri" w:eastAsia="Times New Roman" w:hAnsi="Calibri" w:cs="Calibri"/>
-          <w:color w:val="1F1F1F"/>
-        </w:rPr>
-        <w:t xml:space="preserve">Жасанды интеллект </w:t>
-      </w:r>
-      <w:r>
-        <w:rPr>
-          <w:rFonts w:ascii="Calibri" w:eastAsia="Times New Roman" w:hAnsi="Calibri" w:cs="Calibri"/>
-          <w:color w:val="1F1F1F"/>
-          <w:lang w:val="kk-KZ"/>
-        </w:rPr>
-        <w:t>бағдарламалау</w:t>
-      </w:r>
-      <w:r>
-        <w:rPr>
-          <w:rFonts w:ascii="Calibri" w:eastAsia="Times New Roman" w:hAnsi="Calibri" w:cs="Calibri"/>
-          <w:color w:val="1F1F1F"/>
-        </w:rPr>
-        <w:t>(Antigravity, Cursor немесе Codex) құралдарына нақты нұсқаулар (промпттар) беру арқылы толыққанды машиналық оқыту жобасын – үй бағасын болжайтын веб-қосымшаны құру процесін зерттеу. Студенттер AI ұсынған кодтың архитектурасын талдап, генерацияланған шешімнің сапасына сыни баға беруді үйренеді.</w:t>
-      </w:r>
-    </w:p>
-    <w:p>
-      <w:pPr>
-        <w:jc w:val="both"/>
+          <w:sz w:val="27"/>
+          <w:szCs w:val="27"/>
+        </w:rPr>
+        <w:t>Оқу нәтижелері</w:t>
+      </w:r>
+    </w:p>
+    <w:p>
+      <w:pPr>
+        <w:jc w:val="both"/>
+        <w:rPr>
+          <w:rFonts w:ascii="Calibri" w:eastAsia="Times New Roman" w:hAnsi="Calibri" w:cs="Calibri"/>
+        </w:rPr>
+      </w:pPr>
+      <w:r>
+        <w:rPr>
+          <w:rFonts w:ascii="Calibri" w:eastAsia="Times New Roman" w:hAnsi="Calibri" w:cs="Calibri"/>
+        </w:rPr>
+        <w:t>Осы зертханалық жұмыстың соңында студенттер:</w:t>
+      </w:r>
+    </w:p>
+    <w:p>
+      <w:pPr>
+        <w:jc w:val="both"/>
+        <w:rPr>
+          <w:rFonts w:ascii="Calibri" w:eastAsia="Times New Roman" w:hAnsi="Calibri" w:cs="Calibri"/>
+        </w:rPr>
+      </w:pPr>
+      <w:r>
+        <w:rPr>
+          <w:rFonts w:ascii="Calibri" w:eastAsia="Times New Roman" w:hAnsi="Calibri" w:cs="Calibri"/>
+        </w:rPr>
+        <w:br/>
+      </w:r>
+      <w:r>
+        <w:rPr>
+          <w:rFonts w:ascii="Calibri" w:eastAsia="Times New Roman" w:hAnsi="Calibri" w:cs="Calibri"/>
+        </w:rPr>
+        <w:t xml:space="preserve">1. </w:t>
+      </w:r>
+      <w:r>
+        <w:rPr>
+          <w:rFonts w:ascii="Calibri" w:eastAsia="Times New Roman" w:hAnsi="Calibri" w:cs="Calibri"/>
+        </w:rPr>
+        <w:t>Python кітапханаларын машиналық оқытуда қолдана алады,</w:t>
+      </w:r>
+    </w:p>
+    <w:p>
+      <w:pPr>
+        <w:jc w:val="both"/>
+        <w:rPr>
+          <w:rFonts w:ascii="Calibri" w:eastAsia="Times New Roman" w:hAnsi="Calibri" w:cs="Calibri"/>
+        </w:rPr>
+      </w:pPr>
+      <w:r>
+        <w:rPr>
+          <w:rFonts w:ascii="Calibri" w:eastAsia="Times New Roman" w:hAnsi="Calibri" w:cs="Calibri"/>
+        </w:rPr>
+        <w:t xml:space="preserve">2. </w:t>
+      </w:r>
+      <w:r>
+        <w:rPr>
+          <w:rFonts w:ascii="Calibri" w:eastAsia="Times New Roman" w:hAnsi="Calibri" w:cs="Calibri"/>
+        </w:rPr>
+        <w:t>CSV файлынан деректер жиынтығын жүктей алады,</w:t>
+      </w:r>
+    </w:p>
+    <w:p>
+      <w:pPr>
+        <w:jc w:val="both"/>
+        <w:rPr>
+          <w:rFonts w:ascii="Calibri" w:eastAsia="Times New Roman" w:hAnsi="Calibri" w:cs="Calibri"/>
+        </w:rPr>
+      </w:pPr>
+      <w:r>
+        <w:rPr>
+          <w:rFonts w:ascii="Calibri" w:eastAsia="Times New Roman" w:hAnsi="Calibri" w:cs="Calibri"/>
+        </w:rPr>
+        <w:t xml:space="preserve">3. </w:t>
+      </w:r>
+      <w:r>
+        <w:rPr>
+          <w:rFonts w:ascii="Calibri" w:eastAsia="Times New Roman" w:hAnsi="Calibri" w:cs="Calibri"/>
+        </w:rPr>
+        <w:t>белгілер мен мақсатты айнымалыны анықтай алады,</w:t>
+      </w:r>
+    </w:p>
+    <w:p>
+      <w:pPr>
+        <w:jc w:val="both"/>
+        <w:rPr>
+          <w:rFonts w:ascii="Calibri" w:eastAsia="Times New Roman" w:hAnsi="Calibri" w:cs="Calibri"/>
+        </w:rPr>
+      </w:pPr>
+      <w:r>
+        <w:rPr>
+          <w:rFonts w:ascii="Calibri" w:eastAsia="Times New Roman" w:hAnsi="Calibri" w:cs="Calibri"/>
+        </w:rPr>
+        <w:t xml:space="preserve">4. </w:t>
+      </w:r>
+      <w:r>
+        <w:rPr>
+          <w:rFonts w:ascii="Calibri" w:eastAsia="Times New Roman" w:hAnsi="Calibri" w:cs="Calibri"/>
+        </w:rPr>
+        <w:t>Сызықтық регрессия және Логистикалық регрессия модельдерін құрып, бағалай алады,</w:t>
+      </w:r>
+      <w:r>
+        <w:rPr>
+          <w:rFonts w:ascii="Calibri" w:eastAsia="Times New Roman" w:hAnsi="Calibri" w:cs="Calibri"/>
+        </w:rPr>
+        <w:br/>
+      </w:r>
+      <w:r>
+        <w:rPr>
+          <w:rFonts w:ascii="Calibri" w:eastAsia="Times New Roman" w:hAnsi="Calibri" w:cs="Calibri"/>
+          <w:lang w:val="ru-RU"/>
+        </w:rPr>
+        <w:t xml:space="preserve">5. </w:t>
+      </w:r>
+      <w:r>
+        <w:rPr>
+          <w:rFonts w:ascii="Calibri" w:eastAsia="Times New Roman" w:hAnsi="Calibri" w:cs="Calibri"/>
+        </w:rPr>
+        <w:t xml:space="preserve">Kaggle </w:t>
+      </w:r>
+      <w:r>
+        <w:rPr>
+          <w:rFonts w:ascii="Calibri" w:eastAsia="Times New Roman" w:hAnsi="Calibri" w:cs="Calibri"/>
+          <w:lang w:val="ru-RU"/>
+        </w:rPr>
+        <w:t>(</w:t>
+      </w:r>
+      <w:r>
+        <w:rPr>
+          <w:rFonts w:ascii="Calibri" w:eastAsia="Times New Roman" w:hAnsi="Calibri" w:cs="Calibri"/>
+          <w:lang w:val="en-US"/>
+        </w:rPr>
+        <w:t>https</w:t>
+      </w:r>
+      <w:r>
+        <w:rPr>
+          <w:rFonts w:ascii="Calibri" w:eastAsia="Times New Roman" w:hAnsi="Calibri" w:cs="Calibri"/>
+          <w:lang w:val="ru-RU"/>
+        </w:rPr>
+        <w:t>://</w:t>
+      </w:r>
+      <w:r>
+        <w:rPr>
+          <w:rFonts w:ascii="Calibri" w:eastAsia="Times New Roman" w:hAnsi="Calibri" w:cs="Calibri"/>
+          <w:lang w:val="en-US"/>
+        </w:rPr>
+        <w:t>www</w:t>
+      </w:r>
+      <w:r>
+        <w:rPr>
+          <w:rFonts w:ascii="Calibri" w:eastAsia="Times New Roman" w:hAnsi="Calibri" w:cs="Calibri"/>
+          <w:lang w:val="ru-RU"/>
+        </w:rPr>
+        <w:t>.</w:t>
+      </w:r>
+      <w:proofErr w:type="spellStart"/>
+      <w:r>
+        <w:rPr>
+          <w:rFonts w:ascii="Calibri" w:eastAsia="Times New Roman" w:hAnsi="Calibri" w:cs="Calibri"/>
+          <w:lang w:val="en-US"/>
+        </w:rPr>
+        <w:t>kaggle</w:t>
+      </w:r>
+      <w:proofErr w:type="spellEnd"/>
+      <w:r>
+        <w:rPr>
+          <w:rFonts w:ascii="Calibri" w:eastAsia="Times New Roman" w:hAnsi="Calibri" w:cs="Calibri"/>
+          <w:lang w:val="ru-RU"/>
+        </w:rPr>
+        <w:t>.</w:t>
+      </w:r>
+      <w:r>
+        <w:rPr>
+          <w:rFonts w:ascii="Calibri" w:eastAsia="Times New Roman" w:hAnsi="Calibri" w:cs="Calibri"/>
+          <w:lang w:val="en-US"/>
+        </w:rPr>
+        <w:t>com</w:t>
+      </w:r>
+      <w:r>
+        <w:rPr>
+          <w:rFonts w:ascii="Calibri" w:eastAsia="Times New Roman" w:hAnsi="Calibri" w:cs="Calibri"/>
+          <w:lang w:val="ru-RU"/>
+        </w:rPr>
+        <w:t xml:space="preserve">) </w:t>
+      </w:r>
+      <w:r>
+        <w:rPr>
+          <w:rFonts w:ascii="Calibri" w:eastAsia="Times New Roman" w:hAnsi="Calibri" w:cs="Calibri"/>
+        </w:rPr>
+        <w:t>платформасынан регрессия және классификация есептеріне арналған деректер жиынтықтарын өз бетінше таба алады.</w:t>
+      </w:r>
+    </w:p>
+    <w:p>
+      <w:pPr>
+        <w:jc w:val="both"/>
+        <w:rPr>
+          <w:rFonts w:ascii="Calibri" w:eastAsia="Times New Roman" w:hAnsi="Calibri" w:cs="Calibri"/>
+        </w:rPr>
+      </w:pPr>
+    </w:p>
+    <w:p>
+      <w:pPr>
+        <w:jc w:val="both"/>
+        <w:outlineLvl w:val="1"/>
         <w:rPr>
           <w:rFonts w:ascii="Calibri" w:eastAsia="Times New Roman" w:hAnsi="Calibri" w:cs="Calibri"/>
           <w:b/>
           <w:bCs/>
-          <w:color w:val="1F1F1F"/>
-          <w:bdr w:val="none" w:sz="0" w:space="0" w:color="auto" w:frame="1"/>
-        </w:rPr>
-      </w:pPr>
-    </w:p>
-    <w:p>
-      <w:pPr>
-        <w:jc w:val="both"/>
+          <w:sz w:val="36"/>
+          <w:szCs w:val="36"/>
+        </w:rPr>
+      </w:pPr>
+      <w:r>
         <w:rPr>
           <w:rFonts w:ascii="Calibri" w:eastAsia="Times New Roman" w:hAnsi="Calibri" w:cs="Calibri"/>
           <w:b/>
           <w:bCs/>
-          <w:color w:val="1F1F1F"/>
-          <w:bdr w:val="none" w:sz="0" w:space="0" w:color="auto" w:frame="1"/>
-        </w:rPr>
-      </w:pPr>
+          <w:sz w:val="36"/>
+          <w:szCs w:val="36"/>
+        </w:rPr>
+        <w:t>Маңызды нұсқау</w:t>
+      </w:r>
+    </w:p>
+    <w:p>
+      <w:pPr>
+        <w:jc w:val="both"/>
+        <w:rPr>
+          <w:rFonts w:ascii="Calibri" w:eastAsia="Times New Roman" w:hAnsi="Calibri" w:cs="Calibri"/>
+        </w:rPr>
+      </w:pPr>
+      <w:r>
+        <w:rPr>
+          <w:rFonts w:ascii="Calibri" w:eastAsia="Times New Roman" w:hAnsi="Calibri" w:cs="Calibri"/>
+        </w:rPr>
+        <w:t xml:space="preserve">Осы зертханалық жұмыста студенттер алдыңғы зертханалық жұмыста қолданылған </w:t>
+      </w:r>
       <w:r>
         <w:rPr>
           <w:rFonts w:ascii="Calibri" w:eastAsia="Times New Roman" w:hAnsi="Calibri" w:cs="Calibri"/>
           <w:b/>
           <w:bCs/>
-          <w:color w:val="1F1F1F"/>
-          <w:bdr w:val="none" w:sz="0" w:space="0" w:color="auto" w:frame="1"/>
-        </w:rPr>
-        <w:t>Қажетті құралдар</w:t>
-      </w:r>
-      <w:r>
+          <w:sz w:val="20"/>
+          <w:szCs w:val="20"/>
+        </w:rPr>
+        <w:t>housing.csv</w:t>
+      </w:r>
+      <w:r>
+        <w:rPr>
+          <w:rFonts w:ascii="Calibri" w:eastAsia="Times New Roman" w:hAnsi="Calibri" w:cs="Calibri"/>
+        </w:rPr>
+        <w:t xml:space="preserve"> файлын пайдалануы тиіс. Кодты іске қоспас бұрын бұл файл дұрыс бумаға орналастырылуы керек. Егер файлдың жолы дұрыс көрсетілмесе, Python оны оқи алмайды.</w:t>
+      </w:r>
+    </w:p>
+    <w:p>
+      <w:pPr>
+        <w:jc w:val="both"/>
+        <w:rPr>
+          <w:rFonts w:ascii="Calibri" w:eastAsia="Times New Roman" w:hAnsi="Calibri" w:cs="Calibri"/>
+        </w:rPr>
+      </w:pPr>
+      <w:r>
+        <w:rPr>
+          <w:rFonts w:ascii="Calibri" w:eastAsia="Times New Roman" w:hAnsi="Calibri" w:cs="Calibri"/>
+        </w:rPr>
+        <w:t>Мысалы:</w:t>
+      </w:r>
+    </w:p>
+    <w:p>
+      <w:pPr>
+        <w:tabs>
+          <w:tab w:val="left" w:pos="916"/>
+          <w:tab w:val="left" w:pos="1832"/>
+          <w:tab w:val="left" w:pos="2748"/>
+          <w:tab w:val="left" w:pos="3664"/>
+          <w:tab w:val="left" w:pos="4580"/>
+          <w:tab w:val="left" w:pos="5496"/>
+          <w:tab w:val="left" w:pos="6412"/>
+          <w:tab w:val="left" w:pos="7328"/>
+          <w:tab w:val="left" w:pos="8244"/>
+          <w:tab w:val="left" w:pos="9160"/>
+          <w:tab w:val="left" w:pos="10076"/>
+          <w:tab w:val="left" w:pos="10992"/>
+          <w:tab w:val="left" w:pos="11908"/>
+          <w:tab w:val="left" w:pos="12824"/>
+          <w:tab w:val="left" w:pos="13740"/>
+          <w:tab w:val="left" w:pos="14656"/>
+        </w:tabs>
+        <w:jc w:val="both"/>
+        <w:rPr>
+          <w:rFonts w:ascii="Calibri" w:eastAsia="Times New Roman" w:hAnsi="Calibri" w:cs="Calibri"/>
+          <w:sz w:val="20"/>
+          <w:szCs w:val="20"/>
+        </w:rPr>
+      </w:pPr>
+      <w:r>
+        <w:rPr>
+          <w:rFonts w:ascii="Calibri" w:eastAsia="Times New Roman" w:hAnsi="Calibri" w:cs="Calibri"/>
+          <w:sz w:val="20"/>
+          <w:szCs w:val="20"/>
+        </w:rPr>
+        <w:t>data = pd.read_csv("housing.csv")</w:t>
+      </w:r>
+    </w:p>
+    <w:p>
+      <w:pPr>
+        <w:jc w:val="both"/>
+        <w:rPr>
+          <w:rFonts w:ascii="Calibri" w:eastAsia="Times New Roman" w:hAnsi="Calibri" w:cs="Calibri"/>
+        </w:rPr>
+      </w:pPr>
+      <w:r>
+        <w:rPr>
+          <w:rFonts w:ascii="Calibri" w:eastAsia="Times New Roman" w:hAnsi="Calibri" w:cs="Calibri"/>
+        </w:rPr>
+        <w:t>Егер файл басқа бумада сақталса, онда жолы нақты көрсетілуі керек:</w:t>
+      </w:r>
+    </w:p>
+    <w:p>
+      <w:pPr>
+        <w:tabs>
+          <w:tab w:val="left" w:pos="916"/>
+          <w:tab w:val="left" w:pos="1832"/>
+          <w:tab w:val="left" w:pos="2748"/>
+          <w:tab w:val="left" w:pos="3664"/>
+          <w:tab w:val="left" w:pos="4580"/>
+          <w:tab w:val="left" w:pos="5496"/>
+          <w:tab w:val="left" w:pos="6412"/>
+          <w:tab w:val="left" w:pos="7328"/>
+          <w:tab w:val="left" w:pos="8244"/>
+          <w:tab w:val="left" w:pos="9160"/>
+          <w:tab w:val="left" w:pos="10076"/>
+          <w:tab w:val="left" w:pos="10992"/>
+          <w:tab w:val="left" w:pos="11908"/>
+          <w:tab w:val="left" w:pos="12824"/>
+          <w:tab w:val="left" w:pos="13740"/>
+          <w:tab w:val="left" w:pos="14656"/>
+        </w:tabs>
+        <w:jc w:val="both"/>
+        <w:rPr>
+          <w:rFonts w:ascii="Calibri" w:eastAsia="Times New Roman" w:hAnsi="Calibri" w:cs="Calibri"/>
+          <w:sz w:val="20"/>
+          <w:szCs w:val="20"/>
+        </w:rPr>
+      </w:pPr>
+      <w:r>
+        <w:rPr>
+          <w:rFonts w:ascii="Calibri" w:eastAsia="Times New Roman" w:hAnsi="Calibri" w:cs="Calibri"/>
+          <w:sz w:val="20"/>
+          <w:szCs w:val="20"/>
+        </w:rPr>
+        <w:t>data = pd.read_csv("data/housing.csv")</w:t>
+      </w:r>
+    </w:p>
+    <w:p>
+      <w:pPr>
+        <w:jc w:val="both"/>
+        <w:outlineLvl w:val="1"/>
         <w:rPr>
           <w:rFonts w:ascii="Calibri" w:eastAsia="Times New Roman" w:hAnsi="Calibri" w:cs="Calibri"/>
           <w:b/>
           <w:bCs/>
-          <w:color w:val="1F1F1F"/>
-          <w:bdr w:val="none" w:sz="0" w:space="0" w:color="auto" w:frame="1"/>
-        </w:rPr>
-        <w:t>:</w:t>
-      </w:r>
-    </w:p>
-    <w:p>
-      <w:pPr>
-        <w:jc w:val="both"/>
-        <w:rPr>
-          <w:rFonts w:ascii="Calibri" w:eastAsia="Times New Roman" w:hAnsi="Calibri" w:cs="Calibri"/>
-          <w:color w:val="1F1F1F"/>
-        </w:rPr>
-      </w:pPr>
-      <w:r>
-        <w:rPr>
-          <w:rFonts w:ascii="Calibri" w:eastAsia="Times New Roman" w:hAnsi="Calibri" w:cs="Calibri"/>
-          <w:color w:val="1F1F1F"/>
-        </w:rPr>
-        <w:t xml:space="preserve">Орнатылған AI кодтау құралы (мысалы, Google Antigravity </w:t>
-      </w:r>
-      <w:r>
-        <w:rPr>
-          <w:rFonts w:ascii="Calibri" w:eastAsia="Times New Roman" w:hAnsi="Calibri" w:cs="Calibri"/>
-          <w:color w:val="1F1F1F"/>
-        </w:rPr>
-        <w:t>IDE</w:t>
-      </w:r>
-      <w:r>
-        <w:rPr>
-          <w:rFonts w:ascii="Calibri" w:eastAsia="Times New Roman" w:hAnsi="Calibri" w:cs="Calibri"/>
-          <w:color w:val="1F1F1F"/>
-        </w:rPr>
-        <w:t>).</w:t>
+          <w:sz w:val="36"/>
+          <w:szCs w:val="36"/>
+        </w:rPr>
+      </w:pPr>
+    </w:p>
+    <w:p>
+      <w:pPr>
+        <w:jc w:val="both"/>
+        <w:outlineLvl w:val="1"/>
+        <w:rPr>
+          <w:rFonts w:ascii="Calibri" w:eastAsia="Times New Roman" w:hAnsi="Calibri" w:cs="Calibri"/>
+          <w:b/>
+          <w:bCs/>
+          <w:sz w:val="36"/>
+          <w:szCs w:val="36"/>
+        </w:rPr>
+      </w:pPr>
+      <w:r>
+        <w:rPr>
+          <w:rFonts w:ascii="Calibri" w:eastAsia="Times New Roman" w:hAnsi="Calibri" w:cs="Calibri"/>
+          <w:b/>
+          <w:bCs/>
+          <w:sz w:val="36"/>
+          <w:szCs w:val="36"/>
+        </w:rPr>
+        <w:t>1-бөлім. housing.csv файлын пайдаланып Сызықтық регрессия мысалы</w:t>
+      </w:r>
+    </w:p>
+    <w:p>
+      <w:pPr>
+        <w:jc w:val="both"/>
+        <w:outlineLvl w:val="2"/>
+        <w:rPr>
+          <w:rFonts w:ascii="Calibri" w:eastAsia="Times New Roman" w:hAnsi="Calibri" w:cs="Calibri"/>
+          <w:b/>
+          <w:bCs/>
+          <w:sz w:val="27"/>
+          <w:szCs w:val="27"/>
+        </w:rPr>
+      </w:pPr>
+    </w:p>
+    <w:p>
+      <w:pPr>
+        <w:jc w:val="both"/>
+        <w:outlineLvl w:val="2"/>
+        <w:rPr>
+          <w:rFonts w:ascii="Calibri" w:eastAsia="Times New Roman" w:hAnsi="Calibri" w:cs="Calibri"/>
+          <w:b/>
+          <w:bCs/>
+          <w:sz w:val="27"/>
+          <w:szCs w:val="27"/>
+        </w:rPr>
+      </w:pPr>
+      <w:r>
+        <w:rPr>
+          <w:rFonts w:ascii="Calibri" w:eastAsia="Times New Roman" w:hAnsi="Calibri" w:cs="Calibri"/>
+          <w:b/>
+          <w:bCs/>
+          <w:sz w:val="27"/>
+          <w:szCs w:val="27"/>
+        </w:rPr>
+        <w:t>Сипаттамасы</w:t>
+      </w:r>
+    </w:p>
+    <w:p>
+      <w:pPr>
+        <w:jc w:val="both"/>
+        <w:rPr>
+          <w:rFonts w:ascii="Calibri" w:eastAsia="Times New Roman" w:hAnsi="Calibri" w:cs="Calibri"/>
+        </w:rPr>
+      </w:pPr>
+      <w:r>
+        <w:rPr>
+          <w:rFonts w:ascii="Calibri" w:eastAsia="Times New Roman" w:hAnsi="Calibri" w:cs="Calibri"/>
+        </w:rPr>
+        <w:t xml:space="preserve">Сызықтық регрессия мақсатты айнымалы сандық болған жағдайда қолданылады. Бұл мысалда модель </w:t>
+      </w:r>
+      <w:r>
+        <w:rPr>
+          <w:rFonts w:ascii="Calibri" w:eastAsia="Times New Roman" w:hAnsi="Calibri" w:cs="Calibri"/>
+          <w:sz w:val="20"/>
+          <w:szCs w:val="20"/>
+        </w:rPr>
+        <w:t>housing.csv</w:t>
+      </w:r>
+      <w:r>
+        <w:rPr>
+          <w:rFonts w:ascii="Calibri" w:eastAsia="Times New Roman" w:hAnsi="Calibri" w:cs="Calibri"/>
+        </w:rPr>
+        <w:t xml:space="preserve"> деректер жиынтығындағы белгілерді пайдаланып үй бағасын болжайды.</w:t>
+      </w:r>
+    </w:p>
+    <w:p>
+      <w:pPr>
+        <w:jc w:val="both"/>
+        <w:outlineLvl w:val="2"/>
+        <w:rPr>
+          <w:rFonts w:ascii="Calibri" w:eastAsia="Times New Roman" w:hAnsi="Calibri" w:cs="Calibri"/>
+          <w:b/>
+          <w:bCs/>
+          <w:sz w:val="27"/>
+          <w:szCs w:val="27"/>
+        </w:rPr>
+      </w:pPr>
+    </w:p>
+    <w:p>
+      <w:pPr>
+        <w:jc w:val="both"/>
+        <w:outlineLvl w:val="2"/>
+        <w:rPr>
+          <w:rFonts w:ascii="Calibri" w:eastAsia="Times New Roman" w:hAnsi="Calibri" w:cs="Calibri"/>
+          <w:b/>
+          <w:bCs/>
+          <w:sz w:val="27"/>
+          <w:szCs w:val="27"/>
+        </w:rPr>
+      </w:pPr>
+      <w:r>
+        <w:rPr>
+          <w:rFonts w:ascii="Calibri" w:eastAsia="Times New Roman" w:hAnsi="Calibri" w:cs="Calibri"/>
+          <w:b/>
+          <w:bCs/>
+          <w:sz w:val="27"/>
+          <w:szCs w:val="27"/>
+        </w:rPr>
+        <w:t>Мысал код</w:t>
+      </w:r>
+    </w:p>
+    <w:p>
+      <w:pPr>
+        <w:tabs>
+          <w:tab w:val="left" w:pos="916"/>
+          <w:tab w:val="left" w:pos="1832"/>
+          <w:tab w:val="left" w:pos="2748"/>
+          <w:tab w:val="left" w:pos="3664"/>
+          <w:tab w:val="left" w:pos="4580"/>
+          <w:tab w:val="left" w:pos="5496"/>
+          <w:tab w:val="left" w:pos="6412"/>
+          <w:tab w:val="left" w:pos="7328"/>
+          <w:tab w:val="left" w:pos="8244"/>
+          <w:tab w:val="left" w:pos="9160"/>
+          <w:tab w:val="left" w:pos="10076"/>
+          <w:tab w:val="left" w:pos="10992"/>
+          <w:tab w:val="left" w:pos="11908"/>
+          <w:tab w:val="left" w:pos="12824"/>
+          <w:tab w:val="left" w:pos="13740"/>
+          <w:tab w:val="left" w:pos="14656"/>
+        </w:tabs>
+        <w:jc w:val="both"/>
+        <w:rPr>
+          <w:rFonts w:ascii="Calibri" w:eastAsia="Times New Roman" w:hAnsi="Calibri" w:cs="Calibri"/>
+          <w:sz w:val="20"/>
+          <w:szCs w:val="20"/>
+        </w:rPr>
+      </w:pPr>
+      <w:r>
+        <w:rPr>
+          <w:rFonts w:ascii="Calibri" w:eastAsia="Times New Roman" w:hAnsi="Calibri" w:cs="Calibri"/>
+          <w:sz w:val="20"/>
+          <w:szCs w:val="20"/>
+        </w:rPr>
+        <w:t># Қажетті кітапханаларды импорттау</w:t>
+      </w:r>
+    </w:p>
+    <w:p>
+      <w:pPr>
+        <w:tabs>
+          <w:tab w:val="left" w:pos="916"/>
+          <w:tab w:val="left" w:pos="1832"/>
+          <w:tab w:val="left" w:pos="2748"/>
+          <w:tab w:val="left" w:pos="3664"/>
+          <w:tab w:val="left" w:pos="4580"/>
+          <w:tab w:val="left" w:pos="5496"/>
+          <w:tab w:val="left" w:pos="6412"/>
+          <w:tab w:val="left" w:pos="7328"/>
+          <w:tab w:val="left" w:pos="8244"/>
+          <w:tab w:val="left" w:pos="9160"/>
+          <w:tab w:val="left" w:pos="10076"/>
+          <w:tab w:val="left" w:pos="10992"/>
+          <w:tab w:val="left" w:pos="11908"/>
+          <w:tab w:val="left" w:pos="12824"/>
+          <w:tab w:val="left" w:pos="13740"/>
+          <w:tab w:val="left" w:pos="14656"/>
+        </w:tabs>
+        <w:jc w:val="both"/>
+        <w:rPr>
+          <w:rFonts w:ascii="Calibri" w:eastAsia="Times New Roman" w:hAnsi="Calibri" w:cs="Calibri"/>
+          <w:sz w:val="20"/>
+          <w:szCs w:val="20"/>
+        </w:rPr>
+      </w:pPr>
+      <w:r>
+        <w:rPr>
+          <w:rFonts w:ascii="Calibri" w:eastAsia="Times New Roman" w:hAnsi="Calibri" w:cs="Calibri"/>
+          <w:sz w:val="20"/>
+          <w:szCs w:val="20"/>
+        </w:rPr>
+        <w:t>import pandas as pd   # Кестелік деректермен жұмыс істеу үшін</w:t>
+      </w:r>
+    </w:p>
+    <w:p>
+      <w:pPr>
+        <w:tabs>
+          <w:tab w:val="left" w:pos="916"/>
+          <w:tab w:val="left" w:pos="1832"/>
+          <w:tab w:val="left" w:pos="2748"/>
+          <w:tab w:val="left" w:pos="3664"/>
+          <w:tab w:val="left" w:pos="4580"/>
+          <w:tab w:val="left" w:pos="5496"/>
+          <w:tab w:val="left" w:pos="6412"/>
+          <w:tab w:val="left" w:pos="7328"/>
+          <w:tab w:val="left" w:pos="8244"/>
+          <w:tab w:val="left" w:pos="9160"/>
+          <w:tab w:val="left" w:pos="10076"/>
+          <w:tab w:val="left" w:pos="10992"/>
+          <w:tab w:val="left" w:pos="11908"/>
+          <w:tab w:val="left" w:pos="12824"/>
+          <w:tab w:val="left" w:pos="13740"/>
+          <w:tab w:val="left" w:pos="14656"/>
+        </w:tabs>
+        <w:jc w:val="both"/>
+        <w:rPr>
+          <w:rFonts w:ascii="Calibri" w:eastAsia="Times New Roman" w:hAnsi="Calibri" w:cs="Calibri"/>
+          <w:sz w:val="20"/>
+          <w:szCs w:val="20"/>
+        </w:rPr>
+      </w:pPr>
+      <w:r>
+        <w:rPr>
+          <w:rFonts w:ascii="Calibri" w:eastAsia="Times New Roman" w:hAnsi="Calibri" w:cs="Calibri"/>
+          <w:sz w:val="20"/>
+          <w:szCs w:val="20"/>
+        </w:rPr>
+        <w:lastRenderedPageBreak/>
+        <w:t>from sklearn.model_selection import train_test_split   # Деректерді оқыту және тестілеу жиынтықтарына бөлу үшін</w:t>
+      </w:r>
+    </w:p>
+    <w:p>
+      <w:pPr>
+        <w:tabs>
+          <w:tab w:val="left" w:pos="916"/>
+          <w:tab w:val="left" w:pos="1832"/>
+          <w:tab w:val="left" w:pos="2748"/>
+          <w:tab w:val="left" w:pos="3664"/>
+          <w:tab w:val="left" w:pos="4580"/>
+          <w:tab w:val="left" w:pos="5496"/>
+          <w:tab w:val="left" w:pos="6412"/>
+          <w:tab w:val="left" w:pos="7328"/>
+          <w:tab w:val="left" w:pos="8244"/>
+          <w:tab w:val="left" w:pos="9160"/>
+          <w:tab w:val="left" w:pos="10076"/>
+          <w:tab w:val="left" w:pos="10992"/>
+          <w:tab w:val="left" w:pos="11908"/>
+          <w:tab w:val="left" w:pos="12824"/>
+          <w:tab w:val="left" w:pos="13740"/>
+          <w:tab w:val="left" w:pos="14656"/>
+        </w:tabs>
+        <w:jc w:val="both"/>
+        <w:rPr>
+          <w:rFonts w:ascii="Calibri" w:eastAsia="Times New Roman" w:hAnsi="Calibri" w:cs="Calibri"/>
+          <w:sz w:val="20"/>
+          <w:szCs w:val="20"/>
+        </w:rPr>
+      </w:pPr>
+      <w:r>
+        <w:rPr>
+          <w:rFonts w:ascii="Calibri" w:eastAsia="Times New Roman" w:hAnsi="Calibri" w:cs="Calibri"/>
+          <w:sz w:val="20"/>
+          <w:szCs w:val="20"/>
+        </w:rPr>
+        <w:t>from sklearn.linear_model import LinearRegression   # Сызықтық регрессия моделі</w:t>
+      </w:r>
+    </w:p>
+    <w:p>
+      <w:pPr>
+        <w:tabs>
+          <w:tab w:val="left" w:pos="916"/>
+          <w:tab w:val="left" w:pos="1832"/>
+          <w:tab w:val="left" w:pos="2748"/>
+          <w:tab w:val="left" w:pos="3664"/>
+          <w:tab w:val="left" w:pos="4580"/>
+          <w:tab w:val="left" w:pos="5496"/>
+          <w:tab w:val="left" w:pos="6412"/>
+          <w:tab w:val="left" w:pos="7328"/>
+          <w:tab w:val="left" w:pos="8244"/>
+          <w:tab w:val="left" w:pos="9160"/>
+          <w:tab w:val="left" w:pos="10076"/>
+          <w:tab w:val="left" w:pos="10992"/>
+          <w:tab w:val="left" w:pos="11908"/>
+          <w:tab w:val="left" w:pos="12824"/>
+          <w:tab w:val="left" w:pos="13740"/>
+          <w:tab w:val="left" w:pos="14656"/>
+        </w:tabs>
+        <w:jc w:val="both"/>
+        <w:rPr>
+          <w:rFonts w:ascii="Calibri" w:eastAsia="Times New Roman" w:hAnsi="Calibri" w:cs="Calibri"/>
+          <w:sz w:val="20"/>
+          <w:szCs w:val="20"/>
+        </w:rPr>
+      </w:pPr>
+      <w:r>
+        <w:rPr>
+          <w:rFonts w:ascii="Calibri" w:eastAsia="Times New Roman" w:hAnsi="Calibri" w:cs="Calibri"/>
+          <w:sz w:val="20"/>
+          <w:szCs w:val="20"/>
+        </w:rPr>
+        <w:t>from sklearn.metrics import mean_squared_error, r2_score   # Регрессияны бағалау метрикалары</w:t>
+      </w:r>
+    </w:p>
+    <w:p>
+      <w:pPr>
+        <w:tabs>
+          <w:tab w:val="left" w:pos="916"/>
+          <w:tab w:val="left" w:pos="1832"/>
+          <w:tab w:val="left" w:pos="2748"/>
+          <w:tab w:val="left" w:pos="3664"/>
+          <w:tab w:val="left" w:pos="4580"/>
+          <w:tab w:val="left" w:pos="5496"/>
+          <w:tab w:val="left" w:pos="6412"/>
+          <w:tab w:val="left" w:pos="7328"/>
+          <w:tab w:val="left" w:pos="8244"/>
+          <w:tab w:val="left" w:pos="9160"/>
+          <w:tab w:val="left" w:pos="10076"/>
+          <w:tab w:val="left" w:pos="10992"/>
+          <w:tab w:val="left" w:pos="11908"/>
+          <w:tab w:val="left" w:pos="12824"/>
+          <w:tab w:val="left" w:pos="13740"/>
+          <w:tab w:val="left" w:pos="14656"/>
+        </w:tabs>
+        <w:jc w:val="both"/>
+        <w:rPr>
+          <w:rFonts w:ascii="Calibri" w:eastAsia="Times New Roman" w:hAnsi="Calibri" w:cs="Calibri"/>
+          <w:sz w:val="20"/>
+          <w:szCs w:val="20"/>
+        </w:rPr>
+      </w:pPr>
+    </w:p>
+    <w:p>
+      <w:pPr>
+        <w:tabs>
+          <w:tab w:val="left" w:pos="916"/>
+          <w:tab w:val="left" w:pos="1832"/>
+          <w:tab w:val="left" w:pos="2748"/>
+          <w:tab w:val="left" w:pos="3664"/>
+          <w:tab w:val="left" w:pos="4580"/>
+          <w:tab w:val="left" w:pos="5496"/>
+          <w:tab w:val="left" w:pos="6412"/>
+          <w:tab w:val="left" w:pos="7328"/>
+          <w:tab w:val="left" w:pos="8244"/>
+          <w:tab w:val="left" w:pos="9160"/>
+          <w:tab w:val="left" w:pos="10076"/>
+          <w:tab w:val="left" w:pos="10992"/>
+          <w:tab w:val="left" w:pos="11908"/>
+          <w:tab w:val="left" w:pos="12824"/>
+          <w:tab w:val="left" w:pos="13740"/>
+          <w:tab w:val="left" w:pos="14656"/>
+        </w:tabs>
+        <w:jc w:val="both"/>
+        <w:rPr>
+          <w:rFonts w:ascii="Calibri" w:eastAsia="Times New Roman" w:hAnsi="Calibri" w:cs="Calibri"/>
+          <w:sz w:val="20"/>
+          <w:szCs w:val="20"/>
+        </w:rPr>
+      </w:pPr>
+      <w:r>
+        <w:rPr>
+          <w:rFonts w:ascii="Calibri" w:eastAsia="Times New Roman" w:hAnsi="Calibri" w:cs="Calibri"/>
+          <w:sz w:val="20"/>
+          <w:szCs w:val="20"/>
+        </w:rPr>
+        <w:t># 1-қадам: Деректер жиынтығын CSV файлынан жүктеу</w:t>
+      </w:r>
+    </w:p>
+    <w:p>
+      <w:pPr>
+        <w:tabs>
+          <w:tab w:val="left" w:pos="916"/>
+          <w:tab w:val="left" w:pos="1832"/>
+          <w:tab w:val="left" w:pos="2748"/>
+          <w:tab w:val="left" w:pos="3664"/>
+          <w:tab w:val="left" w:pos="4580"/>
+          <w:tab w:val="left" w:pos="5496"/>
+          <w:tab w:val="left" w:pos="6412"/>
+          <w:tab w:val="left" w:pos="7328"/>
+          <w:tab w:val="left" w:pos="8244"/>
+          <w:tab w:val="left" w:pos="9160"/>
+          <w:tab w:val="left" w:pos="10076"/>
+          <w:tab w:val="left" w:pos="10992"/>
+          <w:tab w:val="left" w:pos="11908"/>
+          <w:tab w:val="left" w:pos="12824"/>
+          <w:tab w:val="left" w:pos="13740"/>
+          <w:tab w:val="left" w:pos="14656"/>
+        </w:tabs>
+        <w:jc w:val="both"/>
+        <w:rPr>
+          <w:rFonts w:ascii="Calibri" w:eastAsia="Times New Roman" w:hAnsi="Calibri" w:cs="Calibri"/>
+          <w:sz w:val="20"/>
+          <w:szCs w:val="20"/>
+        </w:rPr>
+      </w:pPr>
+      <w:r>
+        <w:rPr>
+          <w:rFonts w:ascii="Calibri" w:eastAsia="Times New Roman" w:hAnsi="Calibri" w:cs="Calibri"/>
+          <w:sz w:val="20"/>
+          <w:szCs w:val="20"/>
+        </w:rPr>
+        <w:t># Студенттер housing.csv файлының дұрыс бумада орналасқанына көз жеткізуі керек</w:t>
+      </w:r>
+    </w:p>
+    <w:p>
+      <w:pPr>
+        <w:tabs>
+          <w:tab w:val="left" w:pos="916"/>
+          <w:tab w:val="left" w:pos="1832"/>
+          <w:tab w:val="left" w:pos="2748"/>
+          <w:tab w:val="left" w:pos="3664"/>
+          <w:tab w:val="left" w:pos="4580"/>
+          <w:tab w:val="left" w:pos="5496"/>
+          <w:tab w:val="left" w:pos="6412"/>
+          <w:tab w:val="left" w:pos="7328"/>
+          <w:tab w:val="left" w:pos="8244"/>
+          <w:tab w:val="left" w:pos="9160"/>
+          <w:tab w:val="left" w:pos="10076"/>
+          <w:tab w:val="left" w:pos="10992"/>
+          <w:tab w:val="left" w:pos="11908"/>
+          <w:tab w:val="left" w:pos="12824"/>
+          <w:tab w:val="left" w:pos="13740"/>
+          <w:tab w:val="left" w:pos="14656"/>
+        </w:tabs>
+        <w:jc w:val="both"/>
+        <w:rPr>
+          <w:rFonts w:ascii="Calibri" w:eastAsia="Times New Roman" w:hAnsi="Calibri" w:cs="Calibri"/>
+          <w:sz w:val="20"/>
+          <w:szCs w:val="20"/>
+        </w:rPr>
+      </w:pPr>
+      <w:r>
+        <w:rPr>
+          <w:rFonts w:ascii="Calibri" w:eastAsia="Times New Roman" w:hAnsi="Calibri" w:cs="Calibri"/>
+          <w:sz w:val="20"/>
+          <w:szCs w:val="20"/>
+        </w:rPr>
+        <w:t>data = pd.read_csv("</w:t>
+      </w:r>
+      <w:r>
+        <w:rPr>
+          <w:rFonts w:ascii="Calibri" w:eastAsia="Times New Roman" w:hAnsi="Calibri" w:cs="Calibri"/>
+          <w:sz w:val="20"/>
+          <w:szCs w:val="20"/>
+          <w:lang w:val="kk-KZ"/>
+        </w:rPr>
+        <w:t>H</w:t>
+      </w:r>
+      <w:r>
+        <w:rPr>
+          <w:rFonts w:ascii="Calibri" w:eastAsia="Times New Roman" w:hAnsi="Calibri" w:cs="Calibri"/>
+          <w:sz w:val="20"/>
+          <w:szCs w:val="20"/>
+        </w:rPr>
+        <w:t>ousing.csv")</w:t>
+      </w:r>
+    </w:p>
+    <w:p>
+      <w:pPr>
+        <w:tabs>
+          <w:tab w:val="left" w:pos="916"/>
+          <w:tab w:val="left" w:pos="1832"/>
+          <w:tab w:val="left" w:pos="2748"/>
+          <w:tab w:val="left" w:pos="3664"/>
+          <w:tab w:val="left" w:pos="4580"/>
+          <w:tab w:val="left" w:pos="5496"/>
+          <w:tab w:val="left" w:pos="6412"/>
+          <w:tab w:val="left" w:pos="7328"/>
+          <w:tab w:val="left" w:pos="8244"/>
+          <w:tab w:val="left" w:pos="9160"/>
+          <w:tab w:val="left" w:pos="10076"/>
+          <w:tab w:val="left" w:pos="10992"/>
+          <w:tab w:val="left" w:pos="11908"/>
+          <w:tab w:val="left" w:pos="12824"/>
+          <w:tab w:val="left" w:pos="13740"/>
+          <w:tab w:val="left" w:pos="14656"/>
+        </w:tabs>
+        <w:jc w:val="both"/>
+        <w:rPr>
+          <w:rFonts w:ascii="Calibri" w:eastAsia="Times New Roman" w:hAnsi="Calibri" w:cs="Calibri"/>
+          <w:sz w:val="20"/>
+          <w:szCs w:val="20"/>
+        </w:rPr>
+      </w:pPr>
+    </w:p>
+    <w:p>
+      <w:pPr>
+        <w:tabs>
+          <w:tab w:val="left" w:pos="916"/>
+          <w:tab w:val="left" w:pos="1832"/>
+          <w:tab w:val="left" w:pos="2748"/>
+          <w:tab w:val="left" w:pos="3664"/>
+          <w:tab w:val="left" w:pos="4580"/>
+          <w:tab w:val="left" w:pos="5496"/>
+          <w:tab w:val="left" w:pos="6412"/>
+          <w:tab w:val="left" w:pos="7328"/>
+          <w:tab w:val="left" w:pos="8244"/>
+          <w:tab w:val="left" w:pos="9160"/>
+          <w:tab w:val="left" w:pos="10076"/>
+          <w:tab w:val="left" w:pos="10992"/>
+          <w:tab w:val="left" w:pos="11908"/>
+          <w:tab w:val="left" w:pos="12824"/>
+          <w:tab w:val="left" w:pos="13740"/>
+          <w:tab w:val="left" w:pos="14656"/>
+        </w:tabs>
+        <w:jc w:val="both"/>
+        <w:rPr>
+          <w:rFonts w:ascii="Calibri" w:eastAsia="Times New Roman" w:hAnsi="Calibri" w:cs="Calibri"/>
+          <w:sz w:val="20"/>
+          <w:szCs w:val="20"/>
+        </w:rPr>
+      </w:pPr>
+      <w:r>
+        <w:rPr>
+          <w:rFonts w:ascii="Calibri" w:eastAsia="Times New Roman" w:hAnsi="Calibri" w:cs="Calibri"/>
+          <w:sz w:val="20"/>
+          <w:szCs w:val="20"/>
+        </w:rPr>
+        <w:t># 2-қадам: Деректер жиынтығының алғашқы жолдарын көрсету</w:t>
+      </w:r>
+    </w:p>
+    <w:p>
+      <w:pPr>
+        <w:tabs>
+          <w:tab w:val="left" w:pos="916"/>
+          <w:tab w:val="left" w:pos="1832"/>
+          <w:tab w:val="left" w:pos="2748"/>
+          <w:tab w:val="left" w:pos="3664"/>
+          <w:tab w:val="left" w:pos="4580"/>
+          <w:tab w:val="left" w:pos="5496"/>
+          <w:tab w:val="left" w:pos="6412"/>
+          <w:tab w:val="left" w:pos="7328"/>
+          <w:tab w:val="left" w:pos="8244"/>
+          <w:tab w:val="left" w:pos="9160"/>
+          <w:tab w:val="left" w:pos="10076"/>
+          <w:tab w:val="left" w:pos="10992"/>
+          <w:tab w:val="left" w:pos="11908"/>
+          <w:tab w:val="left" w:pos="12824"/>
+          <w:tab w:val="left" w:pos="13740"/>
+          <w:tab w:val="left" w:pos="14656"/>
+        </w:tabs>
+        <w:jc w:val="both"/>
+        <w:rPr>
+          <w:rFonts w:ascii="Calibri" w:eastAsia="Times New Roman" w:hAnsi="Calibri" w:cs="Calibri"/>
+          <w:sz w:val="20"/>
+          <w:szCs w:val="20"/>
+        </w:rPr>
+      </w:pPr>
+      <w:r>
+        <w:rPr>
+          <w:rFonts w:ascii="Calibri" w:eastAsia="Times New Roman" w:hAnsi="Calibri" w:cs="Calibri"/>
+          <w:sz w:val="20"/>
+          <w:szCs w:val="20"/>
+        </w:rPr>
+        <w:t># Бұл деректердің құрылымын түсінуге көмектеседі</w:t>
+      </w:r>
+    </w:p>
+    <w:p>
+      <w:pPr>
+        <w:tabs>
+          <w:tab w:val="left" w:pos="916"/>
+          <w:tab w:val="left" w:pos="1832"/>
+          <w:tab w:val="left" w:pos="2748"/>
+          <w:tab w:val="left" w:pos="3664"/>
+          <w:tab w:val="left" w:pos="4580"/>
+          <w:tab w:val="left" w:pos="5496"/>
+          <w:tab w:val="left" w:pos="6412"/>
+          <w:tab w:val="left" w:pos="7328"/>
+          <w:tab w:val="left" w:pos="8244"/>
+          <w:tab w:val="left" w:pos="9160"/>
+          <w:tab w:val="left" w:pos="10076"/>
+          <w:tab w:val="left" w:pos="10992"/>
+          <w:tab w:val="left" w:pos="11908"/>
+          <w:tab w:val="left" w:pos="12824"/>
+          <w:tab w:val="left" w:pos="13740"/>
+          <w:tab w:val="left" w:pos="14656"/>
+        </w:tabs>
+        <w:jc w:val="both"/>
+        <w:rPr>
+          <w:rFonts w:ascii="Calibri" w:eastAsia="Times New Roman" w:hAnsi="Calibri" w:cs="Calibri"/>
+          <w:sz w:val="20"/>
+          <w:szCs w:val="20"/>
+        </w:rPr>
+      </w:pPr>
+      <w:r>
+        <w:rPr>
+          <w:rFonts w:ascii="Calibri" w:eastAsia="Times New Roman" w:hAnsi="Calibri" w:cs="Calibri"/>
+          <w:sz w:val="20"/>
+          <w:szCs w:val="20"/>
+        </w:rPr>
+        <w:t>print("Деректер жиынтығының алғашқы 5 жолы:")</w:t>
+      </w:r>
+    </w:p>
+    <w:p>
+      <w:pPr>
+        <w:tabs>
+          <w:tab w:val="left" w:pos="916"/>
+          <w:tab w:val="left" w:pos="1832"/>
+          <w:tab w:val="left" w:pos="2748"/>
+          <w:tab w:val="left" w:pos="3664"/>
+          <w:tab w:val="left" w:pos="4580"/>
+          <w:tab w:val="left" w:pos="5496"/>
+          <w:tab w:val="left" w:pos="6412"/>
+          <w:tab w:val="left" w:pos="7328"/>
+          <w:tab w:val="left" w:pos="8244"/>
+          <w:tab w:val="left" w:pos="9160"/>
+          <w:tab w:val="left" w:pos="10076"/>
+          <w:tab w:val="left" w:pos="10992"/>
+          <w:tab w:val="left" w:pos="11908"/>
+          <w:tab w:val="left" w:pos="12824"/>
+          <w:tab w:val="left" w:pos="13740"/>
+          <w:tab w:val="left" w:pos="14656"/>
+        </w:tabs>
+        <w:jc w:val="both"/>
+        <w:rPr>
+          <w:rFonts w:ascii="Calibri" w:eastAsia="Times New Roman" w:hAnsi="Calibri" w:cs="Calibri"/>
+          <w:sz w:val="20"/>
+          <w:szCs w:val="20"/>
+        </w:rPr>
+      </w:pPr>
+      <w:r>
+        <w:rPr>
+          <w:rFonts w:ascii="Calibri" w:eastAsia="Times New Roman" w:hAnsi="Calibri" w:cs="Calibri"/>
+          <w:sz w:val="20"/>
+          <w:szCs w:val="20"/>
+        </w:rPr>
+        <w:t>print(data.head())</w:t>
+      </w:r>
+    </w:p>
+    <w:p>
+      <w:pPr>
+        <w:tabs>
+          <w:tab w:val="left" w:pos="916"/>
+          <w:tab w:val="left" w:pos="1832"/>
+          <w:tab w:val="left" w:pos="2748"/>
+          <w:tab w:val="left" w:pos="3664"/>
+          <w:tab w:val="left" w:pos="4580"/>
+          <w:tab w:val="left" w:pos="5496"/>
+          <w:tab w:val="left" w:pos="6412"/>
+          <w:tab w:val="left" w:pos="7328"/>
+          <w:tab w:val="left" w:pos="8244"/>
+          <w:tab w:val="left" w:pos="9160"/>
+          <w:tab w:val="left" w:pos="10076"/>
+          <w:tab w:val="left" w:pos="10992"/>
+          <w:tab w:val="left" w:pos="11908"/>
+          <w:tab w:val="left" w:pos="12824"/>
+          <w:tab w:val="left" w:pos="13740"/>
+          <w:tab w:val="left" w:pos="14656"/>
+        </w:tabs>
+        <w:jc w:val="both"/>
+        <w:rPr>
+          <w:rFonts w:ascii="Calibri" w:eastAsia="Times New Roman" w:hAnsi="Calibri" w:cs="Calibri"/>
+          <w:sz w:val="20"/>
+          <w:szCs w:val="20"/>
+        </w:rPr>
+      </w:pPr>
+    </w:p>
+    <w:p>
+      <w:pPr>
+        <w:tabs>
+          <w:tab w:val="left" w:pos="916"/>
+          <w:tab w:val="left" w:pos="1832"/>
+          <w:tab w:val="left" w:pos="2748"/>
+          <w:tab w:val="left" w:pos="3664"/>
+          <w:tab w:val="left" w:pos="4580"/>
+          <w:tab w:val="left" w:pos="5496"/>
+          <w:tab w:val="left" w:pos="6412"/>
+          <w:tab w:val="left" w:pos="7328"/>
+          <w:tab w:val="left" w:pos="8244"/>
+          <w:tab w:val="left" w:pos="9160"/>
+          <w:tab w:val="left" w:pos="10076"/>
+          <w:tab w:val="left" w:pos="10992"/>
+          <w:tab w:val="left" w:pos="11908"/>
+          <w:tab w:val="left" w:pos="12824"/>
+          <w:tab w:val="left" w:pos="13740"/>
+          <w:tab w:val="left" w:pos="14656"/>
+        </w:tabs>
+        <w:jc w:val="both"/>
+        <w:rPr>
+          <w:rFonts w:ascii="Calibri" w:eastAsia="Times New Roman" w:hAnsi="Calibri" w:cs="Calibri"/>
+          <w:sz w:val="20"/>
+          <w:szCs w:val="20"/>
+        </w:rPr>
+      </w:pPr>
+      <w:r>
+        <w:rPr>
+          <w:rFonts w:ascii="Calibri" w:eastAsia="Times New Roman" w:hAnsi="Calibri" w:cs="Calibri"/>
+          <w:sz w:val="20"/>
+          <w:szCs w:val="20"/>
+        </w:rPr>
+        <w:t># 3-қадам: Баған атауларын тексеру</w:t>
+      </w:r>
+    </w:p>
+    <w:p>
+      <w:pPr>
+        <w:tabs>
+          <w:tab w:val="left" w:pos="916"/>
+          <w:tab w:val="left" w:pos="1832"/>
+          <w:tab w:val="left" w:pos="2748"/>
+          <w:tab w:val="left" w:pos="3664"/>
+          <w:tab w:val="left" w:pos="4580"/>
+          <w:tab w:val="left" w:pos="5496"/>
+          <w:tab w:val="left" w:pos="6412"/>
+          <w:tab w:val="left" w:pos="7328"/>
+          <w:tab w:val="left" w:pos="8244"/>
+          <w:tab w:val="left" w:pos="9160"/>
+          <w:tab w:val="left" w:pos="10076"/>
+          <w:tab w:val="left" w:pos="10992"/>
+          <w:tab w:val="left" w:pos="11908"/>
+          <w:tab w:val="left" w:pos="12824"/>
+          <w:tab w:val="left" w:pos="13740"/>
+          <w:tab w:val="left" w:pos="14656"/>
+        </w:tabs>
+        <w:jc w:val="both"/>
+        <w:rPr>
+          <w:rFonts w:ascii="Calibri" w:eastAsia="Times New Roman" w:hAnsi="Calibri" w:cs="Calibri"/>
+          <w:sz w:val="20"/>
+          <w:szCs w:val="20"/>
+        </w:rPr>
+      </w:pPr>
+      <w:r>
+        <w:rPr>
+          <w:rFonts w:ascii="Calibri" w:eastAsia="Times New Roman" w:hAnsi="Calibri" w:cs="Calibri"/>
+          <w:sz w:val="20"/>
+          <w:szCs w:val="20"/>
+        </w:rPr>
+        <w:t># Бұл белгілер мен мақсатты айнымалыны анықтауға көмектеседі</w:t>
+      </w:r>
+    </w:p>
+    <w:p>
+      <w:pPr>
+        <w:tabs>
+          <w:tab w:val="left" w:pos="916"/>
+          <w:tab w:val="left" w:pos="1832"/>
+          <w:tab w:val="left" w:pos="2748"/>
+          <w:tab w:val="left" w:pos="3664"/>
+          <w:tab w:val="left" w:pos="4580"/>
+          <w:tab w:val="left" w:pos="5496"/>
+          <w:tab w:val="left" w:pos="6412"/>
+          <w:tab w:val="left" w:pos="7328"/>
+          <w:tab w:val="left" w:pos="8244"/>
+          <w:tab w:val="left" w:pos="9160"/>
+          <w:tab w:val="left" w:pos="10076"/>
+          <w:tab w:val="left" w:pos="10992"/>
+          <w:tab w:val="left" w:pos="11908"/>
+          <w:tab w:val="left" w:pos="12824"/>
+          <w:tab w:val="left" w:pos="13740"/>
+          <w:tab w:val="left" w:pos="14656"/>
+        </w:tabs>
+        <w:jc w:val="both"/>
+        <w:rPr>
+          <w:rFonts w:ascii="Calibri" w:eastAsia="Times New Roman" w:hAnsi="Calibri" w:cs="Calibri"/>
+          <w:sz w:val="20"/>
+          <w:szCs w:val="20"/>
+        </w:rPr>
+      </w:pPr>
+      <w:r>
+        <w:rPr>
+          <w:rFonts w:ascii="Calibri" w:eastAsia="Times New Roman" w:hAnsi="Calibri" w:cs="Calibri"/>
+          <w:sz w:val="20"/>
+          <w:szCs w:val="20"/>
+        </w:rPr>
+        <w:t>print("\nБаған атаулары:")</w:t>
+      </w:r>
+    </w:p>
+    <w:p>
+      <w:pPr>
+        <w:tabs>
+          <w:tab w:val="left" w:pos="916"/>
+          <w:tab w:val="left" w:pos="1832"/>
+          <w:tab w:val="left" w:pos="2748"/>
+          <w:tab w:val="left" w:pos="3664"/>
+          <w:tab w:val="left" w:pos="4580"/>
+          <w:tab w:val="left" w:pos="5496"/>
+          <w:tab w:val="left" w:pos="6412"/>
+          <w:tab w:val="left" w:pos="7328"/>
+          <w:tab w:val="left" w:pos="8244"/>
+          <w:tab w:val="left" w:pos="9160"/>
+          <w:tab w:val="left" w:pos="10076"/>
+          <w:tab w:val="left" w:pos="10992"/>
+          <w:tab w:val="left" w:pos="11908"/>
+          <w:tab w:val="left" w:pos="12824"/>
+          <w:tab w:val="left" w:pos="13740"/>
+          <w:tab w:val="left" w:pos="14656"/>
+        </w:tabs>
+        <w:jc w:val="both"/>
+        <w:rPr>
+          <w:rFonts w:ascii="Calibri" w:eastAsia="Times New Roman" w:hAnsi="Calibri" w:cs="Calibri"/>
+          <w:sz w:val="20"/>
+          <w:szCs w:val="20"/>
+        </w:rPr>
+      </w:pPr>
+      <w:r>
+        <w:rPr>
+          <w:rFonts w:ascii="Calibri" w:eastAsia="Times New Roman" w:hAnsi="Calibri" w:cs="Calibri"/>
+          <w:sz w:val="20"/>
+          <w:szCs w:val="20"/>
+        </w:rPr>
+        <w:t>print(data.columns)</w:t>
+      </w:r>
+    </w:p>
+    <w:p>
+      <w:pPr>
+        <w:tabs>
+          <w:tab w:val="left" w:pos="916"/>
+          <w:tab w:val="left" w:pos="1832"/>
+          <w:tab w:val="left" w:pos="2748"/>
+          <w:tab w:val="left" w:pos="3664"/>
+          <w:tab w:val="left" w:pos="4580"/>
+          <w:tab w:val="left" w:pos="5496"/>
+          <w:tab w:val="left" w:pos="6412"/>
+          <w:tab w:val="left" w:pos="7328"/>
+          <w:tab w:val="left" w:pos="8244"/>
+          <w:tab w:val="left" w:pos="9160"/>
+          <w:tab w:val="left" w:pos="10076"/>
+          <w:tab w:val="left" w:pos="10992"/>
+          <w:tab w:val="left" w:pos="11908"/>
+          <w:tab w:val="left" w:pos="12824"/>
+          <w:tab w:val="left" w:pos="13740"/>
+          <w:tab w:val="left" w:pos="14656"/>
+        </w:tabs>
+        <w:jc w:val="both"/>
+        <w:rPr>
+          <w:rFonts w:ascii="Calibri" w:eastAsia="Times New Roman" w:hAnsi="Calibri" w:cs="Calibri"/>
+          <w:sz w:val="20"/>
+          <w:szCs w:val="20"/>
+        </w:rPr>
+      </w:pPr>
+    </w:p>
+    <w:p>
+      <w:pPr>
+        <w:tabs>
+          <w:tab w:val="left" w:pos="916"/>
+          <w:tab w:val="left" w:pos="1832"/>
+          <w:tab w:val="left" w:pos="2748"/>
+          <w:tab w:val="left" w:pos="3664"/>
+          <w:tab w:val="left" w:pos="4580"/>
+          <w:tab w:val="left" w:pos="5496"/>
+          <w:tab w:val="left" w:pos="6412"/>
+          <w:tab w:val="left" w:pos="7328"/>
+          <w:tab w:val="left" w:pos="8244"/>
+          <w:tab w:val="left" w:pos="9160"/>
+          <w:tab w:val="left" w:pos="10076"/>
+          <w:tab w:val="left" w:pos="10992"/>
+          <w:tab w:val="left" w:pos="11908"/>
+          <w:tab w:val="left" w:pos="12824"/>
+          <w:tab w:val="left" w:pos="13740"/>
+          <w:tab w:val="left" w:pos="14656"/>
+        </w:tabs>
+        <w:jc w:val="both"/>
+        <w:rPr>
+          <w:rFonts w:ascii="Calibri" w:eastAsia="Times New Roman" w:hAnsi="Calibri" w:cs="Calibri"/>
+          <w:sz w:val="20"/>
+          <w:szCs w:val="20"/>
+        </w:rPr>
+      </w:pPr>
+      <w:r>
+        <w:rPr>
+          <w:rFonts w:ascii="Calibri" w:eastAsia="Times New Roman" w:hAnsi="Calibri" w:cs="Calibri"/>
+          <w:sz w:val="20"/>
+          <w:szCs w:val="20"/>
+        </w:rPr>
+        <w:t># 4-қадам: Кіріс белгілері мен мақсатты айнымалыны таңдау</w:t>
+      </w:r>
+    </w:p>
+    <w:p>
+      <w:pPr>
+        <w:tabs>
+          <w:tab w:val="left" w:pos="916"/>
+          <w:tab w:val="left" w:pos="1832"/>
+          <w:tab w:val="left" w:pos="2748"/>
+          <w:tab w:val="left" w:pos="3664"/>
+          <w:tab w:val="left" w:pos="4580"/>
+          <w:tab w:val="left" w:pos="5496"/>
+          <w:tab w:val="left" w:pos="6412"/>
+          <w:tab w:val="left" w:pos="7328"/>
+          <w:tab w:val="left" w:pos="8244"/>
+          <w:tab w:val="left" w:pos="9160"/>
+          <w:tab w:val="left" w:pos="10076"/>
+          <w:tab w:val="left" w:pos="10992"/>
+          <w:tab w:val="left" w:pos="11908"/>
+          <w:tab w:val="left" w:pos="12824"/>
+          <w:tab w:val="left" w:pos="13740"/>
+          <w:tab w:val="left" w:pos="14656"/>
+        </w:tabs>
+        <w:jc w:val="both"/>
+        <w:rPr>
+          <w:rFonts w:ascii="Calibri" w:eastAsia="Times New Roman" w:hAnsi="Calibri" w:cs="Calibri"/>
+          <w:sz w:val="20"/>
+          <w:szCs w:val="20"/>
+        </w:rPr>
+      </w:pPr>
+      <w:r>
+        <w:rPr>
+          <w:rFonts w:ascii="Calibri" w:eastAsia="Times New Roman" w:hAnsi="Calibri" w:cs="Calibri"/>
+          <w:sz w:val="20"/>
+          <w:szCs w:val="20"/>
+        </w:rPr>
+        <w:t># Мұнда бірнеше үй сипаттамалары арқылы баға болжанады</w:t>
+      </w:r>
+    </w:p>
+    <w:p>
+      <w:pPr>
+        <w:tabs>
+          <w:tab w:val="left" w:pos="916"/>
+          <w:tab w:val="left" w:pos="1832"/>
+          <w:tab w:val="left" w:pos="2748"/>
+          <w:tab w:val="left" w:pos="3664"/>
+          <w:tab w:val="left" w:pos="4580"/>
+          <w:tab w:val="left" w:pos="5496"/>
+          <w:tab w:val="left" w:pos="6412"/>
+          <w:tab w:val="left" w:pos="7328"/>
+          <w:tab w:val="left" w:pos="8244"/>
+          <w:tab w:val="left" w:pos="9160"/>
+          <w:tab w:val="left" w:pos="10076"/>
+          <w:tab w:val="left" w:pos="10992"/>
+          <w:tab w:val="left" w:pos="11908"/>
+          <w:tab w:val="left" w:pos="12824"/>
+          <w:tab w:val="left" w:pos="13740"/>
+          <w:tab w:val="left" w:pos="14656"/>
+        </w:tabs>
+        <w:jc w:val="both"/>
+        <w:rPr>
+          <w:rFonts w:ascii="Calibri" w:eastAsia="Times New Roman" w:hAnsi="Calibri" w:cs="Calibri"/>
+          <w:sz w:val="20"/>
+          <w:szCs w:val="20"/>
+        </w:rPr>
+      </w:pPr>
+      <w:r>
+        <w:rPr>
+          <w:rFonts w:ascii="Calibri" w:eastAsia="Times New Roman" w:hAnsi="Calibri" w:cs="Calibri"/>
+          <w:sz w:val="20"/>
+          <w:szCs w:val="20"/>
+        </w:rPr>
+        <w:t># Бұл баған атаулары housing.csv файлында бар екеніне көз жеткізіңіз</w:t>
+      </w:r>
+    </w:p>
+    <w:p>
+      <w:pPr>
+        <w:tabs>
+          <w:tab w:val="left" w:pos="916"/>
+          <w:tab w:val="left" w:pos="1832"/>
+          <w:tab w:val="left" w:pos="2748"/>
+          <w:tab w:val="left" w:pos="3664"/>
+          <w:tab w:val="left" w:pos="4580"/>
+          <w:tab w:val="left" w:pos="5496"/>
+          <w:tab w:val="left" w:pos="6412"/>
+          <w:tab w:val="left" w:pos="7328"/>
+          <w:tab w:val="left" w:pos="8244"/>
+          <w:tab w:val="left" w:pos="9160"/>
+          <w:tab w:val="left" w:pos="10076"/>
+          <w:tab w:val="left" w:pos="10992"/>
+          <w:tab w:val="left" w:pos="11908"/>
+          <w:tab w:val="left" w:pos="12824"/>
+          <w:tab w:val="left" w:pos="13740"/>
+          <w:tab w:val="left" w:pos="14656"/>
+        </w:tabs>
+        <w:jc w:val="both"/>
+        <w:rPr>
+          <w:rFonts w:ascii="Calibri" w:eastAsia="Times New Roman" w:hAnsi="Calibri" w:cs="Calibri"/>
+          <w:sz w:val="20"/>
+          <w:szCs w:val="20"/>
+        </w:rPr>
+      </w:pPr>
+      <w:r>
+        <w:rPr>
+          <w:rFonts w:ascii="Calibri" w:eastAsia="Times New Roman" w:hAnsi="Calibri" w:cs="Calibri"/>
+          <w:sz w:val="20"/>
+          <w:szCs w:val="20"/>
+        </w:rPr>
+        <w:t>X = data[['bedrooms', 'bathrooms', '</w:t>
+      </w:r>
+      <w:r>
+        <w:t xml:space="preserve"> </w:t>
+      </w:r>
+      <w:r>
+        <w:rPr>
+          <w:rFonts w:ascii="Calibri" w:eastAsia="Times New Roman" w:hAnsi="Calibri" w:cs="Calibri"/>
+          <w:sz w:val="20"/>
+          <w:szCs w:val="20"/>
+        </w:rPr>
+        <w:t>sqft_living</w:t>
+      </w:r>
+      <w:r>
+        <w:rPr>
+          <w:rFonts w:ascii="Calibri" w:eastAsia="Times New Roman" w:hAnsi="Calibri" w:cs="Calibri"/>
+          <w:sz w:val="20"/>
+          <w:szCs w:val="20"/>
+        </w:rPr>
+        <w:t>', '</w:t>
+      </w:r>
+      <w:r>
+        <w:t xml:space="preserve"> </w:t>
+      </w:r>
+      <w:r>
+        <w:rPr>
+          <w:rFonts w:ascii="Calibri" w:eastAsia="Times New Roman" w:hAnsi="Calibri" w:cs="Calibri"/>
+          <w:sz w:val="20"/>
+          <w:szCs w:val="20"/>
+        </w:rPr>
+        <w:t>grade</w:t>
+      </w:r>
+      <w:r>
+        <w:rPr>
+          <w:rFonts w:ascii="Calibri" w:eastAsia="Times New Roman" w:hAnsi="Calibri" w:cs="Calibri"/>
+          <w:sz w:val="20"/>
+          <w:szCs w:val="20"/>
+        </w:rPr>
+        <w:t>']]</w:t>
+      </w:r>
+    </w:p>
+    <w:p>
+      <w:pPr>
+        <w:tabs>
+          <w:tab w:val="left" w:pos="916"/>
+          <w:tab w:val="left" w:pos="1832"/>
+          <w:tab w:val="left" w:pos="2748"/>
+          <w:tab w:val="left" w:pos="3664"/>
+          <w:tab w:val="left" w:pos="4580"/>
+          <w:tab w:val="left" w:pos="5496"/>
+          <w:tab w:val="left" w:pos="6412"/>
+          <w:tab w:val="left" w:pos="7328"/>
+          <w:tab w:val="left" w:pos="8244"/>
+          <w:tab w:val="left" w:pos="9160"/>
+          <w:tab w:val="left" w:pos="10076"/>
+          <w:tab w:val="left" w:pos="10992"/>
+          <w:tab w:val="left" w:pos="11908"/>
+          <w:tab w:val="left" w:pos="12824"/>
+          <w:tab w:val="left" w:pos="13740"/>
+          <w:tab w:val="left" w:pos="14656"/>
+        </w:tabs>
+        <w:jc w:val="both"/>
+        <w:rPr>
+          <w:rFonts w:ascii="Calibri" w:eastAsia="Times New Roman" w:hAnsi="Calibri" w:cs="Calibri"/>
+          <w:sz w:val="20"/>
+          <w:szCs w:val="20"/>
+        </w:rPr>
+      </w:pPr>
+      <w:r>
+        <w:rPr>
+          <w:rFonts w:ascii="Calibri" w:eastAsia="Times New Roman" w:hAnsi="Calibri" w:cs="Calibri"/>
+          <w:sz w:val="20"/>
+          <w:szCs w:val="20"/>
+        </w:rPr>
+        <w:t>y = data['price']</w:t>
+      </w:r>
+    </w:p>
+    <w:p>
+      <w:pPr>
+        <w:tabs>
+          <w:tab w:val="left" w:pos="916"/>
+          <w:tab w:val="left" w:pos="1832"/>
+          <w:tab w:val="left" w:pos="2748"/>
+          <w:tab w:val="left" w:pos="3664"/>
+          <w:tab w:val="left" w:pos="4580"/>
+          <w:tab w:val="left" w:pos="5496"/>
+          <w:tab w:val="left" w:pos="6412"/>
+          <w:tab w:val="left" w:pos="7328"/>
+          <w:tab w:val="left" w:pos="8244"/>
+          <w:tab w:val="left" w:pos="9160"/>
+          <w:tab w:val="left" w:pos="10076"/>
+          <w:tab w:val="left" w:pos="10992"/>
+          <w:tab w:val="left" w:pos="11908"/>
+          <w:tab w:val="left" w:pos="12824"/>
+          <w:tab w:val="left" w:pos="13740"/>
+          <w:tab w:val="left" w:pos="14656"/>
+        </w:tabs>
+        <w:jc w:val="both"/>
+        <w:rPr>
+          <w:rFonts w:ascii="Calibri" w:eastAsia="Times New Roman" w:hAnsi="Calibri" w:cs="Calibri"/>
+          <w:sz w:val="20"/>
+          <w:szCs w:val="20"/>
+        </w:rPr>
+      </w:pPr>
+    </w:p>
+    <w:p>
+      <w:pPr>
+        <w:tabs>
+          <w:tab w:val="left" w:pos="916"/>
+          <w:tab w:val="left" w:pos="1832"/>
+          <w:tab w:val="left" w:pos="2748"/>
+          <w:tab w:val="left" w:pos="3664"/>
+          <w:tab w:val="left" w:pos="4580"/>
+          <w:tab w:val="left" w:pos="5496"/>
+          <w:tab w:val="left" w:pos="6412"/>
+          <w:tab w:val="left" w:pos="7328"/>
+          <w:tab w:val="left" w:pos="8244"/>
+          <w:tab w:val="left" w:pos="9160"/>
+          <w:tab w:val="left" w:pos="10076"/>
+          <w:tab w:val="left" w:pos="10992"/>
+          <w:tab w:val="left" w:pos="11908"/>
+          <w:tab w:val="left" w:pos="12824"/>
+          <w:tab w:val="left" w:pos="13740"/>
+          <w:tab w:val="left" w:pos="14656"/>
+        </w:tabs>
+        <w:jc w:val="both"/>
+        <w:rPr>
+          <w:rFonts w:ascii="Calibri" w:eastAsia="Times New Roman" w:hAnsi="Calibri" w:cs="Calibri"/>
+          <w:sz w:val="20"/>
+          <w:szCs w:val="20"/>
+        </w:rPr>
+      </w:pPr>
+      <w:r>
+        <w:rPr>
+          <w:rFonts w:ascii="Calibri" w:eastAsia="Times New Roman" w:hAnsi="Calibri" w:cs="Calibri"/>
+          <w:sz w:val="20"/>
+          <w:szCs w:val="20"/>
+        </w:rPr>
+        <w:t># 5-қадам: Деректерді оқыту және тестілеу жиынтықтарына бөлу</w:t>
+      </w:r>
+    </w:p>
+    <w:p>
+      <w:pPr>
+        <w:tabs>
+          <w:tab w:val="left" w:pos="916"/>
+          <w:tab w:val="left" w:pos="1832"/>
+          <w:tab w:val="left" w:pos="2748"/>
+          <w:tab w:val="left" w:pos="3664"/>
+          <w:tab w:val="left" w:pos="4580"/>
+          <w:tab w:val="left" w:pos="5496"/>
+          <w:tab w:val="left" w:pos="6412"/>
+          <w:tab w:val="left" w:pos="7328"/>
+          <w:tab w:val="left" w:pos="8244"/>
+          <w:tab w:val="left" w:pos="9160"/>
+          <w:tab w:val="left" w:pos="10076"/>
+          <w:tab w:val="left" w:pos="10992"/>
+          <w:tab w:val="left" w:pos="11908"/>
+          <w:tab w:val="left" w:pos="12824"/>
+          <w:tab w:val="left" w:pos="13740"/>
+          <w:tab w:val="left" w:pos="14656"/>
+        </w:tabs>
+        <w:jc w:val="both"/>
+        <w:rPr>
+          <w:rFonts w:ascii="Calibri" w:eastAsia="Times New Roman" w:hAnsi="Calibri" w:cs="Calibri"/>
+          <w:sz w:val="20"/>
+          <w:szCs w:val="20"/>
+        </w:rPr>
+      </w:pPr>
+      <w:r>
+        <w:rPr>
+          <w:rFonts w:ascii="Calibri" w:eastAsia="Times New Roman" w:hAnsi="Calibri" w:cs="Calibri"/>
+          <w:sz w:val="20"/>
+          <w:szCs w:val="20"/>
+        </w:rPr>
+        <w:t># Деректердің 80%-ы оқытуға, 20%-ы тестілеуге қолданылады</w:t>
+      </w:r>
+    </w:p>
+    <w:p>
+      <w:pPr>
+        <w:tabs>
+          <w:tab w:val="left" w:pos="916"/>
+          <w:tab w:val="left" w:pos="1832"/>
+          <w:tab w:val="left" w:pos="2748"/>
+          <w:tab w:val="left" w:pos="3664"/>
+          <w:tab w:val="left" w:pos="4580"/>
+          <w:tab w:val="left" w:pos="5496"/>
+          <w:tab w:val="left" w:pos="6412"/>
+          <w:tab w:val="left" w:pos="7328"/>
+          <w:tab w:val="left" w:pos="8244"/>
+          <w:tab w:val="left" w:pos="9160"/>
+          <w:tab w:val="left" w:pos="10076"/>
+          <w:tab w:val="left" w:pos="10992"/>
+          <w:tab w:val="left" w:pos="11908"/>
+          <w:tab w:val="left" w:pos="12824"/>
+          <w:tab w:val="left" w:pos="13740"/>
+          <w:tab w:val="left" w:pos="14656"/>
+        </w:tabs>
+        <w:jc w:val="both"/>
+        <w:rPr>
+          <w:rFonts w:ascii="Calibri" w:eastAsia="Times New Roman" w:hAnsi="Calibri" w:cs="Calibri"/>
+          <w:sz w:val="20"/>
+          <w:szCs w:val="20"/>
+        </w:rPr>
+      </w:pPr>
+      <w:r>
+        <w:rPr>
+          <w:rFonts w:ascii="Calibri" w:eastAsia="Times New Roman" w:hAnsi="Calibri" w:cs="Calibri"/>
+          <w:sz w:val="20"/>
+          <w:szCs w:val="20"/>
+        </w:rPr>
+        <w:t># random_state нәтижені қайталап алуға мүмкіндік береді</w:t>
+      </w:r>
+    </w:p>
+    <w:p>
+      <w:pPr>
+        <w:tabs>
+          <w:tab w:val="left" w:pos="916"/>
+          <w:tab w:val="left" w:pos="1832"/>
+          <w:tab w:val="left" w:pos="2748"/>
+          <w:tab w:val="left" w:pos="3664"/>
+          <w:tab w:val="left" w:pos="4580"/>
+          <w:tab w:val="left" w:pos="5496"/>
+          <w:tab w:val="left" w:pos="6412"/>
+          <w:tab w:val="left" w:pos="7328"/>
+          <w:tab w:val="left" w:pos="8244"/>
+          <w:tab w:val="left" w:pos="9160"/>
+          <w:tab w:val="left" w:pos="10076"/>
+          <w:tab w:val="left" w:pos="10992"/>
+          <w:tab w:val="left" w:pos="11908"/>
+          <w:tab w:val="left" w:pos="12824"/>
+          <w:tab w:val="left" w:pos="13740"/>
+          <w:tab w:val="left" w:pos="14656"/>
+        </w:tabs>
+        <w:jc w:val="both"/>
+        <w:rPr>
+          <w:rFonts w:ascii="Calibri" w:eastAsia="Times New Roman" w:hAnsi="Calibri" w:cs="Calibri"/>
+          <w:sz w:val="20"/>
+          <w:szCs w:val="20"/>
+        </w:rPr>
+      </w:pPr>
+      <w:r>
+        <w:rPr>
+          <w:rFonts w:ascii="Calibri" w:eastAsia="Times New Roman" w:hAnsi="Calibri" w:cs="Calibri"/>
+          <w:sz w:val="20"/>
+          <w:szCs w:val="20"/>
+        </w:rPr>
+        <w:t>X_train, X_test, y_train, y_test = train_test_split(</w:t>
+      </w:r>
+    </w:p>
+    <w:p>
+      <w:pPr>
+        <w:tabs>
+          <w:tab w:val="left" w:pos="916"/>
+          <w:tab w:val="left" w:pos="1832"/>
+          <w:tab w:val="left" w:pos="2748"/>
+          <w:tab w:val="left" w:pos="3664"/>
+          <w:tab w:val="left" w:pos="4580"/>
+          <w:tab w:val="left" w:pos="5496"/>
+          <w:tab w:val="left" w:pos="6412"/>
+          <w:tab w:val="left" w:pos="7328"/>
+          <w:tab w:val="left" w:pos="8244"/>
+          <w:tab w:val="left" w:pos="9160"/>
+          <w:tab w:val="left" w:pos="10076"/>
+          <w:tab w:val="left" w:pos="10992"/>
+          <w:tab w:val="left" w:pos="11908"/>
+          <w:tab w:val="left" w:pos="12824"/>
+          <w:tab w:val="left" w:pos="13740"/>
+          <w:tab w:val="left" w:pos="14656"/>
+        </w:tabs>
+        <w:jc w:val="both"/>
+        <w:rPr>
+          <w:rFonts w:ascii="Calibri" w:eastAsia="Times New Roman" w:hAnsi="Calibri" w:cs="Calibri"/>
+          <w:sz w:val="20"/>
+          <w:szCs w:val="20"/>
+        </w:rPr>
+      </w:pPr>
+      <w:r>
+        <w:rPr>
+          <w:rFonts w:ascii="Calibri" w:eastAsia="Times New Roman" w:hAnsi="Calibri" w:cs="Calibri"/>
+          <w:sz w:val="20"/>
+          <w:szCs w:val="20"/>
+        </w:rPr>
+        <w:t xml:space="preserve">    X, y, test_size=0.2, random_state=42</w:t>
+      </w:r>
+    </w:p>
+    <w:p>
+      <w:pPr>
+        <w:tabs>
+          <w:tab w:val="left" w:pos="916"/>
+          <w:tab w:val="left" w:pos="1832"/>
+          <w:tab w:val="left" w:pos="2748"/>
+          <w:tab w:val="left" w:pos="3664"/>
+          <w:tab w:val="left" w:pos="4580"/>
+          <w:tab w:val="left" w:pos="5496"/>
+          <w:tab w:val="left" w:pos="6412"/>
+          <w:tab w:val="left" w:pos="7328"/>
+          <w:tab w:val="left" w:pos="8244"/>
+          <w:tab w:val="left" w:pos="9160"/>
+          <w:tab w:val="left" w:pos="10076"/>
+          <w:tab w:val="left" w:pos="10992"/>
+          <w:tab w:val="left" w:pos="11908"/>
+          <w:tab w:val="left" w:pos="12824"/>
+          <w:tab w:val="left" w:pos="13740"/>
+          <w:tab w:val="left" w:pos="14656"/>
+        </w:tabs>
+        <w:jc w:val="both"/>
+        <w:rPr>
+          <w:rFonts w:ascii="Calibri" w:eastAsia="Times New Roman" w:hAnsi="Calibri" w:cs="Calibri"/>
+          <w:sz w:val="20"/>
+          <w:szCs w:val="20"/>
+        </w:rPr>
+      </w:pPr>
+      <w:r>
+        <w:rPr>
+          <w:rFonts w:ascii="Calibri" w:eastAsia="Times New Roman" w:hAnsi="Calibri" w:cs="Calibri"/>
+          <w:sz w:val="20"/>
+          <w:szCs w:val="20"/>
+        </w:rPr>
+        <w:t>)</w:t>
+      </w:r>
+    </w:p>
+    <w:p>
+      <w:pPr>
+        <w:tabs>
+          <w:tab w:val="left" w:pos="916"/>
+          <w:tab w:val="left" w:pos="1832"/>
+          <w:tab w:val="left" w:pos="2748"/>
+          <w:tab w:val="left" w:pos="3664"/>
+          <w:tab w:val="left" w:pos="4580"/>
+          <w:tab w:val="left" w:pos="5496"/>
+          <w:tab w:val="left" w:pos="6412"/>
+          <w:tab w:val="left" w:pos="7328"/>
+          <w:tab w:val="left" w:pos="8244"/>
+          <w:tab w:val="left" w:pos="9160"/>
+          <w:tab w:val="left" w:pos="10076"/>
+          <w:tab w:val="left" w:pos="10992"/>
+          <w:tab w:val="left" w:pos="11908"/>
+          <w:tab w:val="left" w:pos="12824"/>
+          <w:tab w:val="left" w:pos="13740"/>
+          <w:tab w:val="left" w:pos="14656"/>
+        </w:tabs>
+        <w:jc w:val="both"/>
+        <w:rPr>
+          <w:rFonts w:ascii="Calibri" w:eastAsia="Times New Roman" w:hAnsi="Calibri" w:cs="Calibri"/>
+          <w:sz w:val="20"/>
+          <w:szCs w:val="20"/>
+        </w:rPr>
+      </w:pPr>
+    </w:p>
+    <w:p>
+      <w:pPr>
+        <w:tabs>
+          <w:tab w:val="left" w:pos="916"/>
+          <w:tab w:val="left" w:pos="1832"/>
+          <w:tab w:val="left" w:pos="2748"/>
+          <w:tab w:val="left" w:pos="3664"/>
+          <w:tab w:val="left" w:pos="4580"/>
+          <w:tab w:val="left" w:pos="5496"/>
+          <w:tab w:val="left" w:pos="6412"/>
+          <w:tab w:val="left" w:pos="7328"/>
+          <w:tab w:val="left" w:pos="8244"/>
+          <w:tab w:val="left" w:pos="9160"/>
+          <w:tab w:val="left" w:pos="10076"/>
+          <w:tab w:val="left" w:pos="10992"/>
+          <w:tab w:val="left" w:pos="11908"/>
+          <w:tab w:val="left" w:pos="12824"/>
+          <w:tab w:val="left" w:pos="13740"/>
+          <w:tab w:val="left" w:pos="14656"/>
+        </w:tabs>
+        <w:jc w:val="both"/>
+        <w:rPr>
+          <w:rFonts w:ascii="Calibri" w:eastAsia="Times New Roman" w:hAnsi="Calibri" w:cs="Calibri"/>
+          <w:sz w:val="20"/>
+          <w:szCs w:val="20"/>
+        </w:rPr>
+      </w:pPr>
+      <w:r>
+        <w:rPr>
+          <w:rFonts w:ascii="Calibri" w:eastAsia="Times New Roman" w:hAnsi="Calibri" w:cs="Calibri"/>
+          <w:sz w:val="20"/>
+          <w:szCs w:val="20"/>
+        </w:rPr>
+        <w:t># 6-қадам: Сызықтық регрессия моделін құру</w:t>
+      </w:r>
+    </w:p>
+    <w:p>
+      <w:pPr>
+        <w:tabs>
+          <w:tab w:val="left" w:pos="916"/>
+          <w:tab w:val="left" w:pos="1832"/>
+          <w:tab w:val="left" w:pos="2748"/>
+          <w:tab w:val="left" w:pos="3664"/>
+          <w:tab w:val="left" w:pos="4580"/>
+          <w:tab w:val="left" w:pos="5496"/>
+          <w:tab w:val="left" w:pos="6412"/>
+          <w:tab w:val="left" w:pos="7328"/>
+          <w:tab w:val="left" w:pos="8244"/>
+          <w:tab w:val="left" w:pos="9160"/>
+          <w:tab w:val="left" w:pos="10076"/>
+          <w:tab w:val="left" w:pos="10992"/>
+          <w:tab w:val="left" w:pos="11908"/>
+          <w:tab w:val="left" w:pos="12824"/>
+          <w:tab w:val="left" w:pos="13740"/>
+          <w:tab w:val="left" w:pos="14656"/>
+        </w:tabs>
+        <w:jc w:val="both"/>
+        <w:rPr>
+          <w:rFonts w:ascii="Calibri" w:eastAsia="Times New Roman" w:hAnsi="Calibri" w:cs="Calibri"/>
+          <w:sz w:val="20"/>
+          <w:szCs w:val="20"/>
+        </w:rPr>
+      </w:pPr>
+      <w:r>
+        <w:rPr>
+          <w:rFonts w:ascii="Calibri" w:eastAsia="Times New Roman" w:hAnsi="Calibri" w:cs="Calibri"/>
+          <w:sz w:val="20"/>
+          <w:szCs w:val="20"/>
+        </w:rPr>
+        <w:t>model = LinearRegression()</w:t>
+      </w:r>
+    </w:p>
+    <w:p>
+      <w:pPr>
+        <w:tabs>
+          <w:tab w:val="left" w:pos="916"/>
+          <w:tab w:val="left" w:pos="1832"/>
+          <w:tab w:val="left" w:pos="2748"/>
+          <w:tab w:val="left" w:pos="3664"/>
+          <w:tab w:val="left" w:pos="4580"/>
+          <w:tab w:val="left" w:pos="5496"/>
+          <w:tab w:val="left" w:pos="6412"/>
+          <w:tab w:val="left" w:pos="7328"/>
+          <w:tab w:val="left" w:pos="8244"/>
+          <w:tab w:val="left" w:pos="9160"/>
+          <w:tab w:val="left" w:pos="10076"/>
+          <w:tab w:val="left" w:pos="10992"/>
+          <w:tab w:val="left" w:pos="11908"/>
+          <w:tab w:val="left" w:pos="12824"/>
+          <w:tab w:val="left" w:pos="13740"/>
+          <w:tab w:val="left" w:pos="14656"/>
+        </w:tabs>
+        <w:jc w:val="both"/>
+        <w:rPr>
+          <w:rFonts w:ascii="Calibri" w:eastAsia="Times New Roman" w:hAnsi="Calibri" w:cs="Calibri"/>
+          <w:sz w:val="20"/>
+          <w:szCs w:val="20"/>
+        </w:rPr>
+      </w:pPr>
+    </w:p>
+    <w:p>
+      <w:pPr>
+        <w:tabs>
+          <w:tab w:val="left" w:pos="916"/>
+          <w:tab w:val="left" w:pos="1832"/>
+          <w:tab w:val="left" w:pos="2748"/>
+          <w:tab w:val="left" w:pos="3664"/>
+          <w:tab w:val="left" w:pos="4580"/>
+          <w:tab w:val="left" w:pos="5496"/>
+          <w:tab w:val="left" w:pos="6412"/>
+          <w:tab w:val="left" w:pos="7328"/>
+          <w:tab w:val="left" w:pos="8244"/>
+          <w:tab w:val="left" w:pos="9160"/>
+          <w:tab w:val="left" w:pos="10076"/>
+          <w:tab w:val="left" w:pos="10992"/>
+          <w:tab w:val="left" w:pos="11908"/>
+          <w:tab w:val="left" w:pos="12824"/>
+          <w:tab w:val="left" w:pos="13740"/>
+          <w:tab w:val="left" w:pos="14656"/>
+        </w:tabs>
+        <w:jc w:val="both"/>
+        <w:rPr>
+          <w:rFonts w:ascii="Calibri" w:eastAsia="Times New Roman" w:hAnsi="Calibri" w:cs="Calibri"/>
+          <w:sz w:val="20"/>
+          <w:szCs w:val="20"/>
+        </w:rPr>
+      </w:pPr>
+      <w:r>
+        <w:rPr>
+          <w:rFonts w:ascii="Calibri" w:eastAsia="Times New Roman" w:hAnsi="Calibri" w:cs="Calibri"/>
+          <w:sz w:val="20"/>
+          <w:szCs w:val="20"/>
+        </w:rPr>
+        <w:t># 7-қадам: Модельді оқыту деректерімен үйрету</w:t>
+      </w:r>
+    </w:p>
+    <w:p>
+      <w:pPr>
+        <w:tabs>
+          <w:tab w:val="left" w:pos="916"/>
+          <w:tab w:val="left" w:pos="1832"/>
+          <w:tab w:val="left" w:pos="2748"/>
+          <w:tab w:val="left" w:pos="3664"/>
+          <w:tab w:val="left" w:pos="4580"/>
+          <w:tab w:val="left" w:pos="5496"/>
+          <w:tab w:val="left" w:pos="6412"/>
+          <w:tab w:val="left" w:pos="7328"/>
+          <w:tab w:val="left" w:pos="8244"/>
+          <w:tab w:val="left" w:pos="9160"/>
+          <w:tab w:val="left" w:pos="10076"/>
+          <w:tab w:val="left" w:pos="10992"/>
+          <w:tab w:val="left" w:pos="11908"/>
+          <w:tab w:val="left" w:pos="12824"/>
+          <w:tab w:val="left" w:pos="13740"/>
+          <w:tab w:val="left" w:pos="14656"/>
+        </w:tabs>
+        <w:jc w:val="both"/>
+        <w:rPr>
+          <w:rFonts w:ascii="Calibri" w:eastAsia="Times New Roman" w:hAnsi="Calibri" w:cs="Calibri"/>
+          <w:sz w:val="20"/>
+          <w:szCs w:val="20"/>
+        </w:rPr>
+      </w:pPr>
+      <w:r>
+        <w:rPr>
+          <w:rFonts w:ascii="Calibri" w:eastAsia="Times New Roman" w:hAnsi="Calibri" w:cs="Calibri"/>
+          <w:sz w:val="20"/>
+          <w:szCs w:val="20"/>
+        </w:rPr>
+        <w:t>model.fit(X_train, y_train)</w:t>
+      </w:r>
+    </w:p>
+    <w:p>
+      <w:pPr>
+        <w:tabs>
+          <w:tab w:val="left" w:pos="916"/>
+          <w:tab w:val="left" w:pos="1832"/>
+          <w:tab w:val="left" w:pos="2748"/>
+          <w:tab w:val="left" w:pos="3664"/>
+          <w:tab w:val="left" w:pos="4580"/>
+          <w:tab w:val="left" w:pos="5496"/>
+          <w:tab w:val="left" w:pos="6412"/>
+          <w:tab w:val="left" w:pos="7328"/>
+          <w:tab w:val="left" w:pos="8244"/>
+          <w:tab w:val="left" w:pos="9160"/>
+          <w:tab w:val="left" w:pos="10076"/>
+          <w:tab w:val="left" w:pos="10992"/>
+          <w:tab w:val="left" w:pos="11908"/>
+          <w:tab w:val="left" w:pos="12824"/>
+          <w:tab w:val="left" w:pos="13740"/>
+          <w:tab w:val="left" w:pos="14656"/>
+        </w:tabs>
+        <w:jc w:val="both"/>
+        <w:rPr>
+          <w:rFonts w:ascii="Calibri" w:eastAsia="Times New Roman" w:hAnsi="Calibri" w:cs="Calibri"/>
+          <w:sz w:val="20"/>
+          <w:szCs w:val="20"/>
+        </w:rPr>
+      </w:pPr>
+    </w:p>
+    <w:p>
+      <w:pPr>
+        <w:tabs>
+          <w:tab w:val="left" w:pos="916"/>
+          <w:tab w:val="left" w:pos="1832"/>
+          <w:tab w:val="left" w:pos="2748"/>
+          <w:tab w:val="left" w:pos="3664"/>
+          <w:tab w:val="left" w:pos="4580"/>
+          <w:tab w:val="left" w:pos="5496"/>
+          <w:tab w:val="left" w:pos="6412"/>
+          <w:tab w:val="left" w:pos="7328"/>
+          <w:tab w:val="left" w:pos="8244"/>
+          <w:tab w:val="left" w:pos="9160"/>
+          <w:tab w:val="left" w:pos="10076"/>
+          <w:tab w:val="left" w:pos="10992"/>
+          <w:tab w:val="left" w:pos="11908"/>
+          <w:tab w:val="left" w:pos="12824"/>
+          <w:tab w:val="left" w:pos="13740"/>
+          <w:tab w:val="left" w:pos="14656"/>
+        </w:tabs>
+        <w:jc w:val="both"/>
+        <w:rPr>
+          <w:rFonts w:ascii="Calibri" w:eastAsia="Times New Roman" w:hAnsi="Calibri" w:cs="Calibri"/>
+          <w:sz w:val="20"/>
+          <w:szCs w:val="20"/>
+        </w:rPr>
+      </w:pPr>
+      <w:r>
+        <w:rPr>
+          <w:rFonts w:ascii="Calibri" w:eastAsia="Times New Roman" w:hAnsi="Calibri" w:cs="Calibri"/>
+          <w:sz w:val="20"/>
+          <w:szCs w:val="20"/>
+        </w:rPr>
+        <w:t># 8-қадам: Тест деректері бойынша болжау жасау</w:t>
+      </w:r>
+    </w:p>
+    <w:p>
+      <w:pPr>
+        <w:tabs>
+          <w:tab w:val="left" w:pos="916"/>
+          <w:tab w:val="left" w:pos="1832"/>
+          <w:tab w:val="left" w:pos="2748"/>
+          <w:tab w:val="left" w:pos="3664"/>
+          <w:tab w:val="left" w:pos="4580"/>
+          <w:tab w:val="left" w:pos="5496"/>
+          <w:tab w:val="left" w:pos="6412"/>
+          <w:tab w:val="left" w:pos="7328"/>
+          <w:tab w:val="left" w:pos="8244"/>
+          <w:tab w:val="left" w:pos="9160"/>
+          <w:tab w:val="left" w:pos="10076"/>
+          <w:tab w:val="left" w:pos="10992"/>
+          <w:tab w:val="left" w:pos="11908"/>
+          <w:tab w:val="left" w:pos="12824"/>
+          <w:tab w:val="left" w:pos="13740"/>
+          <w:tab w:val="left" w:pos="14656"/>
+        </w:tabs>
+        <w:jc w:val="both"/>
+        <w:rPr>
+          <w:rFonts w:ascii="Calibri" w:eastAsia="Times New Roman" w:hAnsi="Calibri" w:cs="Calibri"/>
+          <w:sz w:val="20"/>
+          <w:szCs w:val="20"/>
+        </w:rPr>
+      </w:pPr>
+      <w:r>
+        <w:rPr>
+          <w:rFonts w:ascii="Calibri" w:eastAsia="Times New Roman" w:hAnsi="Calibri" w:cs="Calibri"/>
+          <w:sz w:val="20"/>
+          <w:szCs w:val="20"/>
+        </w:rPr>
+        <w:t>y_pred = model.predict(X_test)</w:t>
+      </w:r>
+    </w:p>
+    <w:p>
+      <w:pPr>
+        <w:tabs>
+          <w:tab w:val="left" w:pos="916"/>
+          <w:tab w:val="left" w:pos="1832"/>
+          <w:tab w:val="left" w:pos="2748"/>
+          <w:tab w:val="left" w:pos="3664"/>
+          <w:tab w:val="left" w:pos="4580"/>
+          <w:tab w:val="left" w:pos="5496"/>
+          <w:tab w:val="left" w:pos="6412"/>
+          <w:tab w:val="left" w:pos="7328"/>
+          <w:tab w:val="left" w:pos="8244"/>
+          <w:tab w:val="left" w:pos="9160"/>
+          <w:tab w:val="left" w:pos="10076"/>
+          <w:tab w:val="left" w:pos="10992"/>
+          <w:tab w:val="left" w:pos="11908"/>
+          <w:tab w:val="left" w:pos="12824"/>
+          <w:tab w:val="left" w:pos="13740"/>
+          <w:tab w:val="left" w:pos="14656"/>
+        </w:tabs>
+        <w:jc w:val="both"/>
+        <w:rPr>
+          <w:rFonts w:ascii="Calibri" w:eastAsia="Times New Roman" w:hAnsi="Calibri" w:cs="Calibri"/>
+          <w:sz w:val="20"/>
+          <w:szCs w:val="20"/>
+        </w:rPr>
+      </w:pPr>
+    </w:p>
+    <w:p>
+      <w:pPr>
+        <w:tabs>
+          <w:tab w:val="left" w:pos="916"/>
+          <w:tab w:val="left" w:pos="1832"/>
+          <w:tab w:val="left" w:pos="2748"/>
+          <w:tab w:val="left" w:pos="3664"/>
+          <w:tab w:val="left" w:pos="4580"/>
+          <w:tab w:val="left" w:pos="5496"/>
+          <w:tab w:val="left" w:pos="6412"/>
+          <w:tab w:val="left" w:pos="7328"/>
+          <w:tab w:val="left" w:pos="8244"/>
+          <w:tab w:val="left" w:pos="9160"/>
+          <w:tab w:val="left" w:pos="10076"/>
+          <w:tab w:val="left" w:pos="10992"/>
+          <w:tab w:val="left" w:pos="11908"/>
+          <w:tab w:val="left" w:pos="12824"/>
+          <w:tab w:val="left" w:pos="13740"/>
+          <w:tab w:val="left" w:pos="14656"/>
+        </w:tabs>
+        <w:jc w:val="both"/>
+        <w:rPr>
+          <w:rFonts w:ascii="Calibri" w:eastAsia="Times New Roman" w:hAnsi="Calibri" w:cs="Calibri"/>
+          <w:sz w:val="20"/>
+          <w:szCs w:val="20"/>
+        </w:rPr>
+      </w:pPr>
+      <w:r>
+        <w:rPr>
+          <w:rFonts w:ascii="Calibri" w:eastAsia="Times New Roman" w:hAnsi="Calibri" w:cs="Calibri"/>
+          <w:sz w:val="20"/>
+          <w:szCs w:val="20"/>
+        </w:rPr>
+        <w:t># 9-қадам: Модель параметрлерін шығару</w:t>
+      </w:r>
+    </w:p>
+    <w:p>
+      <w:pPr>
+        <w:tabs>
+          <w:tab w:val="left" w:pos="916"/>
+          <w:tab w:val="left" w:pos="1832"/>
+          <w:tab w:val="left" w:pos="2748"/>
+          <w:tab w:val="left" w:pos="3664"/>
+          <w:tab w:val="left" w:pos="4580"/>
+          <w:tab w:val="left" w:pos="5496"/>
+          <w:tab w:val="left" w:pos="6412"/>
+          <w:tab w:val="left" w:pos="7328"/>
+          <w:tab w:val="left" w:pos="8244"/>
+          <w:tab w:val="left" w:pos="9160"/>
+          <w:tab w:val="left" w:pos="10076"/>
+          <w:tab w:val="left" w:pos="10992"/>
+          <w:tab w:val="left" w:pos="11908"/>
+          <w:tab w:val="left" w:pos="12824"/>
+          <w:tab w:val="left" w:pos="13740"/>
+          <w:tab w:val="left" w:pos="14656"/>
+        </w:tabs>
+        <w:jc w:val="both"/>
+        <w:rPr>
+          <w:rFonts w:ascii="Calibri" w:eastAsia="Times New Roman" w:hAnsi="Calibri" w:cs="Calibri"/>
+          <w:sz w:val="20"/>
+          <w:szCs w:val="20"/>
+        </w:rPr>
+      </w:pPr>
+      <w:r>
+        <w:rPr>
+          <w:rFonts w:ascii="Calibri" w:eastAsia="Times New Roman" w:hAnsi="Calibri" w:cs="Calibri"/>
+          <w:sz w:val="20"/>
+          <w:szCs w:val="20"/>
+        </w:rPr>
+        <w:t># Коэффициенттер әр белгінің болжамға әсерін көрсетеді</w:t>
+      </w:r>
+    </w:p>
+    <w:p>
+      <w:pPr>
+        <w:tabs>
+          <w:tab w:val="left" w:pos="916"/>
+          <w:tab w:val="left" w:pos="1832"/>
+          <w:tab w:val="left" w:pos="2748"/>
+          <w:tab w:val="left" w:pos="3664"/>
+          <w:tab w:val="left" w:pos="4580"/>
+          <w:tab w:val="left" w:pos="5496"/>
+          <w:tab w:val="left" w:pos="6412"/>
+          <w:tab w:val="left" w:pos="7328"/>
+          <w:tab w:val="left" w:pos="8244"/>
+          <w:tab w:val="left" w:pos="9160"/>
+          <w:tab w:val="left" w:pos="10076"/>
+          <w:tab w:val="left" w:pos="10992"/>
+          <w:tab w:val="left" w:pos="11908"/>
+          <w:tab w:val="left" w:pos="12824"/>
+          <w:tab w:val="left" w:pos="13740"/>
+          <w:tab w:val="left" w:pos="14656"/>
+        </w:tabs>
+        <w:jc w:val="both"/>
+        <w:rPr>
+          <w:rFonts w:ascii="Calibri" w:eastAsia="Times New Roman" w:hAnsi="Calibri" w:cs="Calibri"/>
+          <w:sz w:val="20"/>
+          <w:szCs w:val="20"/>
+        </w:rPr>
+      </w:pPr>
+      <w:r>
+        <w:rPr>
+          <w:rFonts w:ascii="Calibri" w:eastAsia="Times New Roman" w:hAnsi="Calibri" w:cs="Calibri"/>
+          <w:sz w:val="20"/>
+          <w:szCs w:val="20"/>
+        </w:rPr>
+        <w:t>print("\nМодель коэффициенттері:")</w:t>
+      </w:r>
+    </w:p>
+    <w:p>
+      <w:pPr>
+        <w:tabs>
+          <w:tab w:val="left" w:pos="916"/>
+          <w:tab w:val="left" w:pos="1832"/>
+          <w:tab w:val="left" w:pos="2748"/>
+          <w:tab w:val="left" w:pos="3664"/>
+          <w:tab w:val="left" w:pos="4580"/>
+          <w:tab w:val="left" w:pos="5496"/>
+          <w:tab w:val="left" w:pos="6412"/>
+          <w:tab w:val="left" w:pos="7328"/>
+          <w:tab w:val="left" w:pos="8244"/>
+          <w:tab w:val="left" w:pos="9160"/>
+          <w:tab w:val="left" w:pos="10076"/>
+          <w:tab w:val="left" w:pos="10992"/>
+          <w:tab w:val="left" w:pos="11908"/>
+          <w:tab w:val="left" w:pos="12824"/>
+          <w:tab w:val="left" w:pos="13740"/>
+          <w:tab w:val="left" w:pos="14656"/>
+        </w:tabs>
+        <w:jc w:val="both"/>
+        <w:rPr>
+          <w:rFonts w:ascii="Calibri" w:eastAsia="Times New Roman" w:hAnsi="Calibri" w:cs="Calibri"/>
+          <w:sz w:val="20"/>
+          <w:szCs w:val="20"/>
+        </w:rPr>
+      </w:pPr>
+      <w:r>
+        <w:rPr>
+          <w:rFonts w:ascii="Calibri" w:eastAsia="Times New Roman" w:hAnsi="Calibri" w:cs="Calibri"/>
+          <w:sz w:val="20"/>
+          <w:szCs w:val="20"/>
+        </w:rPr>
+        <w:t>for feature, coef in zip(X.columns, model.coef_):</w:t>
+      </w:r>
+    </w:p>
+    <w:p>
+      <w:pPr>
+        <w:tabs>
+          <w:tab w:val="left" w:pos="916"/>
+          <w:tab w:val="left" w:pos="1832"/>
+          <w:tab w:val="left" w:pos="2748"/>
+          <w:tab w:val="left" w:pos="3664"/>
+          <w:tab w:val="left" w:pos="4580"/>
+          <w:tab w:val="left" w:pos="5496"/>
+          <w:tab w:val="left" w:pos="6412"/>
+          <w:tab w:val="left" w:pos="7328"/>
+          <w:tab w:val="left" w:pos="8244"/>
+          <w:tab w:val="left" w:pos="9160"/>
+          <w:tab w:val="left" w:pos="10076"/>
+          <w:tab w:val="left" w:pos="10992"/>
+          <w:tab w:val="left" w:pos="11908"/>
+          <w:tab w:val="left" w:pos="12824"/>
+          <w:tab w:val="left" w:pos="13740"/>
+          <w:tab w:val="left" w:pos="14656"/>
+        </w:tabs>
+        <w:jc w:val="both"/>
+        <w:rPr>
+          <w:rFonts w:ascii="Calibri" w:eastAsia="Times New Roman" w:hAnsi="Calibri" w:cs="Calibri"/>
+          <w:sz w:val="20"/>
+          <w:szCs w:val="20"/>
+        </w:rPr>
+      </w:pPr>
+      <w:r>
+        <w:rPr>
+          <w:rFonts w:ascii="Calibri" w:eastAsia="Times New Roman" w:hAnsi="Calibri" w:cs="Calibri"/>
+          <w:sz w:val="20"/>
+          <w:szCs w:val="20"/>
+        </w:rPr>
+        <w:t xml:space="preserve">    print(f"{feature}: {coef}")</w:t>
+      </w:r>
+    </w:p>
+    <w:p>
+      <w:pPr>
+        <w:tabs>
+          <w:tab w:val="left" w:pos="916"/>
+          <w:tab w:val="left" w:pos="1832"/>
+          <w:tab w:val="left" w:pos="2748"/>
+          <w:tab w:val="left" w:pos="3664"/>
+          <w:tab w:val="left" w:pos="4580"/>
+          <w:tab w:val="left" w:pos="5496"/>
+          <w:tab w:val="left" w:pos="6412"/>
+          <w:tab w:val="left" w:pos="7328"/>
+          <w:tab w:val="left" w:pos="8244"/>
+          <w:tab w:val="left" w:pos="9160"/>
+          <w:tab w:val="left" w:pos="10076"/>
+          <w:tab w:val="left" w:pos="10992"/>
+          <w:tab w:val="left" w:pos="11908"/>
+          <w:tab w:val="left" w:pos="12824"/>
+          <w:tab w:val="left" w:pos="13740"/>
+          <w:tab w:val="left" w:pos="14656"/>
+        </w:tabs>
+        <w:jc w:val="both"/>
+        <w:rPr>
+          <w:rFonts w:ascii="Calibri" w:eastAsia="Times New Roman" w:hAnsi="Calibri" w:cs="Calibri"/>
+          <w:sz w:val="20"/>
+          <w:szCs w:val="20"/>
+        </w:rPr>
+      </w:pPr>
+    </w:p>
+    <w:p>
+      <w:pPr>
+        <w:tabs>
+          <w:tab w:val="left" w:pos="916"/>
+          <w:tab w:val="left" w:pos="1832"/>
+          <w:tab w:val="left" w:pos="2748"/>
+          <w:tab w:val="left" w:pos="3664"/>
+          <w:tab w:val="left" w:pos="4580"/>
+          <w:tab w:val="left" w:pos="5496"/>
+          <w:tab w:val="left" w:pos="6412"/>
+          <w:tab w:val="left" w:pos="7328"/>
+          <w:tab w:val="left" w:pos="8244"/>
+          <w:tab w:val="left" w:pos="9160"/>
+          <w:tab w:val="left" w:pos="10076"/>
+          <w:tab w:val="left" w:pos="10992"/>
+          <w:tab w:val="left" w:pos="11908"/>
+          <w:tab w:val="left" w:pos="12824"/>
+          <w:tab w:val="left" w:pos="13740"/>
+          <w:tab w:val="left" w:pos="14656"/>
+        </w:tabs>
+        <w:jc w:val="both"/>
+        <w:rPr>
+          <w:rFonts w:ascii="Calibri" w:eastAsia="Times New Roman" w:hAnsi="Calibri" w:cs="Calibri"/>
+          <w:sz w:val="20"/>
+          <w:szCs w:val="20"/>
+        </w:rPr>
+      </w:pPr>
+      <w:r>
+        <w:rPr>
+          <w:rFonts w:ascii="Calibri" w:eastAsia="Times New Roman" w:hAnsi="Calibri" w:cs="Calibri"/>
+          <w:sz w:val="20"/>
+          <w:szCs w:val="20"/>
+        </w:rPr>
+        <w:t># Intercept — модельдің тұрақты мәні</w:t>
+      </w:r>
+    </w:p>
+    <w:p>
+      <w:pPr>
+        <w:tabs>
+          <w:tab w:val="left" w:pos="916"/>
+          <w:tab w:val="left" w:pos="1832"/>
+          <w:tab w:val="left" w:pos="2748"/>
+          <w:tab w:val="left" w:pos="3664"/>
+          <w:tab w:val="left" w:pos="4580"/>
+          <w:tab w:val="left" w:pos="5496"/>
+          <w:tab w:val="left" w:pos="6412"/>
+          <w:tab w:val="left" w:pos="7328"/>
+          <w:tab w:val="left" w:pos="8244"/>
+          <w:tab w:val="left" w:pos="9160"/>
+          <w:tab w:val="left" w:pos="10076"/>
+          <w:tab w:val="left" w:pos="10992"/>
+          <w:tab w:val="left" w:pos="11908"/>
+          <w:tab w:val="left" w:pos="12824"/>
+          <w:tab w:val="left" w:pos="13740"/>
+          <w:tab w:val="left" w:pos="14656"/>
+        </w:tabs>
+        <w:jc w:val="both"/>
+        <w:rPr>
+          <w:rFonts w:ascii="Calibri" w:eastAsia="Times New Roman" w:hAnsi="Calibri" w:cs="Calibri"/>
+          <w:sz w:val="20"/>
+          <w:szCs w:val="20"/>
+        </w:rPr>
+      </w:pPr>
+      <w:r>
+        <w:rPr>
+          <w:rFonts w:ascii="Calibri" w:eastAsia="Times New Roman" w:hAnsi="Calibri" w:cs="Calibri"/>
+          <w:sz w:val="20"/>
+          <w:szCs w:val="20"/>
+        </w:rPr>
+        <w:t>print("\nМодельдің бос мүшесі:")</w:t>
+      </w:r>
+    </w:p>
+    <w:p>
+      <w:pPr>
+        <w:tabs>
+          <w:tab w:val="left" w:pos="916"/>
+          <w:tab w:val="left" w:pos="1832"/>
+          <w:tab w:val="left" w:pos="2748"/>
+          <w:tab w:val="left" w:pos="3664"/>
+          <w:tab w:val="left" w:pos="4580"/>
+          <w:tab w:val="left" w:pos="5496"/>
+          <w:tab w:val="left" w:pos="6412"/>
+          <w:tab w:val="left" w:pos="7328"/>
+          <w:tab w:val="left" w:pos="8244"/>
+          <w:tab w:val="left" w:pos="9160"/>
+          <w:tab w:val="left" w:pos="10076"/>
+          <w:tab w:val="left" w:pos="10992"/>
+          <w:tab w:val="left" w:pos="11908"/>
+          <w:tab w:val="left" w:pos="12824"/>
+          <w:tab w:val="left" w:pos="13740"/>
+          <w:tab w:val="left" w:pos="14656"/>
+        </w:tabs>
+        <w:jc w:val="both"/>
+        <w:rPr>
+          <w:rFonts w:ascii="Calibri" w:eastAsia="Times New Roman" w:hAnsi="Calibri" w:cs="Calibri"/>
+          <w:sz w:val="20"/>
+          <w:szCs w:val="20"/>
+        </w:rPr>
+      </w:pPr>
+      <w:r>
+        <w:rPr>
+          <w:rFonts w:ascii="Calibri" w:eastAsia="Times New Roman" w:hAnsi="Calibri" w:cs="Calibri"/>
+          <w:sz w:val="20"/>
+          <w:szCs w:val="20"/>
+        </w:rPr>
+        <w:t>print(model.intercept_)</w:t>
+      </w:r>
+    </w:p>
+    <w:p>
+      <w:pPr>
+        <w:tabs>
+          <w:tab w:val="left" w:pos="916"/>
+          <w:tab w:val="left" w:pos="1832"/>
+          <w:tab w:val="left" w:pos="2748"/>
+          <w:tab w:val="left" w:pos="3664"/>
+          <w:tab w:val="left" w:pos="4580"/>
+          <w:tab w:val="left" w:pos="5496"/>
+          <w:tab w:val="left" w:pos="6412"/>
+          <w:tab w:val="left" w:pos="7328"/>
+          <w:tab w:val="left" w:pos="8244"/>
+          <w:tab w:val="left" w:pos="9160"/>
+          <w:tab w:val="left" w:pos="10076"/>
+          <w:tab w:val="left" w:pos="10992"/>
+          <w:tab w:val="left" w:pos="11908"/>
+          <w:tab w:val="left" w:pos="12824"/>
+          <w:tab w:val="left" w:pos="13740"/>
+          <w:tab w:val="left" w:pos="14656"/>
+        </w:tabs>
+        <w:jc w:val="both"/>
+        <w:rPr>
+          <w:rFonts w:ascii="Calibri" w:eastAsia="Times New Roman" w:hAnsi="Calibri" w:cs="Calibri"/>
+          <w:sz w:val="20"/>
+          <w:szCs w:val="20"/>
+        </w:rPr>
+      </w:pPr>
+    </w:p>
+    <w:p>
+      <w:pPr>
+        <w:tabs>
+          <w:tab w:val="left" w:pos="916"/>
+          <w:tab w:val="left" w:pos="1832"/>
+          <w:tab w:val="left" w:pos="2748"/>
+          <w:tab w:val="left" w:pos="3664"/>
+          <w:tab w:val="left" w:pos="4580"/>
+          <w:tab w:val="left" w:pos="5496"/>
+          <w:tab w:val="left" w:pos="6412"/>
+          <w:tab w:val="left" w:pos="7328"/>
+          <w:tab w:val="left" w:pos="8244"/>
+          <w:tab w:val="left" w:pos="9160"/>
+          <w:tab w:val="left" w:pos="10076"/>
+          <w:tab w:val="left" w:pos="10992"/>
+          <w:tab w:val="left" w:pos="11908"/>
+          <w:tab w:val="left" w:pos="12824"/>
+          <w:tab w:val="left" w:pos="13740"/>
+          <w:tab w:val="left" w:pos="14656"/>
+        </w:tabs>
+        <w:jc w:val="both"/>
+        <w:rPr>
+          <w:rFonts w:ascii="Calibri" w:eastAsia="Times New Roman" w:hAnsi="Calibri" w:cs="Calibri"/>
+          <w:sz w:val="20"/>
+          <w:szCs w:val="20"/>
+        </w:rPr>
+      </w:pPr>
+      <w:r>
+        <w:rPr>
+          <w:rFonts w:ascii="Calibri" w:eastAsia="Times New Roman" w:hAnsi="Calibri" w:cs="Calibri"/>
+          <w:sz w:val="20"/>
+          <w:szCs w:val="20"/>
+        </w:rPr>
+        <w:t># 10-қадам: Модельді бағалау</w:t>
+      </w:r>
+    </w:p>
+    <w:p>
+      <w:pPr>
+        <w:tabs>
+          <w:tab w:val="left" w:pos="916"/>
+          <w:tab w:val="left" w:pos="1832"/>
+          <w:tab w:val="left" w:pos="2748"/>
+          <w:tab w:val="left" w:pos="3664"/>
+          <w:tab w:val="left" w:pos="4580"/>
+          <w:tab w:val="left" w:pos="5496"/>
+          <w:tab w:val="left" w:pos="6412"/>
+          <w:tab w:val="left" w:pos="7328"/>
+          <w:tab w:val="left" w:pos="8244"/>
+          <w:tab w:val="left" w:pos="9160"/>
+          <w:tab w:val="left" w:pos="10076"/>
+          <w:tab w:val="left" w:pos="10992"/>
+          <w:tab w:val="left" w:pos="11908"/>
+          <w:tab w:val="left" w:pos="12824"/>
+          <w:tab w:val="left" w:pos="13740"/>
+          <w:tab w:val="left" w:pos="14656"/>
+        </w:tabs>
+        <w:jc w:val="both"/>
+        <w:rPr>
+          <w:rFonts w:ascii="Calibri" w:eastAsia="Times New Roman" w:hAnsi="Calibri" w:cs="Calibri"/>
+          <w:sz w:val="20"/>
+          <w:szCs w:val="20"/>
+        </w:rPr>
+      </w:pPr>
+      <w:r>
+        <w:rPr>
+          <w:rFonts w:ascii="Calibri" w:eastAsia="Times New Roman" w:hAnsi="Calibri" w:cs="Calibri"/>
+          <w:sz w:val="20"/>
+          <w:szCs w:val="20"/>
+        </w:rPr>
+        <w:t># Mean Squared Error қателіктің орташа квадратын көрсетеді</w:t>
+      </w:r>
+    </w:p>
+    <w:p>
+      <w:pPr>
+        <w:tabs>
+          <w:tab w:val="left" w:pos="916"/>
+          <w:tab w:val="left" w:pos="1832"/>
+          <w:tab w:val="left" w:pos="2748"/>
+          <w:tab w:val="left" w:pos="3664"/>
+          <w:tab w:val="left" w:pos="4580"/>
+          <w:tab w:val="left" w:pos="5496"/>
+          <w:tab w:val="left" w:pos="6412"/>
+          <w:tab w:val="left" w:pos="7328"/>
+          <w:tab w:val="left" w:pos="8244"/>
+          <w:tab w:val="left" w:pos="9160"/>
+          <w:tab w:val="left" w:pos="10076"/>
+          <w:tab w:val="left" w:pos="10992"/>
+          <w:tab w:val="left" w:pos="11908"/>
+          <w:tab w:val="left" w:pos="12824"/>
+          <w:tab w:val="left" w:pos="13740"/>
+          <w:tab w:val="left" w:pos="14656"/>
+        </w:tabs>
+        <w:jc w:val="both"/>
+        <w:rPr>
+          <w:rFonts w:ascii="Calibri" w:eastAsia="Times New Roman" w:hAnsi="Calibri" w:cs="Calibri"/>
+          <w:sz w:val="20"/>
+          <w:szCs w:val="20"/>
+        </w:rPr>
+      </w:pPr>
+      <w:r>
+        <w:rPr>
+          <w:rFonts w:ascii="Calibri" w:eastAsia="Times New Roman" w:hAnsi="Calibri" w:cs="Calibri"/>
+          <w:sz w:val="20"/>
+          <w:szCs w:val="20"/>
+        </w:rPr>
+        <w:lastRenderedPageBreak/>
+        <w:t>mse = mean_squared_error(y_test, y_pred)</w:t>
+      </w:r>
+    </w:p>
+    <w:p>
+      <w:pPr>
+        <w:tabs>
+          <w:tab w:val="left" w:pos="916"/>
+          <w:tab w:val="left" w:pos="1832"/>
+          <w:tab w:val="left" w:pos="2748"/>
+          <w:tab w:val="left" w:pos="3664"/>
+          <w:tab w:val="left" w:pos="4580"/>
+          <w:tab w:val="left" w:pos="5496"/>
+          <w:tab w:val="left" w:pos="6412"/>
+          <w:tab w:val="left" w:pos="7328"/>
+          <w:tab w:val="left" w:pos="8244"/>
+          <w:tab w:val="left" w:pos="9160"/>
+          <w:tab w:val="left" w:pos="10076"/>
+          <w:tab w:val="left" w:pos="10992"/>
+          <w:tab w:val="left" w:pos="11908"/>
+          <w:tab w:val="left" w:pos="12824"/>
+          <w:tab w:val="left" w:pos="13740"/>
+          <w:tab w:val="left" w:pos="14656"/>
+        </w:tabs>
+        <w:jc w:val="both"/>
+        <w:rPr>
+          <w:rFonts w:ascii="Calibri" w:eastAsia="Times New Roman" w:hAnsi="Calibri" w:cs="Calibri"/>
+          <w:sz w:val="20"/>
+          <w:szCs w:val="20"/>
+        </w:rPr>
+      </w:pPr>
+    </w:p>
+    <w:p>
+      <w:pPr>
+        <w:tabs>
+          <w:tab w:val="left" w:pos="916"/>
+          <w:tab w:val="left" w:pos="1832"/>
+          <w:tab w:val="left" w:pos="2748"/>
+          <w:tab w:val="left" w:pos="3664"/>
+          <w:tab w:val="left" w:pos="4580"/>
+          <w:tab w:val="left" w:pos="5496"/>
+          <w:tab w:val="left" w:pos="6412"/>
+          <w:tab w:val="left" w:pos="7328"/>
+          <w:tab w:val="left" w:pos="8244"/>
+          <w:tab w:val="left" w:pos="9160"/>
+          <w:tab w:val="left" w:pos="10076"/>
+          <w:tab w:val="left" w:pos="10992"/>
+          <w:tab w:val="left" w:pos="11908"/>
+          <w:tab w:val="left" w:pos="12824"/>
+          <w:tab w:val="left" w:pos="13740"/>
+          <w:tab w:val="left" w:pos="14656"/>
+        </w:tabs>
+        <w:jc w:val="both"/>
+        <w:rPr>
+          <w:rFonts w:ascii="Calibri" w:eastAsia="Times New Roman" w:hAnsi="Calibri" w:cs="Calibri"/>
+          <w:sz w:val="20"/>
+          <w:szCs w:val="20"/>
+        </w:rPr>
+      </w:pPr>
+      <w:r>
+        <w:rPr>
+          <w:rFonts w:ascii="Calibri" w:eastAsia="Times New Roman" w:hAnsi="Calibri" w:cs="Calibri"/>
+          <w:sz w:val="20"/>
+          <w:szCs w:val="20"/>
+        </w:rPr>
+        <w:t># R2 Score мақсатты айнымалыдағы өзгерістің қаншалықты түсіндірілгенін көрсетеді</w:t>
+      </w:r>
+    </w:p>
+    <w:p>
+      <w:pPr>
+        <w:tabs>
+          <w:tab w:val="left" w:pos="916"/>
+          <w:tab w:val="left" w:pos="1832"/>
+          <w:tab w:val="left" w:pos="2748"/>
+          <w:tab w:val="left" w:pos="3664"/>
+          <w:tab w:val="left" w:pos="4580"/>
+          <w:tab w:val="left" w:pos="5496"/>
+          <w:tab w:val="left" w:pos="6412"/>
+          <w:tab w:val="left" w:pos="7328"/>
+          <w:tab w:val="left" w:pos="8244"/>
+          <w:tab w:val="left" w:pos="9160"/>
+          <w:tab w:val="left" w:pos="10076"/>
+          <w:tab w:val="left" w:pos="10992"/>
+          <w:tab w:val="left" w:pos="11908"/>
+          <w:tab w:val="left" w:pos="12824"/>
+          <w:tab w:val="left" w:pos="13740"/>
+          <w:tab w:val="left" w:pos="14656"/>
+        </w:tabs>
+        <w:jc w:val="both"/>
+        <w:rPr>
+          <w:rFonts w:ascii="Calibri" w:eastAsia="Times New Roman" w:hAnsi="Calibri" w:cs="Calibri"/>
+          <w:sz w:val="20"/>
+          <w:szCs w:val="20"/>
+        </w:rPr>
+      </w:pPr>
+      <w:r>
+        <w:rPr>
+          <w:rFonts w:ascii="Calibri" w:eastAsia="Times New Roman" w:hAnsi="Calibri" w:cs="Calibri"/>
+          <w:sz w:val="20"/>
+          <w:szCs w:val="20"/>
+        </w:rPr>
+        <w:t>r2 = r2_score(y_test, y_pred)</w:t>
+      </w:r>
+    </w:p>
+    <w:p>
+      <w:pPr>
+        <w:tabs>
+          <w:tab w:val="left" w:pos="916"/>
+          <w:tab w:val="left" w:pos="1832"/>
+          <w:tab w:val="left" w:pos="2748"/>
+          <w:tab w:val="left" w:pos="3664"/>
+          <w:tab w:val="left" w:pos="4580"/>
+          <w:tab w:val="left" w:pos="5496"/>
+          <w:tab w:val="left" w:pos="6412"/>
+          <w:tab w:val="left" w:pos="7328"/>
+          <w:tab w:val="left" w:pos="8244"/>
+          <w:tab w:val="left" w:pos="9160"/>
+          <w:tab w:val="left" w:pos="10076"/>
+          <w:tab w:val="left" w:pos="10992"/>
+          <w:tab w:val="left" w:pos="11908"/>
+          <w:tab w:val="left" w:pos="12824"/>
+          <w:tab w:val="left" w:pos="13740"/>
+          <w:tab w:val="left" w:pos="14656"/>
+        </w:tabs>
+        <w:jc w:val="both"/>
+        <w:rPr>
+          <w:rFonts w:ascii="Calibri" w:eastAsia="Times New Roman" w:hAnsi="Calibri" w:cs="Calibri"/>
+          <w:sz w:val="20"/>
+          <w:szCs w:val="20"/>
+        </w:rPr>
+      </w:pPr>
+    </w:p>
+    <w:p>
+      <w:pPr>
+        <w:tabs>
+          <w:tab w:val="left" w:pos="916"/>
+          <w:tab w:val="left" w:pos="1832"/>
+          <w:tab w:val="left" w:pos="2748"/>
+          <w:tab w:val="left" w:pos="3664"/>
+          <w:tab w:val="left" w:pos="4580"/>
+          <w:tab w:val="left" w:pos="5496"/>
+          <w:tab w:val="left" w:pos="6412"/>
+          <w:tab w:val="left" w:pos="7328"/>
+          <w:tab w:val="left" w:pos="8244"/>
+          <w:tab w:val="left" w:pos="9160"/>
+          <w:tab w:val="left" w:pos="10076"/>
+          <w:tab w:val="left" w:pos="10992"/>
+          <w:tab w:val="left" w:pos="11908"/>
+          <w:tab w:val="left" w:pos="12824"/>
+          <w:tab w:val="left" w:pos="13740"/>
+          <w:tab w:val="left" w:pos="14656"/>
+        </w:tabs>
+        <w:jc w:val="both"/>
+        <w:rPr>
+          <w:rFonts w:ascii="Calibri" w:eastAsia="Times New Roman" w:hAnsi="Calibri" w:cs="Calibri"/>
+          <w:sz w:val="20"/>
+          <w:szCs w:val="20"/>
+        </w:rPr>
+      </w:pPr>
+      <w:r>
+        <w:rPr>
+          <w:rFonts w:ascii="Calibri" w:eastAsia="Times New Roman" w:hAnsi="Calibri" w:cs="Calibri"/>
+          <w:sz w:val="20"/>
+          <w:szCs w:val="20"/>
+        </w:rPr>
+        <w:t>print("\nБағалау нәтижелері:")</w:t>
+      </w:r>
+    </w:p>
+    <w:p>
+      <w:pPr>
+        <w:tabs>
+          <w:tab w:val="left" w:pos="916"/>
+          <w:tab w:val="left" w:pos="1832"/>
+          <w:tab w:val="left" w:pos="2748"/>
+          <w:tab w:val="left" w:pos="3664"/>
+          <w:tab w:val="left" w:pos="4580"/>
+          <w:tab w:val="left" w:pos="5496"/>
+          <w:tab w:val="left" w:pos="6412"/>
+          <w:tab w:val="left" w:pos="7328"/>
+          <w:tab w:val="left" w:pos="8244"/>
+          <w:tab w:val="left" w:pos="9160"/>
+          <w:tab w:val="left" w:pos="10076"/>
+          <w:tab w:val="left" w:pos="10992"/>
+          <w:tab w:val="left" w:pos="11908"/>
+          <w:tab w:val="left" w:pos="12824"/>
+          <w:tab w:val="left" w:pos="13740"/>
+          <w:tab w:val="left" w:pos="14656"/>
+        </w:tabs>
+        <w:jc w:val="both"/>
+        <w:rPr>
+          <w:rFonts w:ascii="Calibri" w:eastAsia="Times New Roman" w:hAnsi="Calibri" w:cs="Calibri"/>
+          <w:sz w:val="20"/>
+          <w:szCs w:val="20"/>
+        </w:rPr>
+      </w:pPr>
+      <w:r>
+        <w:rPr>
+          <w:rFonts w:ascii="Calibri" w:eastAsia="Times New Roman" w:hAnsi="Calibri" w:cs="Calibri"/>
+          <w:sz w:val="20"/>
+          <w:szCs w:val="20"/>
+        </w:rPr>
+        <w:t>print("Mean Squared Error:", mse)</w:t>
+      </w:r>
+    </w:p>
+    <w:p>
+      <w:pPr>
+        <w:tabs>
+          <w:tab w:val="left" w:pos="916"/>
+          <w:tab w:val="left" w:pos="1832"/>
+          <w:tab w:val="left" w:pos="2748"/>
+          <w:tab w:val="left" w:pos="3664"/>
+          <w:tab w:val="left" w:pos="4580"/>
+          <w:tab w:val="left" w:pos="5496"/>
+          <w:tab w:val="left" w:pos="6412"/>
+          <w:tab w:val="left" w:pos="7328"/>
+          <w:tab w:val="left" w:pos="8244"/>
+          <w:tab w:val="left" w:pos="9160"/>
+          <w:tab w:val="left" w:pos="10076"/>
+          <w:tab w:val="left" w:pos="10992"/>
+          <w:tab w:val="left" w:pos="11908"/>
+          <w:tab w:val="left" w:pos="12824"/>
+          <w:tab w:val="left" w:pos="13740"/>
+          <w:tab w:val="left" w:pos="14656"/>
+        </w:tabs>
+        <w:jc w:val="both"/>
+        <w:rPr>
+          <w:rFonts w:ascii="Calibri" w:eastAsia="Times New Roman" w:hAnsi="Calibri" w:cs="Calibri"/>
+          <w:sz w:val="20"/>
+          <w:szCs w:val="20"/>
+        </w:rPr>
+      </w:pPr>
+      <w:r>
+        <w:rPr>
+          <w:rFonts w:ascii="Calibri" w:eastAsia="Times New Roman" w:hAnsi="Calibri" w:cs="Calibri"/>
+          <w:sz w:val="20"/>
+          <w:szCs w:val="20"/>
+        </w:rPr>
+        <w:t>print("R2 Score:", r2)</w:t>
+      </w:r>
+    </w:p>
+    <w:p>
+      <w:pPr>
+        <w:tabs>
+          <w:tab w:val="left" w:pos="916"/>
+          <w:tab w:val="left" w:pos="1832"/>
+          <w:tab w:val="left" w:pos="2748"/>
+          <w:tab w:val="left" w:pos="3664"/>
+          <w:tab w:val="left" w:pos="4580"/>
+          <w:tab w:val="left" w:pos="5496"/>
+          <w:tab w:val="left" w:pos="6412"/>
+          <w:tab w:val="left" w:pos="7328"/>
+          <w:tab w:val="left" w:pos="8244"/>
+          <w:tab w:val="left" w:pos="9160"/>
+          <w:tab w:val="left" w:pos="10076"/>
+          <w:tab w:val="left" w:pos="10992"/>
+          <w:tab w:val="left" w:pos="11908"/>
+          <w:tab w:val="left" w:pos="12824"/>
+          <w:tab w:val="left" w:pos="13740"/>
+          <w:tab w:val="left" w:pos="14656"/>
+        </w:tabs>
+        <w:jc w:val="both"/>
+        <w:rPr>
+          <w:rFonts w:ascii="Calibri" w:eastAsia="Times New Roman" w:hAnsi="Calibri" w:cs="Calibri"/>
+          <w:sz w:val="20"/>
+          <w:szCs w:val="20"/>
+        </w:rPr>
+      </w:pPr>
+    </w:p>
+    <w:p>
+      <w:pPr>
+        <w:tabs>
+          <w:tab w:val="left" w:pos="916"/>
+          <w:tab w:val="left" w:pos="1832"/>
+          <w:tab w:val="left" w:pos="2748"/>
+          <w:tab w:val="left" w:pos="3664"/>
+          <w:tab w:val="left" w:pos="4580"/>
+          <w:tab w:val="left" w:pos="5496"/>
+          <w:tab w:val="left" w:pos="6412"/>
+          <w:tab w:val="left" w:pos="7328"/>
+          <w:tab w:val="left" w:pos="8244"/>
+          <w:tab w:val="left" w:pos="9160"/>
+          <w:tab w:val="left" w:pos="10076"/>
+          <w:tab w:val="left" w:pos="10992"/>
+          <w:tab w:val="left" w:pos="11908"/>
+          <w:tab w:val="left" w:pos="12824"/>
+          <w:tab w:val="left" w:pos="13740"/>
+          <w:tab w:val="left" w:pos="14656"/>
+        </w:tabs>
+        <w:jc w:val="both"/>
+        <w:rPr>
+          <w:rFonts w:ascii="Calibri" w:eastAsia="Times New Roman" w:hAnsi="Calibri" w:cs="Calibri"/>
+          <w:sz w:val="20"/>
+          <w:szCs w:val="20"/>
+        </w:rPr>
+      </w:pPr>
+      <w:r>
+        <w:rPr>
+          <w:rFonts w:ascii="Calibri" w:eastAsia="Times New Roman" w:hAnsi="Calibri" w:cs="Calibri"/>
+          <w:sz w:val="20"/>
+          <w:szCs w:val="20"/>
+        </w:rPr>
+        <w:t># 11-қадам: Нақты және болжанған мәндерді салыстыру</w:t>
+      </w:r>
+    </w:p>
+    <w:p>
+      <w:pPr>
+        <w:tabs>
+          <w:tab w:val="left" w:pos="916"/>
+          <w:tab w:val="left" w:pos="1832"/>
+          <w:tab w:val="left" w:pos="2748"/>
+          <w:tab w:val="left" w:pos="3664"/>
+          <w:tab w:val="left" w:pos="4580"/>
+          <w:tab w:val="left" w:pos="5496"/>
+          <w:tab w:val="left" w:pos="6412"/>
+          <w:tab w:val="left" w:pos="7328"/>
+          <w:tab w:val="left" w:pos="8244"/>
+          <w:tab w:val="left" w:pos="9160"/>
+          <w:tab w:val="left" w:pos="10076"/>
+          <w:tab w:val="left" w:pos="10992"/>
+          <w:tab w:val="left" w:pos="11908"/>
+          <w:tab w:val="left" w:pos="12824"/>
+          <w:tab w:val="left" w:pos="13740"/>
+          <w:tab w:val="left" w:pos="14656"/>
+        </w:tabs>
+        <w:jc w:val="both"/>
+        <w:rPr>
+          <w:rFonts w:ascii="Calibri" w:eastAsia="Times New Roman" w:hAnsi="Calibri" w:cs="Calibri"/>
+          <w:sz w:val="20"/>
+          <w:szCs w:val="20"/>
+        </w:rPr>
+      </w:pPr>
+      <w:r>
+        <w:rPr>
+          <w:rFonts w:ascii="Calibri" w:eastAsia="Times New Roman" w:hAnsi="Calibri" w:cs="Calibri"/>
+          <w:sz w:val="20"/>
+          <w:szCs w:val="20"/>
+        </w:rPr>
+        <w:t>results = pd.DataFrame({</w:t>
+      </w:r>
+    </w:p>
+    <w:p>
+      <w:pPr>
+        <w:tabs>
+          <w:tab w:val="left" w:pos="916"/>
+          <w:tab w:val="left" w:pos="1832"/>
+          <w:tab w:val="left" w:pos="2748"/>
+          <w:tab w:val="left" w:pos="3664"/>
+          <w:tab w:val="left" w:pos="4580"/>
+          <w:tab w:val="left" w:pos="5496"/>
+          <w:tab w:val="left" w:pos="6412"/>
+          <w:tab w:val="left" w:pos="7328"/>
+          <w:tab w:val="left" w:pos="8244"/>
+          <w:tab w:val="left" w:pos="9160"/>
+          <w:tab w:val="left" w:pos="10076"/>
+          <w:tab w:val="left" w:pos="10992"/>
+          <w:tab w:val="left" w:pos="11908"/>
+          <w:tab w:val="left" w:pos="12824"/>
+          <w:tab w:val="left" w:pos="13740"/>
+          <w:tab w:val="left" w:pos="14656"/>
+        </w:tabs>
+        <w:jc w:val="both"/>
+        <w:rPr>
+          <w:rFonts w:ascii="Calibri" w:eastAsia="Times New Roman" w:hAnsi="Calibri" w:cs="Calibri"/>
+          <w:sz w:val="20"/>
+          <w:szCs w:val="20"/>
+        </w:rPr>
+      </w:pPr>
+      <w:r>
+        <w:rPr>
+          <w:rFonts w:ascii="Calibri" w:eastAsia="Times New Roman" w:hAnsi="Calibri" w:cs="Calibri"/>
+          <w:sz w:val="20"/>
+          <w:szCs w:val="20"/>
+        </w:rPr>
+        <w:t xml:space="preserve">    'Нақты баға': y_test.values,</w:t>
+      </w:r>
+    </w:p>
+    <w:p>
+      <w:pPr>
+        <w:tabs>
+          <w:tab w:val="left" w:pos="916"/>
+          <w:tab w:val="left" w:pos="1832"/>
+          <w:tab w:val="left" w:pos="2748"/>
+          <w:tab w:val="left" w:pos="3664"/>
+          <w:tab w:val="left" w:pos="4580"/>
+          <w:tab w:val="left" w:pos="5496"/>
+          <w:tab w:val="left" w:pos="6412"/>
+          <w:tab w:val="left" w:pos="7328"/>
+          <w:tab w:val="left" w:pos="8244"/>
+          <w:tab w:val="left" w:pos="9160"/>
+          <w:tab w:val="left" w:pos="10076"/>
+          <w:tab w:val="left" w:pos="10992"/>
+          <w:tab w:val="left" w:pos="11908"/>
+          <w:tab w:val="left" w:pos="12824"/>
+          <w:tab w:val="left" w:pos="13740"/>
+          <w:tab w:val="left" w:pos="14656"/>
+        </w:tabs>
+        <w:jc w:val="both"/>
+        <w:rPr>
+          <w:rFonts w:ascii="Calibri" w:eastAsia="Times New Roman" w:hAnsi="Calibri" w:cs="Calibri"/>
+          <w:sz w:val="20"/>
+          <w:szCs w:val="20"/>
+        </w:rPr>
+      </w:pPr>
+      <w:r>
+        <w:rPr>
+          <w:rFonts w:ascii="Calibri" w:eastAsia="Times New Roman" w:hAnsi="Calibri" w:cs="Calibri"/>
+          <w:sz w:val="20"/>
+          <w:szCs w:val="20"/>
+        </w:rPr>
+        <w:t xml:space="preserve">    'Болжанған баға': y_pred</w:t>
+      </w:r>
+    </w:p>
+    <w:p>
+      <w:pPr>
+        <w:tabs>
+          <w:tab w:val="left" w:pos="916"/>
+          <w:tab w:val="left" w:pos="1832"/>
+          <w:tab w:val="left" w:pos="2748"/>
+          <w:tab w:val="left" w:pos="3664"/>
+          <w:tab w:val="left" w:pos="4580"/>
+          <w:tab w:val="left" w:pos="5496"/>
+          <w:tab w:val="left" w:pos="6412"/>
+          <w:tab w:val="left" w:pos="7328"/>
+          <w:tab w:val="left" w:pos="8244"/>
+          <w:tab w:val="left" w:pos="9160"/>
+          <w:tab w:val="left" w:pos="10076"/>
+          <w:tab w:val="left" w:pos="10992"/>
+          <w:tab w:val="left" w:pos="11908"/>
+          <w:tab w:val="left" w:pos="12824"/>
+          <w:tab w:val="left" w:pos="13740"/>
+          <w:tab w:val="left" w:pos="14656"/>
+        </w:tabs>
+        <w:jc w:val="both"/>
+        <w:rPr>
+          <w:rFonts w:ascii="Calibri" w:eastAsia="Times New Roman" w:hAnsi="Calibri" w:cs="Calibri"/>
+          <w:sz w:val="20"/>
+          <w:szCs w:val="20"/>
+        </w:rPr>
+      </w:pPr>
+      <w:r>
+        <w:rPr>
+          <w:rFonts w:ascii="Calibri" w:eastAsia="Times New Roman" w:hAnsi="Calibri" w:cs="Calibri"/>
+          <w:sz w:val="20"/>
+          <w:szCs w:val="20"/>
+        </w:rPr>
+        <w:t>})</w:t>
+      </w:r>
+    </w:p>
+    <w:p>
+      <w:pPr>
+        <w:tabs>
+          <w:tab w:val="left" w:pos="916"/>
+          <w:tab w:val="left" w:pos="1832"/>
+          <w:tab w:val="left" w:pos="2748"/>
+          <w:tab w:val="left" w:pos="3664"/>
+          <w:tab w:val="left" w:pos="4580"/>
+          <w:tab w:val="left" w:pos="5496"/>
+          <w:tab w:val="left" w:pos="6412"/>
+          <w:tab w:val="left" w:pos="7328"/>
+          <w:tab w:val="left" w:pos="8244"/>
+          <w:tab w:val="left" w:pos="9160"/>
+          <w:tab w:val="left" w:pos="10076"/>
+          <w:tab w:val="left" w:pos="10992"/>
+          <w:tab w:val="left" w:pos="11908"/>
+          <w:tab w:val="left" w:pos="12824"/>
+          <w:tab w:val="left" w:pos="13740"/>
+          <w:tab w:val="left" w:pos="14656"/>
+        </w:tabs>
+        <w:jc w:val="both"/>
+        <w:rPr>
+          <w:rFonts w:ascii="Calibri" w:eastAsia="Times New Roman" w:hAnsi="Calibri" w:cs="Calibri"/>
+          <w:sz w:val="20"/>
+          <w:szCs w:val="20"/>
+        </w:rPr>
+      </w:pPr>
+    </w:p>
+    <w:p>
+      <w:pPr>
+        <w:tabs>
+          <w:tab w:val="left" w:pos="916"/>
+          <w:tab w:val="left" w:pos="1832"/>
+          <w:tab w:val="left" w:pos="2748"/>
+          <w:tab w:val="left" w:pos="3664"/>
+          <w:tab w:val="left" w:pos="4580"/>
+          <w:tab w:val="left" w:pos="5496"/>
+          <w:tab w:val="left" w:pos="6412"/>
+          <w:tab w:val="left" w:pos="7328"/>
+          <w:tab w:val="left" w:pos="8244"/>
+          <w:tab w:val="left" w:pos="9160"/>
+          <w:tab w:val="left" w:pos="10076"/>
+          <w:tab w:val="left" w:pos="10992"/>
+          <w:tab w:val="left" w:pos="11908"/>
+          <w:tab w:val="left" w:pos="12824"/>
+          <w:tab w:val="left" w:pos="13740"/>
+          <w:tab w:val="left" w:pos="14656"/>
+        </w:tabs>
+        <w:jc w:val="both"/>
+        <w:rPr>
+          <w:rFonts w:ascii="Calibri" w:eastAsia="Times New Roman" w:hAnsi="Calibri" w:cs="Calibri"/>
+          <w:sz w:val="20"/>
+          <w:szCs w:val="20"/>
+        </w:rPr>
+      </w:pPr>
+      <w:r>
+        <w:rPr>
+          <w:rFonts w:ascii="Calibri" w:eastAsia="Times New Roman" w:hAnsi="Calibri" w:cs="Calibri"/>
+          <w:sz w:val="20"/>
+          <w:szCs w:val="20"/>
+        </w:rPr>
+        <w:t>print("\nНақты және болжанған мәндер:")</w:t>
+      </w:r>
+    </w:p>
+    <w:p>
+      <w:pPr>
+        <w:tabs>
+          <w:tab w:val="left" w:pos="916"/>
+          <w:tab w:val="left" w:pos="1832"/>
+          <w:tab w:val="left" w:pos="2748"/>
+          <w:tab w:val="left" w:pos="3664"/>
+          <w:tab w:val="left" w:pos="4580"/>
+          <w:tab w:val="left" w:pos="5496"/>
+          <w:tab w:val="left" w:pos="6412"/>
+          <w:tab w:val="left" w:pos="7328"/>
+          <w:tab w:val="left" w:pos="8244"/>
+          <w:tab w:val="left" w:pos="9160"/>
+          <w:tab w:val="left" w:pos="10076"/>
+          <w:tab w:val="left" w:pos="10992"/>
+          <w:tab w:val="left" w:pos="11908"/>
+          <w:tab w:val="left" w:pos="12824"/>
+          <w:tab w:val="left" w:pos="13740"/>
+          <w:tab w:val="left" w:pos="14656"/>
+        </w:tabs>
+        <w:jc w:val="both"/>
+        <w:rPr>
+          <w:rFonts w:ascii="Calibri" w:eastAsia="Times New Roman" w:hAnsi="Calibri" w:cs="Calibri"/>
+          <w:sz w:val="20"/>
+          <w:szCs w:val="20"/>
+        </w:rPr>
+      </w:pPr>
+      <w:r>
+        <w:rPr>
+          <w:rFonts w:ascii="Calibri" w:eastAsia="Times New Roman" w:hAnsi="Calibri" w:cs="Calibri"/>
+          <w:sz w:val="20"/>
+          <w:szCs w:val="20"/>
+        </w:rPr>
+        <w:t>print(results.head(10))</w:t>
+      </w:r>
+    </w:p>
+    <w:p>
+      <w:pPr>
+        <w:jc w:val="both"/>
+        <w:outlineLvl w:val="2"/>
+        <w:rPr>
+          <w:rFonts w:ascii="Calibri" w:eastAsia="Times New Roman" w:hAnsi="Calibri" w:cs="Calibri"/>
+          <w:b/>
+          <w:bCs/>
+          <w:sz w:val="27"/>
+          <w:szCs w:val="27"/>
+        </w:rPr>
+      </w:pPr>
+    </w:p>
+    <w:p>
+      <w:pPr>
+        <w:jc w:val="both"/>
+        <w:outlineLvl w:val="2"/>
+        <w:rPr>
+          <w:rFonts w:ascii="Calibri" w:eastAsia="Times New Roman" w:hAnsi="Calibri" w:cs="Calibri"/>
+          <w:b/>
+          <w:bCs/>
+          <w:sz w:val="27"/>
+          <w:szCs w:val="27"/>
+        </w:rPr>
+      </w:pPr>
+      <w:r>
+        <w:rPr>
+          <w:rFonts w:ascii="Calibri" w:eastAsia="Times New Roman" w:hAnsi="Calibri" w:cs="Calibri"/>
+          <w:b/>
+          <w:bCs/>
+          <w:sz w:val="27"/>
+          <w:szCs w:val="27"/>
+        </w:rPr>
+        <w:t>Қадамдардың түсіндірмесі</w:t>
+      </w:r>
+    </w:p>
+    <w:p>
+      <w:pPr>
+        <w:jc w:val="both"/>
+        <w:rPr>
+          <w:rFonts w:ascii="Calibri" w:eastAsia="Times New Roman" w:hAnsi="Calibri" w:cs="Calibri"/>
+        </w:rPr>
+      </w:pPr>
+      <w:r>
+        <w:rPr>
+          <w:rFonts w:ascii="Calibri" w:eastAsia="Times New Roman" w:hAnsi="Calibri" w:cs="Calibri"/>
+        </w:rPr>
+        <w:t xml:space="preserve">Алдымен қажетті кітапханалар импортталады. Кейін </w:t>
+      </w:r>
+      <w:r>
+        <w:rPr>
+          <w:rFonts w:ascii="Calibri" w:eastAsia="Times New Roman" w:hAnsi="Calibri" w:cs="Calibri"/>
+          <w:sz w:val="20"/>
+          <w:szCs w:val="20"/>
+        </w:rPr>
+        <w:t>housing.csv</w:t>
+      </w:r>
+      <w:r>
+        <w:rPr>
+          <w:rFonts w:ascii="Calibri" w:eastAsia="Times New Roman" w:hAnsi="Calibri" w:cs="Calibri"/>
+        </w:rPr>
+        <w:t xml:space="preserve"> файлы жүктеледі. Деректер құрылымын түсіну үшін алғашқы жолдар мен баған атаулары көрсетіледі. Одан кейін кіріс белгілері мен мақсатты айнымалы анықталады. Деректер оқыту және тестілеу жиынтықтарына бөлінеді. Сызықтық регрессия моделі үйретіліп, болжау жасалады. Соңында Mean Squared Error және R² Score арқылы нәтиже бағаланады.</w:t>
+      </w:r>
+    </w:p>
+    <w:p>
+      <w:pPr>
+        <w:jc w:val="both"/>
+        <w:outlineLvl w:val="1"/>
+        <w:rPr>
+          <w:rFonts w:ascii="Calibri" w:eastAsia="Times New Roman" w:hAnsi="Calibri" w:cs="Calibri"/>
+          <w:b/>
+          <w:bCs/>
+          <w:sz w:val="36"/>
+          <w:szCs w:val="36"/>
+        </w:rPr>
+      </w:pPr>
+    </w:p>
+    <w:p>
+      <w:pPr>
+        <w:jc w:val="both"/>
+        <w:outlineLvl w:val="1"/>
+        <w:rPr>
+          <w:rFonts w:ascii="Calibri" w:eastAsia="Times New Roman" w:hAnsi="Calibri" w:cs="Calibri"/>
+          <w:b/>
+          <w:bCs/>
+          <w:sz w:val="36"/>
+          <w:szCs w:val="36"/>
+        </w:rPr>
+      </w:pPr>
+      <w:r>
+        <w:rPr>
+          <w:rFonts w:ascii="Calibri" w:eastAsia="Times New Roman" w:hAnsi="Calibri" w:cs="Calibri"/>
+          <w:b/>
+          <w:bCs/>
+          <w:sz w:val="36"/>
+          <w:szCs w:val="36"/>
+        </w:rPr>
+        <w:t xml:space="preserve">2-бөлім. </w:t>
+      </w:r>
+      <w:r>
+        <w:rPr>
+          <w:rFonts w:ascii="Calibri" w:eastAsia="Times New Roman" w:hAnsi="Calibri" w:cs="Calibri"/>
+          <w:b/>
+          <w:bCs/>
+          <w:sz w:val="36"/>
+          <w:szCs w:val="36"/>
+          <w:lang w:val="en-US"/>
+        </w:rPr>
+        <w:t>H</w:t>
+      </w:r>
+      <w:r>
+        <w:rPr>
+          <w:rFonts w:ascii="Calibri" w:eastAsia="Times New Roman" w:hAnsi="Calibri" w:cs="Calibri"/>
+          <w:b/>
+          <w:bCs/>
+          <w:sz w:val="36"/>
+          <w:szCs w:val="36"/>
+        </w:rPr>
+        <w:t>ousing.csv файлын пайдаланып Логистикалық регрессия мысалы</w:t>
+      </w:r>
+    </w:p>
+    <w:p>
+      <w:pPr>
+        <w:jc w:val="both"/>
+        <w:outlineLvl w:val="2"/>
+        <w:rPr>
+          <w:rFonts w:ascii="Calibri" w:eastAsia="Times New Roman" w:hAnsi="Calibri" w:cs="Calibri"/>
+          <w:b/>
+          <w:bCs/>
+          <w:sz w:val="27"/>
+          <w:szCs w:val="27"/>
+        </w:rPr>
+      </w:pPr>
+    </w:p>
+    <w:p>
+      <w:pPr>
+        <w:jc w:val="both"/>
+        <w:outlineLvl w:val="2"/>
+        <w:rPr>
+          <w:rFonts w:ascii="Calibri" w:eastAsia="Times New Roman" w:hAnsi="Calibri" w:cs="Calibri"/>
+          <w:b/>
+          <w:bCs/>
+          <w:sz w:val="27"/>
+          <w:szCs w:val="27"/>
+        </w:rPr>
+      </w:pPr>
+      <w:r>
+        <w:rPr>
+          <w:rFonts w:ascii="Calibri" w:eastAsia="Times New Roman" w:hAnsi="Calibri" w:cs="Calibri"/>
+          <w:b/>
+          <w:bCs/>
+          <w:sz w:val="27"/>
+          <w:szCs w:val="27"/>
+        </w:rPr>
+        <w:t>Сипаттамасы</w:t>
+      </w:r>
+    </w:p>
+    <w:p>
+      <w:pPr>
+        <w:jc w:val="both"/>
+        <w:rPr>
+          <w:rFonts w:ascii="Calibri" w:eastAsia="Times New Roman" w:hAnsi="Calibri" w:cs="Calibri"/>
+        </w:rPr>
+      </w:pPr>
+      <w:r>
+        <w:rPr>
+          <w:rFonts w:ascii="Calibri" w:eastAsia="Times New Roman" w:hAnsi="Calibri" w:cs="Calibri"/>
+        </w:rPr>
+        <w:t xml:space="preserve">Логистикалық регрессия мақсатты айнымалы категориялық болған жағдайда қолданылады. </w:t>
+      </w:r>
+      <w:r>
+        <w:rPr>
+          <w:rFonts w:ascii="Calibri" w:eastAsia="Times New Roman" w:hAnsi="Calibri" w:cs="Calibri"/>
+          <w:sz w:val="20"/>
+          <w:szCs w:val="20"/>
+        </w:rPr>
+        <w:t>H</w:t>
+      </w:r>
+      <w:r>
+        <w:rPr>
+          <w:rFonts w:ascii="Calibri" w:eastAsia="Times New Roman" w:hAnsi="Calibri" w:cs="Calibri"/>
+          <w:sz w:val="20"/>
+          <w:szCs w:val="20"/>
+        </w:rPr>
+        <w:t>ousing.csv</w:t>
+      </w:r>
+      <w:r>
+        <w:rPr>
+          <w:rFonts w:ascii="Calibri" w:eastAsia="Times New Roman" w:hAnsi="Calibri" w:cs="Calibri"/>
+        </w:rPr>
+        <w:t xml:space="preserve"> файлы әдетте сандық баға деректерін қамтитындықтан, бұл мысалда </w:t>
+      </w:r>
+      <w:r>
+        <w:rPr>
+          <w:rFonts w:ascii="Calibri" w:eastAsia="Times New Roman" w:hAnsi="Calibri" w:cs="Calibri"/>
+          <w:sz w:val="20"/>
+          <w:szCs w:val="20"/>
+        </w:rPr>
+        <w:t>price</w:t>
+      </w:r>
+      <w:r>
+        <w:rPr>
+          <w:rFonts w:ascii="Calibri" w:eastAsia="Times New Roman" w:hAnsi="Calibri" w:cs="Calibri"/>
+        </w:rPr>
+        <w:t xml:space="preserve"> бағанынан екілік мақсатты айнымалы жасалады. Мысалы, медианадан жоғары бағаға ие үйлер </w:t>
+      </w:r>
+      <w:r>
+        <w:rPr>
+          <w:rFonts w:ascii="Calibri" w:eastAsia="Times New Roman" w:hAnsi="Calibri" w:cs="Calibri"/>
+          <w:sz w:val="20"/>
+          <w:szCs w:val="20"/>
+        </w:rPr>
+        <w:t>1</w:t>
+      </w:r>
+      <w:r>
+        <w:rPr>
+          <w:rFonts w:ascii="Calibri" w:eastAsia="Times New Roman" w:hAnsi="Calibri" w:cs="Calibri"/>
+        </w:rPr>
+        <w:t xml:space="preserve">, ал медианадан төмен немесе тең үйлер </w:t>
+      </w:r>
+      <w:r>
+        <w:rPr>
+          <w:rFonts w:ascii="Calibri" w:eastAsia="Times New Roman" w:hAnsi="Calibri" w:cs="Calibri"/>
+          <w:sz w:val="20"/>
+          <w:szCs w:val="20"/>
+        </w:rPr>
+        <w:t>0</w:t>
+      </w:r>
+      <w:r>
+        <w:rPr>
+          <w:rFonts w:ascii="Calibri" w:eastAsia="Times New Roman" w:hAnsi="Calibri" w:cs="Calibri"/>
+        </w:rPr>
+        <w:t xml:space="preserve"> деп белгіленеді.</w:t>
+      </w:r>
+    </w:p>
+    <w:p>
+      <w:pPr>
+        <w:jc w:val="both"/>
+        <w:rPr>
+          <w:rFonts w:ascii="Calibri" w:eastAsia="Times New Roman" w:hAnsi="Calibri" w:cs="Calibri"/>
+        </w:rPr>
+      </w:pPr>
+      <w:r>
+        <w:rPr>
+          <w:rFonts w:ascii="Calibri" w:eastAsia="Times New Roman" w:hAnsi="Calibri" w:cs="Calibri"/>
+        </w:rPr>
+        <w:t>Бұл студенттерге бірдей деректер жиынтығын пайдаланып Логистикалық регрессияның қалай жұмыс істейтінін түсінуге көмектеседі.</w:t>
+      </w:r>
+    </w:p>
+    <w:p>
+      <w:pPr>
+        <w:jc w:val="both"/>
+        <w:outlineLvl w:val="2"/>
+        <w:rPr>
+          <w:rFonts w:ascii="Calibri" w:eastAsia="Times New Roman" w:hAnsi="Calibri" w:cs="Calibri"/>
+          <w:b/>
+          <w:bCs/>
+          <w:sz w:val="27"/>
+          <w:szCs w:val="27"/>
+        </w:rPr>
+      </w:pPr>
+    </w:p>
+    <w:p>
+      <w:pPr>
+        <w:jc w:val="both"/>
+        <w:outlineLvl w:val="2"/>
+        <w:rPr>
+          <w:rFonts w:ascii="Calibri" w:eastAsia="Times New Roman" w:hAnsi="Calibri" w:cs="Calibri"/>
+          <w:b/>
+          <w:bCs/>
+          <w:sz w:val="27"/>
+          <w:szCs w:val="27"/>
+        </w:rPr>
+      </w:pPr>
+      <w:r>
+        <w:rPr>
+          <w:rFonts w:ascii="Calibri" w:eastAsia="Times New Roman" w:hAnsi="Calibri" w:cs="Calibri"/>
+          <w:b/>
+          <w:bCs/>
+          <w:sz w:val="27"/>
+          <w:szCs w:val="27"/>
+        </w:rPr>
+        <w:t>Мысал код</w:t>
+      </w:r>
+    </w:p>
+    <w:p>
+      <w:pPr>
+        <w:tabs>
+          <w:tab w:val="left" w:pos="916"/>
+          <w:tab w:val="left" w:pos="1832"/>
+          <w:tab w:val="left" w:pos="2748"/>
+          <w:tab w:val="left" w:pos="3664"/>
+          <w:tab w:val="left" w:pos="4580"/>
+          <w:tab w:val="left" w:pos="5496"/>
+          <w:tab w:val="left" w:pos="6412"/>
+          <w:tab w:val="left" w:pos="7328"/>
+          <w:tab w:val="left" w:pos="8244"/>
+          <w:tab w:val="left" w:pos="9160"/>
+          <w:tab w:val="left" w:pos="10076"/>
+          <w:tab w:val="left" w:pos="10992"/>
+          <w:tab w:val="left" w:pos="11908"/>
+          <w:tab w:val="left" w:pos="12824"/>
+          <w:tab w:val="left" w:pos="13740"/>
+          <w:tab w:val="left" w:pos="14656"/>
+        </w:tabs>
+        <w:jc w:val="both"/>
+        <w:rPr>
+          <w:rFonts w:ascii="Calibri" w:eastAsia="Times New Roman" w:hAnsi="Calibri" w:cs="Calibri"/>
+          <w:sz w:val="20"/>
+          <w:szCs w:val="20"/>
+        </w:rPr>
+      </w:pPr>
+      <w:r>
+        <w:rPr>
+          <w:rFonts w:ascii="Calibri" w:eastAsia="Times New Roman" w:hAnsi="Calibri" w:cs="Calibri"/>
+          <w:sz w:val="20"/>
+          <w:szCs w:val="20"/>
+        </w:rPr>
+        <w:t># Қажетті кітапханаларды импорттау</w:t>
+      </w:r>
+    </w:p>
+    <w:p>
+      <w:pPr>
+        <w:tabs>
+          <w:tab w:val="left" w:pos="916"/>
+          <w:tab w:val="left" w:pos="1832"/>
+          <w:tab w:val="left" w:pos="2748"/>
+          <w:tab w:val="left" w:pos="3664"/>
+          <w:tab w:val="left" w:pos="4580"/>
+          <w:tab w:val="left" w:pos="5496"/>
+          <w:tab w:val="left" w:pos="6412"/>
+          <w:tab w:val="left" w:pos="7328"/>
+          <w:tab w:val="left" w:pos="8244"/>
+          <w:tab w:val="left" w:pos="9160"/>
+          <w:tab w:val="left" w:pos="10076"/>
+          <w:tab w:val="left" w:pos="10992"/>
+          <w:tab w:val="left" w:pos="11908"/>
+          <w:tab w:val="left" w:pos="12824"/>
+          <w:tab w:val="left" w:pos="13740"/>
+          <w:tab w:val="left" w:pos="14656"/>
+        </w:tabs>
+        <w:jc w:val="both"/>
+        <w:rPr>
+          <w:rFonts w:ascii="Calibri" w:eastAsia="Times New Roman" w:hAnsi="Calibri" w:cs="Calibri"/>
+          <w:sz w:val="20"/>
+          <w:szCs w:val="20"/>
+        </w:rPr>
+      </w:pPr>
+      <w:r>
+        <w:rPr>
+          <w:rFonts w:ascii="Calibri" w:eastAsia="Times New Roman" w:hAnsi="Calibri" w:cs="Calibri"/>
+          <w:sz w:val="20"/>
+          <w:szCs w:val="20"/>
+        </w:rPr>
+        <w:t>import pandas as pd   # Деректер жиынтығын жүктеу және өңдеу үшін</w:t>
+      </w:r>
+    </w:p>
+    <w:p>
+      <w:pPr>
+        <w:tabs>
+          <w:tab w:val="left" w:pos="916"/>
+          <w:tab w:val="left" w:pos="1832"/>
+          <w:tab w:val="left" w:pos="2748"/>
+          <w:tab w:val="left" w:pos="3664"/>
+          <w:tab w:val="left" w:pos="4580"/>
+          <w:tab w:val="left" w:pos="5496"/>
+          <w:tab w:val="left" w:pos="6412"/>
+          <w:tab w:val="left" w:pos="7328"/>
+          <w:tab w:val="left" w:pos="8244"/>
+          <w:tab w:val="left" w:pos="9160"/>
+          <w:tab w:val="left" w:pos="10076"/>
+          <w:tab w:val="left" w:pos="10992"/>
+          <w:tab w:val="left" w:pos="11908"/>
+          <w:tab w:val="left" w:pos="12824"/>
+          <w:tab w:val="left" w:pos="13740"/>
+          <w:tab w:val="left" w:pos="14656"/>
+        </w:tabs>
+        <w:jc w:val="both"/>
+        <w:rPr>
+          <w:rFonts w:ascii="Calibri" w:eastAsia="Times New Roman" w:hAnsi="Calibri" w:cs="Calibri"/>
+          <w:sz w:val="20"/>
+          <w:szCs w:val="20"/>
+        </w:rPr>
+      </w:pPr>
+      <w:r>
+        <w:rPr>
+          <w:rFonts w:ascii="Calibri" w:eastAsia="Times New Roman" w:hAnsi="Calibri" w:cs="Calibri"/>
+          <w:sz w:val="20"/>
+          <w:szCs w:val="20"/>
+        </w:rPr>
+        <w:t>from sklearn.model_selection import train_test_split   # Деректерді бөлу үшін</w:t>
+      </w:r>
+    </w:p>
+    <w:p>
+      <w:pPr>
+        <w:tabs>
+          <w:tab w:val="left" w:pos="916"/>
+          <w:tab w:val="left" w:pos="1832"/>
+          <w:tab w:val="left" w:pos="2748"/>
+          <w:tab w:val="left" w:pos="3664"/>
+          <w:tab w:val="left" w:pos="4580"/>
+          <w:tab w:val="left" w:pos="5496"/>
+          <w:tab w:val="left" w:pos="6412"/>
+          <w:tab w:val="left" w:pos="7328"/>
+          <w:tab w:val="left" w:pos="8244"/>
+          <w:tab w:val="left" w:pos="9160"/>
+          <w:tab w:val="left" w:pos="10076"/>
+          <w:tab w:val="left" w:pos="10992"/>
+          <w:tab w:val="left" w:pos="11908"/>
+          <w:tab w:val="left" w:pos="12824"/>
+          <w:tab w:val="left" w:pos="13740"/>
+          <w:tab w:val="left" w:pos="14656"/>
+        </w:tabs>
+        <w:jc w:val="both"/>
+        <w:rPr>
+          <w:rFonts w:ascii="Calibri" w:eastAsia="Times New Roman" w:hAnsi="Calibri" w:cs="Calibri"/>
+          <w:sz w:val="20"/>
+          <w:szCs w:val="20"/>
+        </w:rPr>
+      </w:pPr>
+      <w:r>
+        <w:rPr>
+          <w:rFonts w:ascii="Calibri" w:eastAsia="Times New Roman" w:hAnsi="Calibri" w:cs="Calibri"/>
+          <w:sz w:val="20"/>
+          <w:szCs w:val="20"/>
+        </w:rPr>
+        <w:t>from sklearn.linear_model import LogisticRegression   # Логистикалық регрессия моделі</w:t>
+      </w:r>
+    </w:p>
+    <w:p>
+      <w:pPr>
+        <w:tabs>
+          <w:tab w:val="left" w:pos="916"/>
+          <w:tab w:val="left" w:pos="1832"/>
+          <w:tab w:val="left" w:pos="2748"/>
+          <w:tab w:val="left" w:pos="3664"/>
+          <w:tab w:val="left" w:pos="4580"/>
+          <w:tab w:val="left" w:pos="5496"/>
+          <w:tab w:val="left" w:pos="6412"/>
+          <w:tab w:val="left" w:pos="7328"/>
+          <w:tab w:val="left" w:pos="8244"/>
+          <w:tab w:val="left" w:pos="9160"/>
+          <w:tab w:val="left" w:pos="10076"/>
+          <w:tab w:val="left" w:pos="10992"/>
+          <w:tab w:val="left" w:pos="11908"/>
+          <w:tab w:val="left" w:pos="12824"/>
+          <w:tab w:val="left" w:pos="13740"/>
+          <w:tab w:val="left" w:pos="14656"/>
+        </w:tabs>
+        <w:jc w:val="both"/>
+        <w:rPr>
+          <w:rFonts w:ascii="Calibri" w:eastAsia="Times New Roman" w:hAnsi="Calibri" w:cs="Calibri"/>
+          <w:sz w:val="20"/>
+          <w:szCs w:val="20"/>
+        </w:rPr>
+      </w:pPr>
+      <w:r>
+        <w:rPr>
+          <w:rFonts w:ascii="Calibri" w:eastAsia="Times New Roman" w:hAnsi="Calibri" w:cs="Calibri"/>
+          <w:sz w:val="20"/>
+          <w:szCs w:val="20"/>
+        </w:rPr>
+        <w:t>from sklearn.metrics import accuracy_score, confusion_matrix, classification_report   # Бағалау метрикалары</w:t>
+      </w:r>
+    </w:p>
+    <w:p>
+      <w:pPr>
+        <w:tabs>
+          <w:tab w:val="left" w:pos="916"/>
+          <w:tab w:val="left" w:pos="1832"/>
+          <w:tab w:val="left" w:pos="2748"/>
+          <w:tab w:val="left" w:pos="3664"/>
+          <w:tab w:val="left" w:pos="4580"/>
+          <w:tab w:val="left" w:pos="5496"/>
+          <w:tab w:val="left" w:pos="6412"/>
+          <w:tab w:val="left" w:pos="7328"/>
+          <w:tab w:val="left" w:pos="8244"/>
+          <w:tab w:val="left" w:pos="9160"/>
+          <w:tab w:val="left" w:pos="10076"/>
+          <w:tab w:val="left" w:pos="10992"/>
+          <w:tab w:val="left" w:pos="11908"/>
+          <w:tab w:val="left" w:pos="12824"/>
+          <w:tab w:val="left" w:pos="13740"/>
+          <w:tab w:val="left" w:pos="14656"/>
+        </w:tabs>
+        <w:jc w:val="both"/>
+        <w:rPr>
+          <w:rFonts w:ascii="Calibri" w:eastAsia="Times New Roman" w:hAnsi="Calibri" w:cs="Calibri"/>
+          <w:sz w:val="20"/>
+          <w:szCs w:val="20"/>
+        </w:rPr>
+      </w:pPr>
+    </w:p>
+    <w:p>
+      <w:pPr>
+        <w:tabs>
+          <w:tab w:val="left" w:pos="916"/>
+          <w:tab w:val="left" w:pos="1832"/>
+          <w:tab w:val="left" w:pos="2748"/>
+          <w:tab w:val="left" w:pos="3664"/>
+          <w:tab w:val="left" w:pos="4580"/>
+          <w:tab w:val="left" w:pos="5496"/>
+          <w:tab w:val="left" w:pos="6412"/>
+          <w:tab w:val="left" w:pos="7328"/>
+          <w:tab w:val="left" w:pos="8244"/>
+          <w:tab w:val="left" w:pos="9160"/>
+          <w:tab w:val="left" w:pos="10076"/>
+          <w:tab w:val="left" w:pos="10992"/>
+          <w:tab w:val="left" w:pos="11908"/>
+          <w:tab w:val="left" w:pos="12824"/>
+          <w:tab w:val="left" w:pos="13740"/>
+          <w:tab w:val="left" w:pos="14656"/>
+        </w:tabs>
+        <w:jc w:val="both"/>
+        <w:rPr>
+          <w:rFonts w:ascii="Calibri" w:eastAsia="Times New Roman" w:hAnsi="Calibri" w:cs="Calibri"/>
+          <w:sz w:val="20"/>
+          <w:szCs w:val="20"/>
+        </w:rPr>
+      </w:pPr>
+      <w:r>
+        <w:rPr>
+          <w:rFonts w:ascii="Calibri" w:eastAsia="Times New Roman" w:hAnsi="Calibri" w:cs="Calibri"/>
+          <w:sz w:val="20"/>
+          <w:szCs w:val="20"/>
+        </w:rPr>
+        <w:t># 1-қадам: Деректер жиынтығын CSV файлынан жүктеу</w:t>
+      </w:r>
+    </w:p>
+    <w:p>
+      <w:pPr>
+        <w:tabs>
+          <w:tab w:val="left" w:pos="916"/>
+          <w:tab w:val="left" w:pos="1832"/>
+          <w:tab w:val="left" w:pos="2748"/>
+          <w:tab w:val="left" w:pos="3664"/>
+          <w:tab w:val="left" w:pos="4580"/>
+          <w:tab w:val="left" w:pos="5496"/>
+          <w:tab w:val="left" w:pos="6412"/>
+          <w:tab w:val="left" w:pos="7328"/>
+          <w:tab w:val="left" w:pos="8244"/>
+          <w:tab w:val="left" w:pos="9160"/>
+          <w:tab w:val="left" w:pos="10076"/>
+          <w:tab w:val="left" w:pos="10992"/>
+          <w:tab w:val="left" w:pos="11908"/>
+          <w:tab w:val="left" w:pos="12824"/>
+          <w:tab w:val="left" w:pos="13740"/>
+          <w:tab w:val="left" w:pos="14656"/>
+        </w:tabs>
+        <w:jc w:val="both"/>
+        <w:rPr>
+          <w:rFonts w:ascii="Calibri" w:eastAsia="Times New Roman" w:hAnsi="Calibri" w:cs="Calibri"/>
+          <w:sz w:val="20"/>
+          <w:szCs w:val="20"/>
+        </w:rPr>
+      </w:pPr>
+      <w:r>
+        <w:rPr>
+          <w:rFonts w:ascii="Calibri" w:eastAsia="Times New Roman" w:hAnsi="Calibri" w:cs="Calibri"/>
+          <w:sz w:val="20"/>
+          <w:szCs w:val="20"/>
+        </w:rPr>
+        <w:t># Студенттер housing.csv файлының дұрыс жолда орналасқанына көз жеткізуі керек</w:t>
+      </w:r>
+    </w:p>
+    <w:p>
+      <w:pPr>
+        <w:tabs>
+          <w:tab w:val="left" w:pos="916"/>
+          <w:tab w:val="left" w:pos="1832"/>
+          <w:tab w:val="left" w:pos="2748"/>
+          <w:tab w:val="left" w:pos="3664"/>
+          <w:tab w:val="left" w:pos="4580"/>
+          <w:tab w:val="left" w:pos="5496"/>
+          <w:tab w:val="left" w:pos="6412"/>
+          <w:tab w:val="left" w:pos="7328"/>
+          <w:tab w:val="left" w:pos="8244"/>
+          <w:tab w:val="left" w:pos="9160"/>
+          <w:tab w:val="left" w:pos="10076"/>
+          <w:tab w:val="left" w:pos="10992"/>
+          <w:tab w:val="left" w:pos="11908"/>
+          <w:tab w:val="left" w:pos="12824"/>
+          <w:tab w:val="left" w:pos="13740"/>
+          <w:tab w:val="left" w:pos="14656"/>
+        </w:tabs>
+        <w:jc w:val="both"/>
+        <w:rPr>
+          <w:rFonts w:ascii="Calibri" w:eastAsia="Times New Roman" w:hAnsi="Calibri" w:cs="Calibri"/>
+          <w:sz w:val="20"/>
+          <w:szCs w:val="20"/>
+        </w:rPr>
+      </w:pPr>
+      <w:r>
+        <w:rPr>
+          <w:rFonts w:ascii="Calibri" w:eastAsia="Times New Roman" w:hAnsi="Calibri" w:cs="Calibri"/>
+          <w:sz w:val="20"/>
+          <w:szCs w:val="20"/>
+        </w:rPr>
+        <w:t>data = pd.read_csv("</w:t>
+      </w:r>
+      <w:r>
+        <w:rPr>
+          <w:rFonts w:ascii="Calibri" w:eastAsia="Times New Roman" w:hAnsi="Calibri" w:cs="Calibri"/>
+          <w:sz w:val="20"/>
+          <w:szCs w:val="20"/>
+          <w:lang w:val="en-US"/>
+        </w:rPr>
+        <w:t>H</w:t>
+      </w:r>
+      <w:r>
+        <w:rPr>
+          <w:rFonts w:ascii="Calibri" w:eastAsia="Times New Roman" w:hAnsi="Calibri" w:cs="Calibri"/>
+          <w:sz w:val="20"/>
+          <w:szCs w:val="20"/>
+        </w:rPr>
+        <w:t>ousing.csv")</w:t>
+      </w:r>
+    </w:p>
+    <w:p>
+      <w:pPr>
+        <w:tabs>
+          <w:tab w:val="left" w:pos="916"/>
+          <w:tab w:val="left" w:pos="1832"/>
+          <w:tab w:val="left" w:pos="2748"/>
+          <w:tab w:val="left" w:pos="3664"/>
+          <w:tab w:val="left" w:pos="4580"/>
+          <w:tab w:val="left" w:pos="5496"/>
+          <w:tab w:val="left" w:pos="6412"/>
+          <w:tab w:val="left" w:pos="7328"/>
+          <w:tab w:val="left" w:pos="8244"/>
+          <w:tab w:val="left" w:pos="9160"/>
+          <w:tab w:val="left" w:pos="10076"/>
+          <w:tab w:val="left" w:pos="10992"/>
+          <w:tab w:val="left" w:pos="11908"/>
+          <w:tab w:val="left" w:pos="12824"/>
+          <w:tab w:val="left" w:pos="13740"/>
+          <w:tab w:val="left" w:pos="14656"/>
+        </w:tabs>
+        <w:jc w:val="both"/>
+        <w:rPr>
+          <w:rFonts w:ascii="Calibri" w:eastAsia="Times New Roman" w:hAnsi="Calibri" w:cs="Calibri"/>
+          <w:sz w:val="20"/>
+          <w:szCs w:val="20"/>
+        </w:rPr>
+      </w:pPr>
+    </w:p>
+    <w:p>
+      <w:pPr>
+        <w:tabs>
+          <w:tab w:val="left" w:pos="916"/>
+          <w:tab w:val="left" w:pos="1832"/>
+          <w:tab w:val="left" w:pos="2748"/>
+          <w:tab w:val="left" w:pos="3664"/>
+          <w:tab w:val="left" w:pos="4580"/>
+          <w:tab w:val="left" w:pos="5496"/>
+          <w:tab w:val="left" w:pos="6412"/>
+          <w:tab w:val="left" w:pos="7328"/>
+          <w:tab w:val="left" w:pos="8244"/>
+          <w:tab w:val="left" w:pos="9160"/>
+          <w:tab w:val="left" w:pos="10076"/>
+          <w:tab w:val="left" w:pos="10992"/>
+          <w:tab w:val="left" w:pos="11908"/>
+          <w:tab w:val="left" w:pos="12824"/>
+          <w:tab w:val="left" w:pos="13740"/>
+          <w:tab w:val="left" w:pos="14656"/>
+        </w:tabs>
+        <w:jc w:val="both"/>
+        <w:rPr>
+          <w:rFonts w:ascii="Calibri" w:eastAsia="Times New Roman" w:hAnsi="Calibri" w:cs="Calibri"/>
+          <w:sz w:val="20"/>
+          <w:szCs w:val="20"/>
+        </w:rPr>
+      </w:pPr>
+      <w:r>
+        <w:rPr>
+          <w:rFonts w:ascii="Calibri" w:eastAsia="Times New Roman" w:hAnsi="Calibri" w:cs="Calibri"/>
+          <w:sz w:val="20"/>
+          <w:szCs w:val="20"/>
+        </w:rPr>
+        <w:t># 2-қадам: Деректердің алғашқы жолдарын көрсету</w:t>
+      </w:r>
+    </w:p>
+    <w:p>
+      <w:pPr>
+        <w:tabs>
+          <w:tab w:val="left" w:pos="916"/>
+          <w:tab w:val="left" w:pos="1832"/>
+          <w:tab w:val="left" w:pos="2748"/>
+          <w:tab w:val="left" w:pos="3664"/>
+          <w:tab w:val="left" w:pos="4580"/>
+          <w:tab w:val="left" w:pos="5496"/>
+          <w:tab w:val="left" w:pos="6412"/>
+          <w:tab w:val="left" w:pos="7328"/>
+          <w:tab w:val="left" w:pos="8244"/>
+          <w:tab w:val="left" w:pos="9160"/>
+          <w:tab w:val="left" w:pos="10076"/>
+          <w:tab w:val="left" w:pos="10992"/>
+          <w:tab w:val="left" w:pos="11908"/>
+          <w:tab w:val="left" w:pos="12824"/>
+          <w:tab w:val="left" w:pos="13740"/>
+          <w:tab w:val="left" w:pos="14656"/>
+        </w:tabs>
+        <w:jc w:val="both"/>
+        <w:rPr>
+          <w:rFonts w:ascii="Calibri" w:eastAsia="Times New Roman" w:hAnsi="Calibri" w:cs="Calibri"/>
+          <w:sz w:val="20"/>
+          <w:szCs w:val="20"/>
+        </w:rPr>
+      </w:pPr>
+      <w:r>
+        <w:rPr>
+          <w:rFonts w:ascii="Calibri" w:eastAsia="Times New Roman" w:hAnsi="Calibri" w:cs="Calibri"/>
+          <w:sz w:val="20"/>
+          <w:szCs w:val="20"/>
+        </w:rPr>
+        <w:t>print("Деректер жиынтығының алғашқы 5 жолы:")</w:t>
+      </w:r>
+    </w:p>
+    <w:p>
+      <w:pPr>
+        <w:tabs>
+          <w:tab w:val="left" w:pos="916"/>
+          <w:tab w:val="left" w:pos="1832"/>
+          <w:tab w:val="left" w:pos="2748"/>
+          <w:tab w:val="left" w:pos="3664"/>
+          <w:tab w:val="left" w:pos="4580"/>
+          <w:tab w:val="left" w:pos="5496"/>
+          <w:tab w:val="left" w:pos="6412"/>
+          <w:tab w:val="left" w:pos="7328"/>
+          <w:tab w:val="left" w:pos="8244"/>
+          <w:tab w:val="left" w:pos="9160"/>
+          <w:tab w:val="left" w:pos="10076"/>
+          <w:tab w:val="left" w:pos="10992"/>
+          <w:tab w:val="left" w:pos="11908"/>
+          <w:tab w:val="left" w:pos="12824"/>
+          <w:tab w:val="left" w:pos="13740"/>
+          <w:tab w:val="left" w:pos="14656"/>
+        </w:tabs>
+        <w:jc w:val="both"/>
+        <w:rPr>
+          <w:rFonts w:ascii="Calibri" w:eastAsia="Times New Roman" w:hAnsi="Calibri" w:cs="Calibri"/>
+          <w:sz w:val="20"/>
+          <w:szCs w:val="20"/>
+        </w:rPr>
+      </w:pPr>
+      <w:r>
+        <w:rPr>
+          <w:rFonts w:ascii="Calibri" w:eastAsia="Times New Roman" w:hAnsi="Calibri" w:cs="Calibri"/>
+          <w:sz w:val="20"/>
+          <w:szCs w:val="20"/>
+        </w:rPr>
+        <w:t>print(data.head())</w:t>
+      </w:r>
+    </w:p>
+    <w:p>
+      <w:pPr>
+        <w:tabs>
+          <w:tab w:val="left" w:pos="916"/>
+          <w:tab w:val="left" w:pos="1832"/>
+          <w:tab w:val="left" w:pos="2748"/>
+          <w:tab w:val="left" w:pos="3664"/>
+          <w:tab w:val="left" w:pos="4580"/>
+          <w:tab w:val="left" w:pos="5496"/>
+          <w:tab w:val="left" w:pos="6412"/>
+          <w:tab w:val="left" w:pos="7328"/>
+          <w:tab w:val="left" w:pos="8244"/>
+          <w:tab w:val="left" w:pos="9160"/>
+          <w:tab w:val="left" w:pos="10076"/>
+          <w:tab w:val="left" w:pos="10992"/>
+          <w:tab w:val="left" w:pos="11908"/>
+          <w:tab w:val="left" w:pos="12824"/>
+          <w:tab w:val="left" w:pos="13740"/>
+          <w:tab w:val="left" w:pos="14656"/>
+        </w:tabs>
+        <w:jc w:val="both"/>
+        <w:rPr>
+          <w:rFonts w:ascii="Calibri" w:eastAsia="Times New Roman" w:hAnsi="Calibri" w:cs="Calibri"/>
+          <w:sz w:val="20"/>
+          <w:szCs w:val="20"/>
+        </w:rPr>
+      </w:pPr>
+    </w:p>
+    <w:p>
+      <w:pPr>
+        <w:tabs>
+          <w:tab w:val="left" w:pos="916"/>
+          <w:tab w:val="left" w:pos="1832"/>
+          <w:tab w:val="left" w:pos="2748"/>
+          <w:tab w:val="left" w:pos="3664"/>
+          <w:tab w:val="left" w:pos="4580"/>
+          <w:tab w:val="left" w:pos="5496"/>
+          <w:tab w:val="left" w:pos="6412"/>
+          <w:tab w:val="left" w:pos="7328"/>
+          <w:tab w:val="left" w:pos="8244"/>
+          <w:tab w:val="left" w:pos="9160"/>
+          <w:tab w:val="left" w:pos="10076"/>
+          <w:tab w:val="left" w:pos="10992"/>
+          <w:tab w:val="left" w:pos="11908"/>
+          <w:tab w:val="left" w:pos="12824"/>
+          <w:tab w:val="left" w:pos="13740"/>
+          <w:tab w:val="left" w:pos="14656"/>
+        </w:tabs>
+        <w:jc w:val="both"/>
+        <w:rPr>
+          <w:rFonts w:ascii="Calibri" w:eastAsia="Times New Roman" w:hAnsi="Calibri" w:cs="Calibri"/>
+          <w:sz w:val="20"/>
+          <w:szCs w:val="20"/>
+        </w:rPr>
+      </w:pPr>
+      <w:r>
+        <w:rPr>
+          <w:rFonts w:ascii="Calibri" w:eastAsia="Times New Roman" w:hAnsi="Calibri" w:cs="Calibri"/>
+          <w:sz w:val="20"/>
+          <w:szCs w:val="20"/>
+        </w:rPr>
+        <w:t># 3-қадам: Баға негізінде екілік мақсатты баған құру</w:t>
+      </w:r>
+    </w:p>
+    <w:p>
+      <w:pPr>
+        <w:tabs>
+          <w:tab w:val="left" w:pos="916"/>
+          <w:tab w:val="left" w:pos="1832"/>
+          <w:tab w:val="left" w:pos="2748"/>
+          <w:tab w:val="left" w:pos="3664"/>
+          <w:tab w:val="left" w:pos="4580"/>
+          <w:tab w:val="left" w:pos="5496"/>
+          <w:tab w:val="left" w:pos="6412"/>
+          <w:tab w:val="left" w:pos="7328"/>
+          <w:tab w:val="left" w:pos="8244"/>
+          <w:tab w:val="left" w:pos="9160"/>
+          <w:tab w:val="left" w:pos="10076"/>
+          <w:tab w:val="left" w:pos="10992"/>
+          <w:tab w:val="left" w:pos="11908"/>
+          <w:tab w:val="left" w:pos="12824"/>
+          <w:tab w:val="left" w:pos="13740"/>
+          <w:tab w:val="left" w:pos="14656"/>
+        </w:tabs>
+        <w:jc w:val="both"/>
+        <w:rPr>
+          <w:rFonts w:ascii="Calibri" w:eastAsia="Times New Roman" w:hAnsi="Calibri" w:cs="Calibri"/>
+          <w:sz w:val="20"/>
+          <w:szCs w:val="20"/>
+        </w:rPr>
+      </w:pPr>
+      <w:r>
+        <w:rPr>
+          <w:rFonts w:ascii="Calibri" w:eastAsia="Times New Roman" w:hAnsi="Calibri" w:cs="Calibri"/>
+          <w:sz w:val="20"/>
+          <w:szCs w:val="20"/>
+        </w:rPr>
+        <w:t># Медианадан жоғары бағалы үйлер 1 деп белгіленеді</w:t>
+      </w:r>
+    </w:p>
+    <w:p>
+      <w:pPr>
+        <w:tabs>
+          <w:tab w:val="left" w:pos="916"/>
+          <w:tab w:val="left" w:pos="1832"/>
+          <w:tab w:val="left" w:pos="2748"/>
+          <w:tab w:val="left" w:pos="3664"/>
+          <w:tab w:val="left" w:pos="4580"/>
+          <w:tab w:val="left" w:pos="5496"/>
+          <w:tab w:val="left" w:pos="6412"/>
+          <w:tab w:val="left" w:pos="7328"/>
+          <w:tab w:val="left" w:pos="8244"/>
+          <w:tab w:val="left" w:pos="9160"/>
+          <w:tab w:val="left" w:pos="10076"/>
+          <w:tab w:val="left" w:pos="10992"/>
+          <w:tab w:val="left" w:pos="11908"/>
+          <w:tab w:val="left" w:pos="12824"/>
+          <w:tab w:val="left" w:pos="13740"/>
+          <w:tab w:val="left" w:pos="14656"/>
+        </w:tabs>
+        <w:jc w:val="both"/>
+        <w:rPr>
+          <w:rFonts w:ascii="Calibri" w:eastAsia="Times New Roman" w:hAnsi="Calibri" w:cs="Calibri"/>
+          <w:sz w:val="20"/>
+          <w:szCs w:val="20"/>
+        </w:rPr>
+      </w:pPr>
+      <w:r>
+        <w:rPr>
+          <w:rFonts w:ascii="Calibri" w:eastAsia="Times New Roman" w:hAnsi="Calibri" w:cs="Calibri"/>
+          <w:sz w:val="20"/>
+          <w:szCs w:val="20"/>
+        </w:rPr>
+        <w:t># Медианадан төмен немесе тең бағалы үйлер 0 деп белгіленеді</w:t>
+      </w:r>
+    </w:p>
+    <w:p>
+      <w:pPr>
+        <w:tabs>
+          <w:tab w:val="left" w:pos="916"/>
+          <w:tab w:val="left" w:pos="1832"/>
+          <w:tab w:val="left" w:pos="2748"/>
+          <w:tab w:val="left" w:pos="3664"/>
+          <w:tab w:val="left" w:pos="4580"/>
+          <w:tab w:val="left" w:pos="5496"/>
+          <w:tab w:val="left" w:pos="6412"/>
+          <w:tab w:val="left" w:pos="7328"/>
+          <w:tab w:val="left" w:pos="8244"/>
+          <w:tab w:val="left" w:pos="9160"/>
+          <w:tab w:val="left" w:pos="10076"/>
+          <w:tab w:val="left" w:pos="10992"/>
+          <w:tab w:val="left" w:pos="11908"/>
+          <w:tab w:val="left" w:pos="12824"/>
+          <w:tab w:val="left" w:pos="13740"/>
+          <w:tab w:val="left" w:pos="14656"/>
+        </w:tabs>
+        <w:jc w:val="both"/>
+        <w:rPr>
+          <w:rFonts w:ascii="Calibri" w:eastAsia="Times New Roman" w:hAnsi="Calibri" w:cs="Calibri"/>
+          <w:sz w:val="20"/>
+          <w:szCs w:val="20"/>
+        </w:rPr>
+      </w:pPr>
+      <w:r>
+        <w:rPr>
+          <w:rFonts w:ascii="Calibri" w:eastAsia="Times New Roman" w:hAnsi="Calibri" w:cs="Calibri"/>
+          <w:sz w:val="20"/>
+          <w:szCs w:val="20"/>
+        </w:rPr>
+        <w:t>median_price = data['price'].median()</w:t>
+      </w:r>
+    </w:p>
+    <w:p>
+      <w:pPr>
+        <w:tabs>
+          <w:tab w:val="left" w:pos="916"/>
+          <w:tab w:val="left" w:pos="1832"/>
+          <w:tab w:val="left" w:pos="2748"/>
+          <w:tab w:val="left" w:pos="3664"/>
+          <w:tab w:val="left" w:pos="4580"/>
+          <w:tab w:val="left" w:pos="5496"/>
+          <w:tab w:val="left" w:pos="6412"/>
+          <w:tab w:val="left" w:pos="7328"/>
+          <w:tab w:val="left" w:pos="8244"/>
+          <w:tab w:val="left" w:pos="9160"/>
+          <w:tab w:val="left" w:pos="10076"/>
+          <w:tab w:val="left" w:pos="10992"/>
+          <w:tab w:val="left" w:pos="11908"/>
+          <w:tab w:val="left" w:pos="12824"/>
+          <w:tab w:val="left" w:pos="13740"/>
+          <w:tab w:val="left" w:pos="14656"/>
+        </w:tabs>
+        <w:jc w:val="both"/>
+        <w:rPr>
+          <w:rFonts w:ascii="Calibri" w:eastAsia="Times New Roman" w:hAnsi="Calibri" w:cs="Calibri"/>
+          <w:sz w:val="20"/>
+          <w:szCs w:val="20"/>
+        </w:rPr>
+      </w:pPr>
+      <w:r>
+        <w:rPr>
+          <w:rFonts w:ascii="Calibri" w:eastAsia="Times New Roman" w:hAnsi="Calibri" w:cs="Calibri"/>
+          <w:sz w:val="20"/>
+          <w:szCs w:val="20"/>
+        </w:rPr>
+        <w:t>data['price_category'] = (data['price'] &gt; median_price).astype(int)</w:t>
+      </w:r>
+    </w:p>
+    <w:p>
+      <w:pPr>
+        <w:tabs>
+          <w:tab w:val="left" w:pos="916"/>
+          <w:tab w:val="left" w:pos="1832"/>
+          <w:tab w:val="left" w:pos="2748"/>
+          <w:tab w:val="left" w:pos="3664"/>
+          <w:tab w:val="left" w:pos="4580"/>
+          <w:tab w:val="left" w:pos="5496"/>
+          <w:tab w:val="left" w:pos="6412"/>
+          <w:tab w:val="left" w:pos="7328"/>
+          <w:tab w:val="left" w:pos="8244"/>
+          <w:tab w:val="left" w:pos="9160"/>
+          <w:tab w:val="left" w:pos="10076"/>
+          <w:tab w:val="left" w:pos="10992"/>
+          <w:tab w:val="left" w:pos="11908"/>
+          <w:tab w:val="left" w:pos="12824"/>
+          <w:tab w:val="left" w:pos="13740"/>
+          <w:tab w:val="left" w:pos="14656"/>
+        </w:tabs>
+        <w:jc w:val="both"/>
+        <w:rPr>
+          <w:rFonts w:ascii="Calibri" w:eastAsia="Times New Roman" w:hAnsi="Calibri" w:cs="Calibri"/>
+          <w:sz w:val="20"/>
+          <w:szCs w:val="20"/>
+        </w:rPr>
+      </w:pPr>
+    </w:p>
+    <w:p>
+      <w:pPr>
+        <w:tabs>
+          <w:tab w:val="left" w:pos="916"/>
+          <w:tab w:val="left" w:pos="1832"/>
+          <w:tab w:val="left" w:pos="2748"/>
+          <w:tab w:val="left" w:pos="3664"/>
+          <w:tab w:val="left" w:pos="4580"/>
+          <w:tab w:val="left" w:pos="5496"/>
+          <w:tab w:val="left" w:pos="6412"/>
+          <w:tab w:val="left" w:pos="7328"/>
+          <w:tab w:val="left" w:pos="8244"/>
+          <w:tab w:val="left" w:pos="9160"/>
+          <w:tab w:val="left" w:pos="10076"/>
+          <w:tab w:val="left" w:pos="10992"/>
+          <w:tab w:val="left" w:pos="11908"/>
+          <w:tab w:val="left" w:pos="12824"/>
+          <w:tab w:val="left" w:pos="13740"/>
+          <w:tab w:val="left" w:pos="14656"/>
+        </w:tabs>
+        <w:jc w:val="both"/>
+        <w:rPr>
+          <w:rFonts w:ascii="Calibri" w:eastAsia="Times New Roman" w:hAnsi="Calibri" w:cs="Calibri"/>
+          <w:sz w:val="20"/>
+          <w:szCs w:val="20"/>
+        </w:rPr>
+      </w:pPr>
+      <w:r>
+        <w:rPr>
+          <w:rFonts w:ascii="Calibri" w:eastAsia="Times New Roman" w:hAnsi="Calibri" w:cs="Calibri"/>
+          <w:sz w:val="20"/>
+          <w:szCs w:val="20"/>
+        </w:rPr>
+        <w:t># 4-қадам: Кіріс белгілері мен мақсатты айнымалыны таңдау</w:t>
+      </w:r>
+    </w:p>
+    <w:p>
+      <w:pPr>
+        <w:tabs>
+          <w:tab w:val="left" w:pos="916"/>
+          <w:tab w:val="left" w:pos="1832"/>
+          <w:tab w:val="left" w:pos="2748"/>
+          <w:tab w:val="left" w:pos="3664"/>
+          <w:tab w:val="left" w:pos="4580"/>
+          <w:tab w:val="left" w:pos="5496"/>
+          <w:tab w:val="left" w:pos="6412"/>
+          <w:tab w:val="left" w:pos="7328"/>
+          <w:tab w:val="left" w:pos="8244"/>
+          <w:tab w:val="left" w:pos="9160"/>
+          <w:tab w:val="left" w:pos="10076"/>
+          <w:tab w:val="left" w:pos="10992"/>
+          <w:tab w:val="left" w:pos="11908"/>
+          <w:tab w:val="left" w:pos="12824"/>
+          <w:tab w:val="left" w:pos="13740"/>
+          <w:tab w:val="left" w:pos="14656"/>
+        </w:tabs>
+        <w:jc w:val="both"/>
+        <w:rPr>
+          <w:rFonts w:ascii="Calibri" w:eastAsia="Times New Roman" w:hAnsi="Calibri" w:cs="Calibri"/>
+          <w:sz w:val="20"/>
+          <w:szCs w:val="20"/>
+        </w:rPr>
+      </w:pPr>
+      <w:r>
+        <w:rPr>
+          <w:rFonts w:ascii="Calibri" w:eastAsia="Times New Roman" w:hAnsi="Calibri" w:cs="Calibri"/>
+          <w:sz w:val="20"/>
+          <w:szCs w:val="20"/>
+        </w:rPr>
+        <w:t>X = data[['area', 'bedrooms', 'bathrooms', 'stories', 'parking']]</w:t>
+      </w:r>
+    </w:p>
+    <w:p>
+      <w:pPr>
+        <w:tabs>
+          <w:tab w:val="left" w:pos="916"/>
+          <w:tab w:val="left" w:pos="1832"/>
+          <w:tab w:val="left" w:pos="2748"/>
+          <w:tab w:val="left" w:pos="3664"/>
+          <w:tab w:val="left" w:pos="4580"/>
+          <w:tab w:val="left" w:pos="5496"/>
+          <w:tab w:val="left" w:pos="6412"/>
+          <w:tab w:val="left" w:pos="7328"/>
+          <w:tab w:val="left" w:pos="8244"/>
+          <w:tab w:val="left" w:pos="9160"/>
+          <w:tab w:val="left" w:pos="10076"/>
+          <w:tab w:val="left" w:pos="10992"/>
+          <w:tab w:val="left" w:pos="11908"/>
+          <w:tab w:val="left" w:pos="12824"/>
+          <w:tab w:val="left" w:pos="13740"/>
+          <w:tab w:val="left" w:pos="14656"/>
+        </w:tabs>
+        <w:jc w:val="both"/>
+        <w:rPr>
+          <w:rFonts w:ascii="Calibri" w:eastAsia="Times New Roman" w:hAnsi="Calibri" w:cs="Calibri"/>
+          <w:sz w:val="20"/>
+          <w:szCs w:val="20"/>
+        </w:rPr>
+      </w:pPr>
+      <w:r>
+        <w:rPr>
+          <w:rFonts w:ascii="Calibri" w:eastAsia="Times New Roman" w:hAnsi="Calibri" w:cs="Calibri"/>
+          <w:sz w:val="20"/>
+          <w:szCs w:val="20"/>
+        </w:rPr>
+        <w:t>y = data['price_category']</w:t>
+      </w:r>
+    </w:p>
+    <w:p>
+      <w:pPr>
+        <w:tabs>
+          <w:tab w:val="left" w:pos="916"/>
+          <w:tab w:val="left" w:pos="1832"/>
+          <w:tab w:val="left" w:pos="2748"/>
+          <w:tab w:val="left" w:pos="3664"/>
+          <w:tab w:val="left" w:pos="4580"/>
+          <w:tab w:val="left" w:pos="5496"/>
+          <w:tab w:val="left" w:pos="6412"/>
+          <w:tab w:val="left" w:pos="7328"/>
+          <w:tab w:val="left" w:pos="8244"/>
+          <w:tab w:val="left" w:pos="9160"/>
+          <w:tab w:val="left" w:pos="10076"/>
+          <w:tab w:val="left" w:pos="10992"/>
+          <w:tab w:val="left" w:pos="11908"/>
+          <w:tab w:val="left" w:pos="12824"/>
+          <w:tab w:val="left" w:pos="13740"/>
+          <w:tab w:val="left" w:pos="14656"/>
+        </w:tabs>
+        <w:jc w:val="both"/>
+        <w:rPr>
+          <w:rFonts w:ascii="Calibri" w:eastAsia="Times New Roman" w:hAnsi="Calibri" w:cs="Calibri"/>
+          <w:sz w:val="20"/>
+          <w:szCs w:val="20"/>
+        </w:rPr>
+      </w:pPr>
+    </w:p>
+    <w:p>
+      <w:pPr>
+        <w:tabs>
+          <w:tab w:val="left" w:pos="916"/>
+          <w:tab w:val="left" w:pos="1832"/>
+          <w:tab w:val="left" w:pos="2748"/>
+          <w:tab w:val="left" w:pos="3664"/>
+          <w:tab w:val="left" w:pos="4580"/>
+          <w:tab w:val="left" w:pos="5496"/>
+          <w:tab w:val="left" w:pos="6412"/>
+          <w:tab w:val="left" w:pos="7328"/>
+          <w:tab w:val="left" w:pos="8244"/>
+          <w:tab w:val="left" w:pos="9160"/>
+          <w:tab w:val="left" w:pos="10076"/>
+          <w:tab w:val="left" w:pos="10992"/>
+          <w:tab w:val="left" w:pos="11908"/>
+          <w:tab w:val="left" w:pos="12824"/>
+          <w:tab w:val="left" w:pos="13740"/>
+          <w:tab w:val="left" w:pos="14656"/>
+        </w:tabs>
+        <w:jc w:val="both"/>
+        <w:rPr>
+          <w:rFonts w:ascii="Calibri" w:eastAsia="Times New Roman" w:hAnsi="Calibri" w:cs="Calibri"/>
+          <w:sz w:val="20"/>
+          <w:szCs w:val="20"/>
+        </w:rPr>
+      </w:pPr>
+      <w:r>
+        <w:rPr>
+          <w:rFonts w:ascii="Calibri" w:eastAsia="Times New Roman" w:hAnsi="Calibri" w:cs="Calibri"/>
+          <w:sz w:val="20"/>
+          <w:szCs w:val="20"/>
+        </w:rPr>
+        <w:t># 5-қадам: Деректерді оқыту және тестілеу жиынтықтарына бөлу</w:t>
+      </w:r>
+    </w:p>
+    <w:p>
+      <w:pPr>
+        <w:tabs>
+          <w:tab w:val="left" w:pos="916"/>
+          <w:tab w:val="left" w:pos="1832"/>
+          <w:tab w:val="left" w:pos="2748"/>
+          <w:tab w:val="left" w:pos="3664"/>
+          <w:tab w:val="left" w:pos="4580"/>
+          <w:tab w:val="left" w:pos="5496"/>
+          <w:tab w:val="left" w:pos="6412"/>
+          <w:tab w:val="left" w:pos="7328"/>
+          <w:tab w:val="left" w:pos="8244"/>
+          <w:tab w:val="left" w:pos="9160"/>
+          <w:tab w:val="left" w:pos="10076"/>
+          <w:tab w:val="left" w:pos="10992"/>
+          <w:tab w:val="left" w:pos="11908"/>
+          <w:tab w:val="left" w:pos="12824"/>
+          <w:tab w:val="left" w:pos="13740"/>
+          <w:tab w:val="left" w:pos="14656"/>
+        </w:tabs>
+        <w:jc w:val="both"/>
+        <w:rPr>
+          <w:rFonts w:ascii="Calibri" w:eastAsia="Times New Roman" w:hAnsi="Calibri" w:cs="Calibri"/>
+          <w:sz w:val="20"/>
+          <w:szCs w:val="20"/>
+        </w:rPr>
+      </w:pPr>
+      <w:r>
+        <w:rPr>
+          <w:rFonts w:ascii="Calibri" w:eastAsia="Times New Roman" w:hAnsi="Calibri" w:cs="Calibri"/>
+          <w:sz w:val="20"/>
+          <w:szCs w:val="20"/>
+        </w:rPr>
+        <w:t># 80% оқытуға, 20% тестілеуге беріледі</w:t>
+      </w:r>
+    </w:p>
+    <w:p>
+      <w:pPr>
+        <w:tabs>
+          <w:tab w:val="left" w:pos="916"/>
+          <w:tab w:val="left" w:pos="1832"/>
+          <w:tab w:val="left" w:pos="2748"/>
+          <w:tab w:val="left" w:pos="3664"/>
+          <w:tab w:val="left" w:pos="4580"/>
+          <w:tab w:val="left" w:pos="5496"/>
+          <w:tab w:val="left" w:pos="6412"/>
+          <w:tab w:val="left" w:pos="7328"/>
+          <w:tab w:val="left" w:pos="8244"/>
+          <w:tab w:val="left" w:pos="9160"/>
+          <w:tab w:val="left" w:pos="10076"/>
+          <w:tab w:val="left" w:pos="10992"/>
+          <w:tab w:val="left" w:pos="11908"/>
+          <w:tab w:val="left" w:pos="12824"/>
+          <w:tab w:val="left" w:pos="13740"/>
+          <w:tab w:val="left" w:pos="14656"/>
+        </w:tabs>
+        <w:jc w:val="both"/>
+        <w:rPr>
+          <w:rFonts w:ascii="Calibri" w:eastAsia="Times New Roman" w:hAnsi="Calibri" w:cs="Calibri"/>
+          <w:sz w:val="20"/>
+          <w:szCs w:val="20"/>
+        </w:rPr>
+      </w:pPr>
+      <w:r>
+        <w:rPr>
+          <w:rFonts w:ascii="Calibri" w:eastAsia="Times New Roman" w:hAnsi="Calibri" w:cs="Calibri"/>
+          <w:sz w:val="20"/>
+          <w:szCs w:val="20"/>
+        </w:rPr>
+        <w:t>X_train, X_test, y_train, y_test = train_test_split(</w:t>
+      </w:r>
+    </w:p>
+    <w:p>
+      <w:pPr>
+        <w:tabs>
+          <w:tab w:val="left" w:pos="916"/>
+          <w:tab w:val="left" w:pos="1832"/>
+          <w:tab w:val="left" w:pos="2748"/>
+          <w:tab w:val="left" w:pos="3664"/>
+          <w:tab w:val="left" w:pos="4580"/>
+          <w:tab w:val="left" w:pos="5496"/>
+          <w:tab w:val="left" w:pos="6412"/>
+          <w:tab w:val="left" w:pos="7328"/>
+          <w:tab w:val="left" w:pos="8244"/>
+          <w:tab w:val="left" w:pos="9160"/>
+          <w:tab w:val="left" w:pos="10076"/>
+          <w:tab w:val="left" w:pos="10992"/>
+          <w:tab w:val="left" w:pos="11908"/>
+          <w:tab w:val="left" w:pos="12824"/>
+          <w:tab w:val="left" w:pos="13740"/>
+          <w:tab w:val="left" w:pos="14656"/>
+        </w:tabs>
+        <w:jc w:val="both"/>
+        <w:rPr>
+          <w:rFonts w:ascii="Calibri" w:eastAsia="Times New Roman" w:hAnsi="Calibri" w:cs="Calibri"/>
+          <w:sz w:val="20"/>
+          <w:szCs w:val="20"/>
+        </w:rPr>
+      </w:pPr>
+      <w:r>
+        <w:rPr>
+          <w:rFonts w:ascii="Calibri" w:eastAsia="Times New Roman" w:hAnsi="Calibri" w:cs="Calibri"/>
+          <w:sz w:val="20"/>
+          <w:szCs w:val="20"/>
+        </w:rPr>
+        <w:t xml:space="preserve">    X, y, test_size=0.2, random_state=42</w:t>
+      </w:r>
+    </w:p>
+    <w:p>
+      <w:pPr>
+        <w:tabs>
+          <w:tab w:val="left" w:pos="916"/>
+          <w:tab w:val="left" w:pos="1832"/>
+          <w:tab w:val="left" w:pos="2748"/>
+          <w:tab w:val="left" w:pos="3664"/>
+          <w:tab w:val="left" w:pos="4580"/>
+          <w:tab w:val="left" w:pos="5496"/>
+          <w:tab w:val="left" w:pos="6412"/>
+          <w:tab w:val="left" w:pos="7328"/>
+          <w:tab w:val="left" w:pos="8244"/>
+          <w:tab w:val="left" w:pos="9160"/>
+          <w:tab w:val="left" w:pos="10076"/>
+          <w:tab w:val="left" w:pos="10992"/>
+          <w:tab w:val="left" w:pos="11908"/>
+          <w:tab w:val="left" w:pos="12824"/>
+          <w:tab w:val="left" w:pos="13740"/>
+          <w:tab w:val="left" w:pos="14656"/>
+        </w:tabs>
+        <w:jc w:val="both"/>
+        <w:rPr>
+          <w:rFonts w:ascii="Calibri" w:eastAsia="Times New Roman" w:hAnsi="Calibri" w:cs="Calibri"/>
+          <w:sz w:val="20"/>
+          <w:szCs w:val="20"/>
+        </w:rPr>
+      </w:pPr>
+      <w:r>
+        <w:rPr>
+          <w:rFonts w:ascii="Calibri" w:eastAsia="Times New Roman" w:hAnsi="Calibri" w:cs="Calibri"/>
+          <w:sz w:val="20"/>
+          <w:szCs w:val="20"/>
+        </w:rPr>
+        <w:t>)</w:t>
+      </w:r>
+    </w:p>
+    <w:p>
+      <w:pPr>
+        <w:tabs>
+          <w:tab w:val="left" w:pos="916"/>
+          <w:tab w:val="left" w:pos="1832"/>
+          <w:tab w:val="left" w:pos="2748"/>
+          <w:tab w:val="left" w:pos="3664"/>
+          <w:tab w:val="left" w:pos="4580"/>
+          <w:tab w:val="left" w:pos="5496"/>
+          <w:tab w:val="left" w:pos="6412"/>
+          <w:tab w:val="left" w:pos="7328"/>
+          <w:tab w:val="left" w:pos="8244"/>
+          <w:tab w:val="left" w:pos="9160"/>
+          <w:tab w:val="left" w:pos="10076"/>
+          <w:tab w:val="left" w:pos="10992"/>
+          <w:tab w:val="left" w:pos="11908"/>
+          <w:tab w:val="left" w:pos="12824"/>
+          <w:tab w:val="left" w:pos="13740"/>
+          <w:tab w:val="left" w:pos="14656"/>
+        </w:tabs>
+        <w:jc w:val="both"/>
+        <w:rPr>
+          <w:rFonts w:ascii="Calibri" w:eastAsia="Times New Roman" w:hAnsi="Calibri" w:cs="Calibri"/>
+          <w:sz w:val="20"/>
+          <w:szCs w:val="20"/>
+        </w:rPr>
+      </w:pPr>
+    </w:p>
+    <w:p>
+      <w:pPr>
+        <w:tabs>
+          <w:tab w:val="left" w:pos="916"/>
+          <w:tab w:val="left" w:pos="1832"/>
+          <w:tab w:val="left" w:pos="2748"/>
+          <w:tab w:val="left" w:pos="3664"/>
+          <w:tab w:val="left" w:pos="4580"/>
+          <w:tab w:val="left" w:pos="5496"/>
+          <w:tab w:val="left" w:pos="6412"/>
+          <w:tab w:val="left" w:pos="7328"/>
+          <w:tab w:val="left" w:pos="8244"/>
+          <w:tab w:val="left" w:pos="9160"/>
+          <w:tab w:val="left" w:pos="10076"/>
+          <w:tab w:val="left" w:pos="10992"/>
+          <w:tab w:val="left" w:pos="11908"/>
+          <w:tab w:val="left" w:pos="12824"/>
+          <w:tab w:val="left" w:pos="13740"/>
+          <w:tab w:val="left" w:pos="14656"/>
+        </w:tabs>
+        <w:jc w:val="both"/>
+        <w:rPr>
+          <w:rFonts w:ascii="Calibri" w:eastAsia="Times New Roman" w:hAnsi="Calibri" w:cs="Calibri"/>
+          <w:sz w:val="20"/>
+          <w:szCs w:val="20"/>
+        </w:rPr>
+      </w:pPr>
+      <w:r>
+        <w:rPr>
+          <w:rFonts w:ascii="Calibri" w:eastAsia="Times New Roman" w:hAnsi="Calibri" w:cs="Calibri"/>
+          <w:sz w:val="20"/>
+          <w:szCs w:val="20"/>
+        </w:rPr>
+        <w:t># 6-қадам: Логистикалық регрессия моделін құру</w:t>
+      </w:r>
+    </w:p>
+    <w:p>
+      <w:pPr>
+        <w:tabs>
+          <w:tab w:val="left" w:pos="916"/>
+          <w:tab w:val="left" w:pos="1832"/>
+          <w:tab w:val="left" w:pos="2748"/>
+          <w:tab w:val="left" w:pos="3664"/>
+          <w:tab w:val="left" w:pos="4580"/>
+          <w:tab w:val="left" w:pos="5496"/>
+          <w:tab w:val="left" w:pos="6412"/>
+          <w:tab w:val="left" w:pos="7328"/>
+          <w:tab w:val="left" w:pos="8244"/>
+          <w:tab w:val="left" w:pos="9160"/>
+          <w:tab w:val="left" w:pos="10076"/>
+          <w:tab w:val="left" w:pos="10992"/>
+          <w:tab w:val="left" w:pos="11908"/>
+          <w:tab w:val="left" w:pos="12824"/>
+          <w:tab w:val="left" w:pos="13740"/>
+          <w:tab w:val="left" w:pos="14656"/>
+        </w:tabs>
+        <w:jc w:val="both"/>
+        <w:rPr>
+          <w:rFonts w:ascii="Calibri" w:eastAsia="Times New Roman" w:hAnsi="Calibri" w:cs="Calibri"/>
+          <w:sz w:val="20"/>
+          <w:szCs w:val="20"/>
+        </w:rPr>
+      </w:pPr>
+      <w:r>
+        <w:rPr>
+          <w:rFonts w:ascii="Calibri" w:eastAsia="Times New Roman" w:hAnsi="Calibri" w:cs="Calibri"/>
+          <w:sz w:val="20"/>
+          <w:szCs w:val="20"/>
+        </w:rPr>
+        <w:t># max_iter модельдің дұрыс үйренуі үшін ұлғайтылды</w:t>
+      </w:r>
+    </w:p>
+    <w:p>
+      <w:pPr>
+        <w:tabs>
+          <w:tab w:val="left" w:pos="916"/>
+          <w:tab w:val="left" w:pos="1832"/>
+          <w:tab w:val="left" w:pos="2748"/>
+          <w:tab w:val="left" w:pos="3664"/>
+          <w:tab w:val="left" w:pos="4580"/>
+          <w:tab w:val="left" w:pos="5496"/>
+          <w:tab w:val="left" w:pos="6412"/>
+          <w:tab w:val="left" w:pos="7328"/>
+          <w:tab w:val="left" w:pos="8244"/>
+          <w:tab w:val="left" w:pos="9160"/>
+          <w:tab w:val="left" w:pos="10076"/>
+          <w:tab w:val="left" w:pos="10992"/>
+          <w:tab w:val="left" w:pos="11908"/>
+          <w:tab w:val="left" w:pos="12824"/>
+          <w:tab w:val="left" w:pos="13740"/>
+          <w:tab w:val="left" w:pos="14656"/>
+        </w:tabs>
+        <w:jc w:val="both"/>
+        <w:rPr>
+          <w:rFonts w:ascii="Calibri" w:eastAsia="Times New Roman" w:hAnsi="Calibri" w:cs="Calibri"/>
+          <w:sz w:val="20"/>
+          <w:szCs w:val="20"/>
+        </w:rPr>
+      </w:pPr>
+      <w:r>
+        <w:rPr>
+          <w:rFonts w:ascii="Calibri" w:eastAsia="Times New Roman" w:hAnsi="Calibri" w:cs="Calibri"/>
+          <w:sz w:val="20"/>
+          <w:szCs w:val="20"/>
+        </w:rPr>
+        <w:t>model = LogisticRegression(max_iter=1000)</w:t>
+      </w:r>
+    </w:p>
+    <w:p>
+      <w:pPr>
+        <w:tabs>
+          <w:tab w:val="left" w:pos="916"/>
+          <w:tab w:val="left" w:pos="1832"/>
+          <w:tab w:val="left" w:pos="2748"/>
+          <w:tab w:val="left" w:pos="3664"/>
+          <w:tab w:val="left" w:pos="4580"/>
+          <w:tab w:val="left" w:pos="5496"/>
+          <w:tab w:val="left" w:pos="6412"/>
+          <w:tab w:val="left" w:pos="7328"/>
+          <w:tab w:val="left" w:pos="8244"/>
+          <w:tab w:val="left" w:pos="9160"/>
+          <w:tab w:val="left" w:pos="10076"/>
+          <w:tab w:val="left" w:pos="10992"/>
+          <w:tab w:val="left" w:pos="11908"/>
+          <w:tab w:val="left" w:pos="12824"/>
+          <w:tab w:val="left" w:pos="13740"/>
+          <w:tab w:val="left" w:pos="14656"/>
+        </w:tabs>
+        <w:jc w:val="both"/>
+        <w:rPr>
+          <w:rFonts w:ascii="Calibri" w:eastAsia="Times New Roman" w:hAnsi="Calibri" w:cs="Calibri"/>
+          <w:sz w:val="20"/>
+          <w:szCs w:val="20"/>
+        </w:rPr>
+      </w:pPr>
+    </w:p>
+    <w:p>
+      <w:pPr>
+        <w:tabs>
+          <w:tab w:val="left" w:pos="916"/>
+          <w:tab w:val="left" w:pos="1832"/>
+          <w:tab w:val="left" w:pos="2748"/>
+          <w:tab w:val="left" w:pos="3664"/>
+          <w:tab w:val="left" w:pos="4580"/>
+          <w:tab w:val="left" w:pos="5496"/>
+          <w:tab w:val="left" w:pos="6412"/>
+          <w:tab w:val="left" w:pos="7328"/>
+          <w:tab w:val="left" w:pos="8244"/>
+          <w:tab w:val="left" w:pos="9160"/>
+          <w:tab w:val="left" w:pos="10076"/>
+          <w:tab w:val="left" w:pos="10992"/>
+          <w:tab w:val="left" w:pos="11908"/>
+          <w:tab w:val="left" w:pos="12824"/>
+          <w:tab w:val="left" w:pos="13740"/>
+          <w:tab w:val="left" w:pos="14656"/>
+        </w:tabs>
+        <w:jc w:val="both"/>
+        <w:rPr>
+          <w:rFonts w:ascii="Calibri" w:eastAsia="Times New Roman" w:hAnsi="Calibri" w:cs="Calibri"/>
+          <w:sz w:val="20"/>
+          <w:szCs w:val="20"/>
+        </w:rPr>
+      </w:pPr>
+      <w:r>
+        <w:rPr>
+          <w:rFonts w:ascii="Calibri" w:eastAsia="Times New Roman" w:hAnsi="Calibri" w:cs="Calibri"/>
+          <w:sz w:val="20"/>
+          <w:szCs w:val="20"/>
+        </w:rPr>
+        <w:t># 7-қадам: Модельді оқыту</w:t>
+      </w:r>
+    </w:p>
+    <w:p>
+      <w:pPr>
+        <w:tabs>
+          <w:tab w:val="left" w:pos="916"/>
+          <w:tab w:val="left" w:pos="1832"/>
+          <w:tab w:val="left" w:pos="2748"/>
+          <w:tab w:val="left" w:pos="3664"/>
+          <w:tab w:val="left" w:pos="4580"/>
+          <w:tab w:val="left" w:pos="5496"/>
+          <w:tab w:val="left" w:pos="6412"/>
+          <w:tab w:val="left" w:pos="7328"/>
+          <w:tab w:val="left" w:pos="8244"/>
+          <w:tab w:val="left" w:pos="9160"/>
+          <w:tab w:val="left" w:pos="10076"/>
+          <w:tab w:val="left" w:pos="10992"/>
+          <w:tab w:val="left" w:pos="11908"/>
+          <w:tab w:val="left" w:pos="12824"/>
+          <w:tab w:val="left" w:pos="13740"/>
+          <w:tab w:val="left" w:pos="14656"/>
+        </w:tabs>
+        <w:jc w:val="both"/>
+        <w:rPr>
+          <w:rFonts w:ascii="Calibri" w:eastAsia="Times New Roman" w:hAnsi="Calibri" w:cs="Calibri"/>
+          <w:sz w:val="20"/>
+          <w:szCs w:val="20"/>
+        </w:rPr>
+      </w:pPr>
+      <w:r>
+        <w:rPr>
+          <w:rFonts w:ascii="Calibri" w:eastAsia="Times New Roman" w:hAnsi="Calibri" w:cs="Calibri"/>
+          <w:sz w:val="20"/>
+          <w:szCs w:val="20"/>
+        </w:rPr>
+        <w:t>model.fit(X_train, y_train)</w:t>
+      </w:r>
+    </w:p>
+    <w:p>
+      <w:pPr>
+        <w:tabs>
+          <w:tab w:val="left" w:pos="916"/>
+          <w:tab w:val="left" w:pos="1832"/>
+          <w:tab w:val="left" w:pos="2748"/>
+          <w:tab w:val="left" w:pos="3664"/>
+          <w:tab w:val="left" w:pos="4580"/>
+          <w:tab w:val="left" w:pos="5496"/>
+          <w:tab w:val="left" w:pos="6412"/>
+          <w:tab w:val="left" w:pos="7328"/>
+          <w:tab w:val="left" w:pos="8244"/>
+          <w:tab w:val="left" w:pos="9160"/>
+          <w:tab w:val="left" w:pos="10076"/>
+          <w:tab w:val="left" w:pos="10992"/>
+          <w:tab w:val="left" w:pos="11908"/>
+          <w:tab w:val="left" w:pos="12824"/>
+          <w:tab w:val="left" w:pos="13740"/>
+          <w:tab w:val="left" w:pos="14656"/>
+        </w:tabs>
+        <w:jc w:val="both"/>
+        <w:rPr>
+          <w:rFonts w:ascii="Calibri" w:eastAsia="Times New Roman" w:hAnsi="Calibri" w:cs="Calibri"/>
+          <w:sz w:val="20"/>
+          <w:szCs w:val="20"/>
+        </w:rPr>
+      </w:pPr>
+    </w:p>
+    <w:p>
+      <w:pPr>
+        <w:tabs>
+          <w:tab w:val="left" w:pos="916"/>
+          <w:tab w:val="left" w:pos="1832"/>
+          <w:tab w:val="left" w:pos="2748"/>
+          <w:tab w:val="left" w:pos="3664"/>
+          <w:tab w:val="left" w:pos="4580"/>
+          <w:tab w:val="left" w:pos="5496"/>
+          <w:tab w:val="left" w:pos="6412"/>
+          <w:tab w:val="left" w:pos="7328"/>
+          <w:tab w:val="left" w:pos="8244"/>
+          <w:tab w:val="left" w:pos="9160"/>
+          <w:tab w:val="left" w:pos="10076"/>
+          <w:tab w:val="left" w:pos="10992"/>
+          <w:tab w:val="left" w:pos="11908"/>
+          <w:tab w:val="left" w:pos="12824"/>
+          <w:tab w:val="left" w:pos="13740"/>
+          <w:tab w:val="left" w:pos="14656"/>
+        </w:tabs>
+        <w:jc w:val="both"/>
+        <w:rPr>
+          <w:rFonts w:ascii="Calibri" w:eastAsia="Times New Roman" w:hAnsi="Calibri" w:cs="Calibri"/>
+          <w:sz w:val="20"/>
+          <w:szCs w:val="20"/>
+        </w:rPr>
+      </w:pPr>
+      <w:r>
+        <w:rPr>
+          <w:rFonts w:ascii="Calibri" w:eastAsia="Times New Roman" w:hAnsi="Calibri" w:cs="Calibri"/>
+          <w:sz w:val="20"/>
+          <w:szCs w:val="20"/>
+        </w:rPr>
+        <w:t># 8-қадам: Тест деректері үшін класты болжау</w:t>
+      </w:r>
+    </w:p>
+    <w:p>
+      <w:pPr>
+        <w:tabs>
+          <w:tab w:val="left" w:pos="916"/>
+          <w:tab w:val="left" w:pos="1832"/>
+          <w:tab w:val="left" w:pos="2748"/>
+          <w:tab w:val="left" w:pos="3664"/>
+          <w:tab w:val="left" w:pos="4580"/>
+          <w:tab w:val="left" w:pos="5496"/>
+          <w:tab w:val="left" w:pos="6412"/>
+          <w:tab w:val="left" w:pos="7328"/>
+          <w:tab w:val="left" w:pos="8244"/>
+          <w:tab w:val="left" w:pos="9160"/>
+          <w:tab w:val="left" w:pos="10076"/>
+          <w:tab w:val="left" w:pos="10992"/>
+          <w:tab w:val="left" w:pos="11908"/>
+          <w:tab w:val="left" w:pos="12824"/>
+          <w:tab w:val="left" w:pos="13740"/>
+          <w:tab w:val="left" w:pos="14656"/>
+        </w:tabs>
+        <w:jc w:val="both"/>
+        <w:rPr>
+          <w:rFonts w:ascii="Calibri" w:eastAsia="Times New Roman" w:hAnsi="Calibri" w:cs="Calibri"/>
+          <w:sz w:val="20"/>
+          <w:szCs w:val="20"/>
+        </w:rPr>
+      </w:pPr>
+      <w:r>
+        <w:rPr>
+          <w:rFonts w:ascii="Calibri" w:eastAsia="Times New Roman" w:hAnsi="Calibri" w:cs="Calibri"/>
+          <w:sz w:val="20"/>
+          <w:szCs w:val="20"/>
+        </w:rPr>
+        <w:t>y_pred = model.predict(X_test)</w:t>
+      </w:r>
+    </w:p>
+    <w:p>
+      <w:pPr>
+        <w:tabs>
+          <w:tab w:val="left" w:pos="916"/>
+          <w:tab w:val="left" w:pos="1832"/>
+          <w:tab w:val="left" w:pos="2748"/>
+          <w:tab w:val="left" w:pos="3664"/>
+          <w:tab w:val="left" w:pos="4580"/>
+          <w:tab w:val="left" w:pos="5496"/>
+          <w:tab w:val="left" w:pos="6412"/>
+          <w:tab w:val="left" w:pos="7328"/>
+          <w:tab w:val="left" w:pos="8244"/>
+          <w:tab w:val="left" w:pos="9160"/>
+          <w:tab w:val="left" w:pos="10076"/>
+          <w:tab w:val="left" w:pos="10992"/>
+          <w:tab w:val="left" w:pos="11908"/>
+          <w:tab w:val="left" w:pos="12824"/>
+          <w:tab w:val="left" w:pos="13740"/>
+          <w:tab w:val="left" w:pos="14656"/>
+        </w:tabs>
+        <w:jc w:val="both"/>
+        <w:rPr>
+          <w:rFonts w:ascii="Calibri" w:eastAsia="Times New Roman" w:hAnsi="Calibri" w:cs="Calibri"/>
+          <w:sz w:val="20"/>
+          <w:szCs w:val="20"/>
+        </w:rPr>
+      </w:pPr>
+    </w:p>
+    <w:p>
+      <w:pPr>
+        <w:tabs>
+          <w:tab w:val="left" w:pos="916"/>
+          <w:tab w:val="left" w:pos="1832"/>
+          <w:tab w:val="left" w:pos="2748"/>
+          <w:tab w:val="left" w:pos="3664"/>
+          <w:tab w:val="left" w:pos="4580"/>
+          <w:tab w:val="left" w:pos="5496"/>
+          <w:tab w:val="left" w:pos="6412"/>
+          <w:tab w:val="left" w:pos="7328"/>
+          <w:tab w:val="left" w:pos="8244"/>
+          <w:tab w:val="left" w:pos="9160"/>
+          <w:tab w:val="left" w:pos="10076"/>
+          <w:tab w:val="left" w:pos="10992"/>
+          <w:tab w:val="left" w:pos="11908"/>
+          <w:tab w:val="left" w:pos="12824"/>
+          <w:tab w:val="left" w:pos="13740"/>
+          <w:tab w:val="left" w:pos="14656"/>
+        </w:tabs>
+        <w:jc w:val="both"/>
+        <w:rPr>
+          <w:rFonts w:ascii="Calibri" w:eastAsia="Times New Roman" w:hAnsi="Calibri" w:cs="Calibri"/>
+          <w:sz w:val="20"/>
+          <w:szCs w:val="20"/>
+        </w:rPr>
+      </w:pPr>
+      <w:r>
+        <w:rPr>
+          <w:rFonts w:ascii="Calibri" w:eastAsia="Times New Roman" w:hAnsi="Calibri" w:cs="Calibri"/>
+          <w:sz w:val="20"/>
+          <w:szCs w:val="20"/>
+        </w:rPr>
+        <w:t># 9-қадам: Тест деректері үшін ықтималдықтарды есептеу</w:t>
+      </w:r>
+    </w:p>
+    <w:p>
+      <w:pPr>
+        <w:tabs>
+          <w:tab w:val="left" w:pos="916"/>
+          <w:tab w:val="left" w:pos="1832"/>
+          <w:tab w:val="left" w:pos="2748"/>
+          <w:tab w:val="left" w:pos="3664"/>
+          <w:tab w:val="left" w:pos="4580"/>
+          <w:tab w:val="left" w:pos="5496"/>
+          <w:tab w:val="left" w:pos="6412"/>
+          <w:tab w:val="left" w:pos="7328"/>
+          <w:tab w:val="left" w:pos="8244"/>
+          <w:tab w:val="left" w:pos="9160"/>
+          <w:tab w:val="left" w:pos="10076"/>
+          <w:tab w:val="left" w:pos="10992"/>
+          <w:tab w:val="left" w:pos="11908"/>
+          <w:tab w:val="left" w:pos="12824"/>
+          <w:tab w:val="left" w:pos="13740"/>
+          <w:tab w:val="left" w:pos="14656"/>
+        </w:tabs>
+        <w:jc w:val="both"/>
+        <w:rPr>
+          <w:rFonts w:ascii="Calibri" w:eastAsia="Times New Roman" w:hAnsi="Calibri" w:cs="Calibri"/>
+          <w:sz w:val="20"/>
+          <w:szCs w:val="20"/>
+        </w:rPr>
+      </w:pPr>
+      <w:r>
+        <w:rPr>
+          <w:rFonts w:ascii="Calibri" w:eastAsia="Times New Roman" w:hAnsi="Calibri" w:cs="Calibri"/>
+          <w:sz w:val="20"/>
+          <w:szCs w:val="20"/>
+        </w:rPr>
+        <w:t># Бұл модельдің әр класқа деген сенімділігін көрсетеді</w:t>
+      </w:r>
+    </w:p>
+    <w:p>
+      <w:pPr>
+        <w:tabs>
+          <w:tab w:val="left" w:pos="916"/>
+          <w:tab w:val="left" w:pos="1832"/>
+          <w:tab w:val="left" w:pos="2748"/>
+          <w:tab w:val="left" w:pos="3664"/>
+          <w:tab w:val="left" w:pos="4580"/>
+          <w:tab w:val="left" w:pos="5496"/>
+          <w:tab w:val="left" w:pos="6412"/>
+          <w:tab w:val="left" w:pos="7328"/>
+          <w:tab w:val="left" w:pos="8244"/>
+          <w:tab w:val="left" w:pos="9160"/>
+          <w:tab w:val="left" w:pos="10076"/>
+          <w:tab w:val="left" w:pos="10992"/>
+          <w:tab w:val="left" w:pos="11908"/>
+          <w:tab w:val="left" w:pos="12824"/>
+          <w:tab w:val="left" w:pos="13740"/>
+          <w:tab w:val="left" w:pos="14656"/>
+        </w:tabs>
+        <w:jc w:val="both"/>
+        <w:rPr>
+          <w:rFonts w:ascii="Calibri" w:eastAsia="Times New Roman" w:hAnsi="Calibri" w:cs="Calibri"/>
+          <w:sz w:val="20"/>
+          <w:szCs w:val="20"/>
+        </w:rPr>
+      </w:pPr>
+      <w:r>
+        <w:rPr>
+          <w:rFonts w:ascii="Calibri" w:eastAsia="Times New Roman" w:hAnsi="Calibri" w:cs="Calibri"/>
+          <w:sz w:val="20"/>
+          <w:szCs w:val="20"/>
+        </w:rPr>
+        <w:t>y_prob = model.predict_proba(X_test)</w:t>
+      </w:r>
+    </w:p>
+    <w:p>
+      <w:pPr>
+        <w:tabs>
+          <w:tab w:val="left" w:pos="916"/>
+          <w:tab w:val="left" w:pos="1832"/>
+          <w:tab w:val="left" w:pos="2748"/>
+          <w:tab w:val="left" w:pos="3664"/>
+          <w:tab w:val="left" w:pos="4580"/>
+          <w:tab w:val="left" w:pos="5496"/>
+          <w:tab w:val="left" w:pos="6412"/>
+          <w:tab w:val="left" w:pos="7328"/>
+          <w:tab w:val="left" w:pos="8244"/>
+          <w:tab w:val="left" w:pos="9160"/>
+          <w:tab w:val="left" w:pos="10076"/>
+          <w:tab w:val="left" w:pos="10992"/>
+          <w:tab w:val="left" w:pos="11908"/>
+          <w:tab w:val="left" w:pos="12824"/>
+          <w:tab w:val="left" w:pos="13740"/>
+          <w:tab w:val="left" w:pos="14656"/>
+        </w:tabs>
+        <w:jc w:val="both"/>
+        <w:rPr>
+          <w:rFonts w:ascii="Calibri" w:eastAsia="Times New Roman" w:hAnsi="Calibri" w:cs="Calibri"/>
+          <w:sz w:val="20"/>
+          <w:szCs w:val="20"/>
+        </w:rPr>
+      </w:pPr>
+    </w:p>
+    <w:p>
+      <w:pPr>
+        <w:tabs>
+          <w:tab w:val="left" w:pos="916"/>
+          <w:tab w:val="left" w:pos="1832"/>
+          <w:tab w:val="left" w:pos="2748"/>
+          <w:tab w:val="left" w:pos="3664"/>
+          <w:tab w:val="left" w:pos="4580"/>
+          <w:tab w:val="left" w:pos="5496"/>
+          <w:tab w:val="left" w:pos="6412"/>
+          <w:tab w:val="left" w:pos="7328"/>
+          <w:tab w:val="left" w:pos="8244"/>
+          <w:tab w:val="left" w:pos="9160"/>
+          <w:tab w:val="left" w:pos="10076"/>
+          <w:tab w:val="left" w:pos="10992"/>
+          <w:tab w:val="left" w:pos="11908"/>
+          <w:tab w:val="left" w:pos="12824"/>
+          <w:tab w:val="left" w:pos="13740"/>
+          <w:tab w:val="left" w:pos="14656"/>
+        </w:tabs>
+        <w:jc w:val="both"/>
+        <w:rPr>
+          <w:rFonts w:ascii="Calibri" w:eastAsia="Times New Roman" w:hAnsi="Calibri" w:cs="Calibri"/>
+          <w:sz w:val="20"/>
+          <w:szCs w:val="20"/>
+        </w:rPr>
+      </w:pPr>
+      <w:r>
+        <w:rPr>
+          <w:rFonts w:ascii="Calibri" w:eastAsia="Times New Roman" w:hAnsi="Calibri" w:cs="Calibri"/>
+          <w:sz w:val="20"/>
+          <w:szCs w:val="20"/>
+        </w:rPr>
+        <w:t># 10-қадам: Модельді бағалау</w:t>
+      </w:r>
+    </w:p>
+    <w:p>
+      <w:pPr>
+        <w:tabs>
+          <w:tab w:val="left" w:pos="916"/>
+          <w:tab w:val="left" w:pos="1832"/>
+          <w:tab w:val="left" w:pos="2748"/>
+          <w:tab w:val="left" w:pos="3664"/>
+          <w:tab w:val="left" w:pos="4580"/>
+          <w:tab w:val="left" w:pos="5496"/>
+          <w:tab w:val="left" w:pos="6412"/>
+          <w:tab w:val="left" w:pos="7328"/>
+          <w:tab w:val="left" w:pos="8244"/>
+          <w:tab w:val="left" w:pos="9160"/>
+          <w:tab w:val="left" w:pos="10076"/>
+          <w:tab w:val="left" w:pos="10992"/>
+          <w:tab w:val="left" w:pos="11908"/>
+          <w:tab w:val="left" w:pos="12824"/>
+          <w:tab w:val="left" w:pos="13740"/>
+          <w:tab w:val="left" w:pos="14656"/>
+        </w:tabs>
+        <w:jc w:val="both"/>
+        <w:rPr>
+          <w:rFonts w:ascii="Calibri" w:eastAsia="Times New Roman" w:hAnsi="Calibri" w:cs="Calibri"/>
+          <w:sz w:val="20"/>
+          <w:szCs w:val="20"/>
+        </w:rPr>
+      </w:pPr>
+      <w:r>
+        <w:rPr>
+          <w:rFonts w:ascii="Calibri" w:eastAsia="Times New Roman" w:hAnsi="Calibri" w:cs="Calibri"/>
+          <w:sz w:val="20"/>
+          <w:szCs w:val="20"/>
+        </w:rPr>
+        <w:t>accuracy = accuracy_score(y_test, y_pred)</w:t>
+      </w:r>
+    </w:p>
+    <w:p>
+      <w:pPr>
+        <w:tabs>
+          <w:tab w:val="left" w:pos="916"/>
+          <w:tab w:val="left" w:pos="1832"/>
+          <w:tab w:val="left" w:pos="2748"/>
+          <w:tab w:val="left" w:pos="3664"/>
+          <w:tab w:val="left" w:pos="4580"/>
+          <w:tab w:val="left" w:pos="5496"/>
+          <w:tab w:val="left" w:pos="6412"/>
+          <w:tab w:val="left" w:pos="7328"/>
+          <w:tab w:val="left" w:pos="8244"/>
+          <w:tab w:val="left" w:pos="9160"/>
+          <w:tab w:val="left" w:pos="10076"/>
+          <w:tab w:val="left" w:pos="10992"/>
+          <w:tab w:val="left" w:pos="11908"/>
+          <w:tab w:val="left" w:pos="12824"/>
+          <w:tab w:val="left" w:pos="13740"/>
+          <w:tab w:val="left" w:pos="14656"/>
+        </w:tabs>
+        <w:jc w:val="both"/>
+        <w:rPr>
+          <w:rFonts w:ascii="Calibri" w:eastAsia="Times New Roman" w:hAnsi="Calibri" w:cs="Calibri"/>
+          <w:sz w:val="20"/>
+          <w:szCs w:val="20"/>
+        </w:rPr>
+      </w:pPr>
+    </w:p>
+    <w:p>
+      <w:pPr>
+        <w:tabs>
+          <w:tab w:val="left" w:pos="916"/>
+          <w:tab w:val="left" w:pos="1832"/>
+          <w:tab w:val="left" w:pos="2748"/>
+          <w:tab w:val="left" w:pos="3664"/>
+          <w:tab w:val="left" w:pos="4580"/>
+          <w:tab w:val="left" w:pos="5496"/>
+          <w:tab w:val="left" w:pos="6412"/>
+          <w:tab w:val="left" w:pos="7328"/>
+          <w:tab w:val="left" w:pos="8244"/>
+          <w:tab w:val="left" w:pos="9160"/>
+          <w:tab w:val="left" w:pos="10076"/>
+          <w:tab w:val="left" w:pos="10992"/>
+          <w:tab w:val="left" w:pos="11908"/>
+          <w:tab w:val="left" w:pos="12824"/>
+          <w:tab w:val="left" w:pos="13740"/>
+          <w:tab w:val="left" w:pos="14656"/>
+        </w:tabs>
+        <w:jc w:val="both"/>
+        <w:rPr>
+          <w:rFonts w:ascii="Calibri" w:eastAsia="Times New Roman" w:hAnsi="Calibri" w:cs="Calibri"/>
+          <w:sz w:val="20"/>
+          <w:szCs w:val="20"/>
+        </w:rPr>
+      </w:pPr>
+      <w:r>
+        <w:rPr>
+          <w:rFonts w:ascii="Calibri" w:eastAsia="Times New Roman" w:hAnsi="Calibri" w:cs="Calibri"/>
+          <w:sz w:val="20"/>
+          <w:szCs w:val="20"/>
+        </w:rPr>
+        <w:t>print("\nAccuracy:", accuracy)</w:t>
+      </w:r>
+    </w:p>
+    <w:p>
+      <w:pPr>
+        <w:tabs>
+          <w:tab w:val="left" w:pos="916"/>
+          <w:tab w:val="left" w:pos="1832"/>
+          <w:tab w:val="left" w:pos="2748"/>
+          <w:tab w:val="left" w:pos="3664"/>
+          <w:tab w:val="left" w:pos="4580"/>
+          <w:tab w:val="left" w:pos="5496"/>
+          <w:tab w:val="left" w:pos="6412"/>
+          <w:tab w:val="left" w:pos="7328"/>
+          <w:tab w:val="left" w:pos="8244"/>
+          <w:tab w:val="left" w:pos="9160"/>
+          <w:tab w:val="left" w:pos="10076"/>
+          <w:tab w:val="left" w:pos="10992"/>
+          <w:tab w:val="left" w:pos="11908"/>
+          <w:tab w:val="left" w:pos="12824"/>
+          <w:tab w:val="left" w:pos="13740"/>
+          <w:tab w:val="left" w:pos="14656"/>
+        </w:tabs>
+        <w:jc w:val="both"/>
+        <w:rPr>
+          <w:rFonts w:ascii="Calibri" w:eastAsia="Times New Roman" w:hAnsi="Calibri" w:cs="Calibri"/>
+          <w:sz w:val="20"/>
+          <w:szCs w:val="20"/>
+        </w:rPr>
+      </w:pPr>
+    </w:p>
+    <w:p>
+      <w:pPr>
+        <w:tabs>
+          <w:tab w:val="left" w:pos="916"/>
+          <w:tab w:val="left" w:pos="1832"/>
+          <w:tab w:val="left" w:pos="2748"/>
+          <w:tab w:val="left" w:pos="3664"/>
+          <w:tab w:val="left" w:pos="4580"/>
+          <w:tab w:val="left" w:pos="5496"/>
+          <w:tab w:val="left" w:pos="6412"/>
+          <w:tab w:val="left" w:pos="7328"/>
+          <w:tab w:val="left" w:pos="8244"/>
+          <w:tab w:val="left" w:pos="9160"/>
+          <w:tab w:val="left" w:pos="10076"/>
+          <w:tab w:val="left" w:pos="10992"/>
+          <w:tab w:val="left" w:pos="11908"/>
+          <w:tab w:val="left" w:pos="12824"/>
+          <w:tab w:val="left" w:pos="13740"/>
+          <w:tab w:val="left" w:pos="14656"/>
+        </w:tabs>
+        <w:jc w:val="both"/>
+        <w:rPr>
+          <w:rFonts w:ascii="Calibri" w:eastAsia="Times New Roman" w:hAnsi="Calibri" w:cs="Calibri"/>
+          <w:sz w:val="20"/>
+          <w:szCs w:val="20"/>
+        </w:rPr>
+      </w:pPr>
+      <w:r>
+        <w:rPr>
+          <w:rFonts w:ascii="Calibri" w:eastAsia="Times New Roman" w:hAnsi="Calibri" w:cs="Calibri"/>
+          <w:sz w:val="20"/>
+          <w:szCs w:val="20"/>
+        </w:rPr>
+        <w:t># Confusion matrix дұрыс және қате болжамдардың санын көрсетеді</w:t>
+      </w:r>
+    </w:p>
+    <w:p>
+      <w:pPr>
+        <w:tabs>
+          <w:tab w:val="left" w:pos="916"/>
+          <w:tab w:val="left" w:pos="1832"/>
+          <w:tab w:val="left" w:pos="2748"/>
+          <w:tab w:val="left" w:pos="3664"/>
+          <w:tab w:val="left" w:pos="4580"/>
+          <w:tab w:val="left" w:pos="5496"/>
+          <w:tab w:val="left" w:pos="6412"/>
+          <w:tab w:val="left" w:pos="7328"/>
+          <w:tab w:val="left" w:pos="8244"/>
+          <w:tab w:val="left" w:pos="9160"/>
+          <w:tab w:val="left" w:pos="10076"/>
+          <w:tab w:val="left" w:pos="10992"/>
+          <w:tab w:val="left" w:pos="11908"/>
+          <w:tab w:val="left" w:pos="12824"/>
+          <w:tab w:val="left" w:pos="13740"/>
+          <w:tab w:val="left" w:pos="14656"/>
+        </w:tabs>
+        <w:jc w:val="both"/>
+        <w:rPr>
+          <w:rFonts w:ascii="Calibri" w:eastAsia="Times New Roman" w:hAnsi="Calibri" w:cs="Calibri"/>
+          <w:sz w:val="20"/>
+          <w:szCs w:val="20"/>
+        </w:rPr>
+      </w:pPr>
+      <w:r>
+        <w:rPr>
+          <w:rFonts w:ascii="Calibri" w:eastAsia="Times New Roman" w:hAnsi="Calibri" w:cs="Calibri"/>
+          <w:sz w:val="20"/>
+          <w:szCs w:val="20"/>
+        </w:rPr>
+        <w:t>print("\nConfusion Matrix:")</w:t>
+      </w:r>
+    </w:p>
+    <w:p>
+      <w:pPr>
+        <w:tabs>
+          <w:tab w:val="left" w:pos="916"/>
+          <w:tab w:val="left" w:pos="1832"/>
+          <w:tab w:val="left" w:pos="2748"/>
+          <w:tab w:val="left" w:pos="3664"/>
+          <w:tab w:val="left" w:pos="4580"/>
+          <w:tab w:val="left" w:pos="5496"/>
+          <w:tab w:val="left" w:pos="6412"/>
+          <w:tab w:val="left" w:pos="7328"/>
+          <w:tab w:val="left" w:pos="8244"/>
+          <w:tab w:val="left" w:pos="9160"/>
+          <w:tab w:val="left" w:pos="10076"/>
+          <w:tab w:val="left" w:pos="10992"/>
+          <w:tab w:val="left" w:pos="11908"/>
+          <w:tab w:val="left" w:pos="12824"/>
+          <w:tab w:val="left" w:pos="13740"/>
+          <w:tab w:val="left" w:pos="14656"/>
+        </w:tabs>
+        <w:jc w:val="both"/>
+        <w:rPr>
+          <w:rFonts w:ascii="Calibri" w:eastAsia="Times New Roman" w:hAnsi="Calibri" w:cs="Calibri"/>
+          <w:sz w:val="20"/>
+          <w:szCs w:val="20"/>
+        </w:rPr>
+      </w:pPr>
+      <w:r>
+        <w:rPr>
+          <w:rFonts w:ascii="Calibri" w:eastAsia="Times New Roman" w:hAnsi="Calibri" w:cs="Calibri"/>
+          <w:sz w:val="20"/>
+          <w:szCs w:val="20"/>
+        </w:rPr>
+        <w:t>print(confusion_matrix(y_test, y_pred))</w:t>
+      </w:r>
+    </w:p>
+    <w:p>
+      <w:pPr>
+        <w:tabs>
+          <w:tab w:val="left" w:pos="916"/>
+          <w:tab w:val="left" w:pos="1832"/>
+          <w:tab w:val="left" w:pos="2748"/>
+          <w:tab w:val="left" w:pos="3664"/>
+          <w:tab w:val="left" w:pos="4580"/>
+          <w:tab w:val="left" w:pos="5496"/>
+          <w:tab w:val="left" w:pos="6412"/>
+          <w:tab w:val="left" w:pos="7328"/>
+          <w:tab w:val="left" w:pos="8244"/>
+          <w:tab w:val="left" w:pos="9160"/>
+          <w:tab w:val="left" w:pos="10076"/>
+          <w:tab w:val="left" w:pos="10992"/>
+          <w:tab w:val="left" w:pos="11908"/>
+          <w:tab w:val="left" w:pos="12824"/>
+          <w:tab w:val="left" w:pos="13740"/>
+          <w:tab w:val="left" w:pos="14656"/>
+        </w:tabs>
+        <w:jc w:val="both"/>
+        <w:rPr>
+          <w:rFonts w:ascii="Calibri" w:eastAsia="Times New Roman" w:hAnsi="Calibri" w:cs="Calibri"/>
+          <w:sz w:val="20"/>
+          <w:szCs w:val="20"/>
+        </w:rPr>
+      </w:pPr>
+    </w:p>
+    <w:p>
+      <w:pPr>
+        <w:tabs>
+          <w:tab w:val="left" w:pos="916"/>
+          <w:tab w:val="left" w:pos="1832"/>
+          <w:tab w:val="left" w:pos="2748"/>
+          <w:tab w:val="left" w:pos="3664"/>
+          <w:tab w:val="left" w:pos="4580"/>
+          <w:tab w:val="left" w:pos="5496"/>
+          <w:tab w:val="left" w:pos="6412"/>
+          <w:tab w:val="left" w:pos="7328"/>
+          <w:tab w:val="left" w:pos="8244"/>
+          <w:tab w:val="left" w:pos="9160"/>
+          <w:tab w:val="left" w:pos="10076"/>
+          <w:tab w:val="left" w:pos="10992"/>
+          <w:tab w:val="left" w:pos="11908"/>
+          <w:tab w:val="left" w:pos="12824"/>
+          <w:tab w:val="left" w:pos="13740"/>
+          <w:tab w:val="left" w:pos="14656"/>
+        </w:tabs>
+        <w:jc w:val="both"/>
+        <w:rPr>
+          <w:rFonts w:ascii="Calibri" w:eastAsia="Times New Roman" w:hAnsi="Calibri" w:cs="Calibri"/>
+          <w:sz w:val="20"/>
+          <w:szCs w:val="20"/>
+        </w:rPr>
+      </w:pPr>
+      <w:r>
+        <w:rPr>
+          <w:rFonts w:ascii="Calibri" w:eastAsia="Times New Roman" w:hAnsi="Calibri" w:cs="Calibri"/>
+          <w:sz w:val="20"/>
+          <w:szCs w:val="20"/>
+        </w:rPr>
+        <w:t># Classification report precision, recall және F1-score көрсетеді</w:t>
+      </w:r>
+    </w:p>
+    <w:p>
+      <w:pPr>
+        <w:tabs>
+          <w:tab w:val="left" w:pos="916"/>
+          <w:tab w:val="left" w:pos="1832"/>
+          <w:tab w:val="left" w:pos="2748"/>
+          <w:tab w:val="left" w:pos="3664"/>
+          <w:tab w:val="left" w:pos="4580"/>
+          <w:tab w:val="left" w:pos="5496"/>
+          <w:tab w:val="left" w:pos="6412"/>
+          <w:tab w:val="left" w:pos="7328"/>
+          <w:tab w:val="left" w:pos="8244"/>
+          <w:tab w:val="left" w:pos="9160"/>
+          <w:tab w:val="left" w:pos="10076"/>
+          <w:tab w:val="left" w:pos="10992"/>
+          <w:tab w:val="left" w:pos="11908"/>
+          <w:tab w:val="left" w:pos="12824"/>
+          <w:tab w:val="left" w:pos="13740"/>
+          <w:tab w:val="left" w:pos="14656"/>
+        </w:tabs>
+        <w:jc w:val="both"/>
+        <w:rPr>
+          <w:rFonts w:ascii="Calibri" w:eastAsia="Times New Roman" w:hAnsi="Calibri" w:cs="Calibri"/>
+          <w:sz w:val="20"/>
+          <w:szCs w:val="20"/>
+        </w:rPr>
+      </w:pPr>
+      <w:r>
+        <w:rPr>
+          <w:rFonts w:ascii="Calibri" w:eastAsia="Times New Roman" w:hAnsi="Calibri" w:cs="Calibri"/>
+          <w:sz w:val="20"/>
+          <w:szCs w:val="20"/>
+        </w:rPr>
+        <w:t>print("\nClassification Report:")</w:t>
+      </w:r>
+    </w:p>
+    <w:p>
+      <w:pPr>
+        <w:tabs>
+          <w:tab w:val="left" w:pos="916"/>
+          <w:tab w:val="left" w:pos="1832"/>
+          <w:tab w:val="left" w:pos="2748"/>
+          <w:tab w:val="left" w:pos="3664"/>
+          <w:tab w:val="left" w:pos="4580"/>
+          <w:tab w:val="left" w:pos="5496"/>
+          <w:tab w:val="left" w:pos="6412"/>
+          <w:tab w:val="left" w:pos="7328"/>
+          <w:tab w:val="left" w:pos="8244"/>
+          <w:tab w:val="left" w:pos="9160"/>
+          <w:tab w:val="left" w:pos="10076"/>
+          <w:tab w:val="left" w:pos="10992"/>
+          <w:tab w:val="left" w:pos="11908"/>
+          <w:tab w:val="left" w:pos="12824"/>
+          <w:tab w:val="left" w:pos="13740"/>
+          <w:tab w:val="left" w:pos="14656"/>
+        </w:tabs>
+        <w:jc w:val="both"/>
+        <w:rPr>
+          <w:rFonts w:ascii="Calibri" w:eastAsia="Times New Roman" w:hAnsi="Calibri" w:cs="Calibri"/>
+          <w:sz w:val="20"/>
+          <w:szCs w:val="20"/>
+        </w:rPr>
+      </w:pPr>
+      <w:r>
+        <w:rPr>
+          <w:rFonts w:ascii="Calibri" w:eastAsia="Times New Roman" w:hAnsi="Calibri" w:cs="Calibri"/>
+          <w:sz w:val="20"/>
+          <w:szCs w:val="20"/>
+        </w:rPr>
+        <w:t>print(classification_report(y_test, y_pred))</w:t>
+      </w:r>
+    </w:p>
+    <w:p>
+      <w:pPr>
+        <w:tabs>
+          <w:tab w:val="left" w:pos="916"/>
+          <w:tab w:val="left" w:pos="1832"/>
+          <w:tab w:val="left" w:pos="2748"/>
+          <w:tab w:val="left" w:pos="3664"/>
+          <w:tab w:val="left" w:pos="4580"/>
+          <w:tab w:val="left" w:pos="5496"/>
+          <w:tab w:val="left" w:pos="6412"/>
+          <w:tab w:val="left" w:pos="7328"/>
+          <w:tab w:val="left" w:pos="8244"/>
+          <w:tab w:val="left" w:pos="9160"/>
+          <w:tab w:val="left" w:pos="10076"/>
+          <w:tab w:val="left" w:pos="10992"/>
+          <w:tab w:val="left" w:pos="11908"/>
+          <w:tab w:val="left" w:pos="12824"/>
+          <w:tab w:val="left" w:pos="13740"/>
+          <w:tab w:val="left" w:pos="14656"/>
+        </w:tabs>
+        <w:jc w:val="both"/>
+        <w:rPr>
+          <w:rFonts w:ascii="Calibri" w:eastAsia="Times New Roman" w:hAnsi="Calibri" w:cs="Calibri"/>
+          <w:sz w:val="20"/>
+          <w:szCs w:val="20"/>
+        </w:rPr>
+      </w:pPr>
+    </w:p>
+    <w:p>
+      <w:pPr>
+        <w:tabs>
+          <w:tab w:val="left" w:pos="916"/>
+          <w:tab w:val="left" w:pos="1832"/>
+          <w:tab w:val="left" w:pos="2748"/>
+          <w:tab w:val="left" w:pos="3664"/>
+          <w:tab w:val="left" w:pos="4580"/>
+          <w:tab w:val="left" w:pos="5496"/>
+          <w:tab w:val="left" w:pos="6412"/>
+          <w:tab w:val="left" w:pos="7328"/>
+          <w:tab w:val="left" w:pos="8244"/>
+          <w:tab w:val="left" w:pos="9160"/>
+          <w:tab w:val="left" w:pos="10076"/>
+          <w:tab w:val="left" w:pos="10992"/>
+          <w:tab w:val="left" w:pos="11908"/>
+          <w:tab w:val="left" w:pos="12824"/>
+          <w:tab w:val="left" w:pos="13740"/>
+          <w:tab w:val="left" w:pos="14656"/>
+        </w:tabs>
+        <w:jc w:val="both"/>
+        <w:rPr>
+          <w:rFonts w:ascii="Calibri" w:eastAsia="Times New Roman" w:hAnsi="Calibri" w:cs="Calibri"/>
+          <w:sz w:val="20"/>
+          <w:szCs w:val="20"/>
+        </w:rPr>
+      </w:pPr>
+      <w:r>
+        <w:rPr>
+          <w:rFonts w:ascii="Calibri" w:eastAsia="Times New Roman" w:hAnsi="Calibri" w:cs="Calibri"/>
+          <w:sz w:val="20"/>
+          <w:szCs w:val="20"/>
+        </w:rPr>
+        <w:t># 11-қадам: Нақты және болжанған кластарды салыстыру</w:t>
+      </w:r>
+    </w:p>
+    <w:p>
+      <w:pPr>
+        <w:tabs>
+          <w:tab w:val="left" w:pos="916"/>
+          <w:tab w:val="left" w:pos="1832"/>
+          <w:tab w:val="left" w:pos="2748"/>
+          <w:tab w:val="left" w:pos="3664"/>
+          <w:tab w:val="left" w:pos="4580"/>
+          <w:tab w:val="left" w:pos="5496"/>
+          <w:tab w:val="left" w:pos="6412"/>
+          <w:tab w:val="left" w:pos="7328"/>
+          <w:tab w:val="left" w:pos="8244"/>
+          <w:tab w:val="left" w:pos="9160"/>
+          <w:tab w:val="left" w:pos="10076"/>
+          <w:tab w:val="left" w:pos="10992"/>
+          <w:tab w:val="left" w:pos="11908"/>
+          <w:tab w:val="left" w:pos="12824"/>
+          <w:tab w:val="left" w:pos="13740"/>
+          <w:tab w:val="left" w:pos="14656"/>
+        </w:tabs>
+        <w:jc w:val="both"/>
+        <w:rPr>
+          <w:rFonts w:ascii="Calibri" w:eastAsia="Times New Roman" w:hAnsi="Calibri" w:cs="Calibri"/>
+          <w:sz w:val="20"/>
+          <w:szCs w:val="20"/>
+        </w:rPr>
+      </w:pPr>
+      <w:r>
+        <w:rPr>
+          <w:rFonts w:ascii="Calibri" w:eastAsia="Times New Roman" w:hAnsi="Calibri" w:cs="Calibri"/>
+          <w:sz w:val="20"/>
+          <w:szCs w:val="20"/>
+        </w:rPr>
+        <w:t>results = pd.DataFrame({</w:t>
+      </w:r>
+    </w:p>
+    <w:p>
+      <w:pPr>
+        <w:tabs>
+          <w:tab w:val="left" w:pos="916"/>
+          <w:tab w:val="left" w:pos="1832"/>
+          <w:tab w:val="left" w:pos="2748"/>
+          <w:tab w:val="left" w:pos="3664"/>
+          <w:tab w:val="left" w:pos="4580"/>
+          <w:tab w:val="left" w:pos="5496"/>
+          <w:tab w:val="left" w:pos="6412"/>
+          <w:tab w:val="left" w:pos="7328"/>
+          <w:tab w:val="left" w:pos="8244"/>
+          <w:tab w:val="left" w:pos="9160"/>
+          <w:tab w:val="left" w:pos="10076"/>
+          <w:tab w:val="left" w:pos="10992"/>
+          <w:tab w:val="left" w:pos="11908"/>
+          <w:tab w:val="left" w:pos="12824"/>
+          <w:tab w:val="left" w:pos="13740"/>
+          <w:tab w:val="left" w:pos="14656"/>
+        </w:tabs>
+        <w:jc w:val="both"/>
+        <w:rPr>
+          <w:rFonts w:ascii="Calibri" w:eastAsia="Times New Roman" w:hAnsi="Calibri" w:cs="Calibri"/>
+          <w:sz w:val="20"/>
+          <w:szCs w:val="20"/>
+        </w:rPr>
+      </w:pPr>
+      <w:r>
+        <w:rPr>
+          <w:rFonts w:ascii="Calibri" w:eastAsia="Times New Roman" w:hAnsi="Calibri" w:cs="Calibri"/>
+          <w:sz w:val="20"/>
+          <w:szCs w:val="20"/>
+        </w:rPr>
+        <w:t xml:space="preserve">    'Нақты класс': y_test.values,</w:t>
+      </w:r>
+    </w:p>
+    <w:p>
+      <w:pPr>
+        <w:tabs>
+          <w:tab w:val="left" w:pos="916"/>
+          <w:tab w:val="left" w:pos="1832"/>
+          <w:tab w:val="left" w:pos="2748"/>
+          <w:tab w:val="left" w:pos="3664"/>
+          <w:tab w:val="left" w:pos="4580"/>
+          <w:tab w:val="left" w:pos="5496"/>
+          <w:tab w:val="left" w:pos="6412"/>
+          <w:tab w:val="left" w:pos="7328"/>
+          <w:tab w:val="left" w:pos="8244"/>
+          <w:tab w:val="left" w:pos="9160"/>
+          <w:tab w:val="left" w:pos="10076"/>
+          <w:tab w:val="left" w:pos="10992"/>
+          <w:tab w:val="left" w:pos="11908"/>
+          <w:tab w:val="left" w:pos="12824"/>
+          <w:tab w:val="left" w:pos="13740"/>
+          <w:tab w:val="left" w:pos="14656"/>
+        </w:tabs>
+        <w:jc w:val="both"/>
+        <w:rPr>
+          <w:rFonts w:ascii="Calibri" w:eastAsia="Times New Roman" w:hAnsi="Calibri" w:cs="Calibri"/>
+          <w:sz w:val="20"/>
+          <w:szCs w:val="20"/>
+        </w:rPr>
+      </w:pPr>
+      <w:r>
+        <w:rPr>
+          <w:rFonts w:ascii="Calibri" w:eastAsia="Times New Roman" w:hAnsi="Calibri" w:cs="Calibri"/>
+          <w:sz w:val="20"/>
+          <w:szCs w:val="20"/>
+        </w:rPr>
+        <w:t xml:space="preserve">    'Болжанған класс': y_pred</w:t>
+      </w:r>
+    </w:p>
+    <w:p>
+      <w:pPr>
+        <w:tabs>
+          <w:tab w:val="left" w:pos="916"/>
+          <w:tab w:val="left" w:pos="1832"/>
+          <w:tab w:val="left" w:pos="2748"/>
+          <w:tab w:val="left" w:pos="3664"/>
+          <w:tab w:val="left" w:pos="4580"/>
+          <w:tab w:val="left" w:pos="5496"/>
+          <w:tab w:val="left" w:pos="6412"/>
+          <w:tab w:val="left" w:pos="7328"/>
+          <w:tab w:val="left" w:pos="8244"/>
+          <w:tab w:val="left" w:pos="9160"/>
+          <w:tab w:val="left" w:pos="10076"/>
+          <w:tab w:val="left" w:pos="10992"/>
+          <w:tab w:val="left" w:pos="11908"/>
+          <w:tab w:val="left" w:pos="12824"/>
+          <w:tab w:val="left" w:pos="13740"/>
+          <w:tab w:val="left" w:pos="14656"/>
+        </w:tabs>
+        <w:jc w:val="both"/>
+        <w:rPr>
+          <w:rFonts w:ascii="Calibri" w:eastAsia="Times New Roman" w:hAnsi="Calibri" w:cs="Calibri"/>
+          <w:sz w:val="20"/>
+          <w:szCs w:val="20"/>
+        </w:rPr>
+      </w:pPr>
+      <w:r>
+        <w:rPr>
+          <w:rFonts w:ascii="Calibri" w:eastAsia="Times New Roman" w:hAnsi="Calibri" w:cs="Calibri"/>
+          <w:sz w:val="20"/>
+          <w:szCs w:val="20"/>
+        </w:rPr>
+        <w:t>})</w:t>
+      </w:r>
+    </w:p>
+    <w:p>
+      <w:pPr>
+        <w:tabs>
+          <w:tab w:val="left" w:pos="916"/>
+          <w:tab w:val="left" w:pos="1832"/>
+          <w:tab w:val="left" w:pos="2748"/>
+          <w:tab w:val="left" w:pos="3664"/>
+          <w:tab w:val="left" w:pos="4580"/>
+          <w:tab w:val="left" w:pos="5496"/>
+          <w:tab w:val="left" w:pos="6412"/>
+          <w:tab w:val="left" w:pos="7328"/>
+          <w:tab w:val="left" w:pos="8244"/>
+          <w:tab w:val="left" w:pos="9160"/>
+          <w:tab w:val="left" w:pos="10076"/>
+          <w:tab w:val="left" w:pos="10992"/>
+          <w:tab w:val="left" w:pos="11908"/>
+          <w:tab w:val="left" w:pos="12824"/>
+          <w:tab w:val="left" w:pos="13740"/>
+          <w:tab w:val="left" w:pos="14656"/>
+        </w:tabs>
+        <w:jc w:val="both"/>
+        <w:rPr>
+          <w:rFonts w:ascii="Calibri" w:eastAsia="Times New Roman" w:hAnsi="Calibri" w:cs="Calibri"/>
+          <w:sz w:val="20"/>
+          <w:szCs w:val="20"/>
+        </w:rPr>
+      </w:pPr>
+    </w:p>
+    <w:p>
+      <w:pPr>
+        <w:tabs>
+          <w:tab w:val="left" w:pos="916"/>
+          <w:tab w:val="left" w:pos="1832"/>
+          <w:tab w:val="left" w:pos="2748"/>
+          <w:tab w:val="left" w:pos="3664"/>
+          <w:tab w:val="left" w:pos="4580"/>
+          <w:tab w:val="left" w:pos="5496"/>
+          <w:tab w:val="left" w:pos="6412"/>
+          <w:tab w:val="left" w:pos="7328"/>
+          <w:tab w:val="left" w:pos="8244"/>
+          <w:tab w:val="left" w:pos="9160"/>
+          <w:tab w:val="left" w:pos="10076"/>
+          <w:tab w:val="left" w:pos="10992"/>
+          <w:tab w:val="left" w:pos="11908"/>
+          <w:tab w:val="left" w:pos="12824"/>
+          <w:tab w:val="left" w:pos="13740"/>
+          <w:tab w:val="left" w:pos="14656"/>
+        </w:tabs>
+        <w:jc w:val="both"/>
+        <w:rPr>
+          <w:rFonts w:ascii="Calibri" w:eastAsia="Times New Roman" w:hAnsi="Calibri" w:cs="Calibri"/>
+          <w:sz w:val="20"/>
+          <w:szCs w:val="20"/>
+        </w:rPr>
+      </w:pPr>
+      <w:r>
+        <w:rPr>
+          <w:rFonts w:ascii="Calibri" w:eastAsia="Times New Roman" w:hAnsi="Calibri" w:cs="Calibri"/>
+          <w:sz w:val="20"/>
+          <w:szCs w:val="20"/>
+        </w:rPr>
+        <w:t>print("\nНақты және болжанған кластар:")</w:t>
+      </w:r>
+    </w:p>
+    <w:p>
+      <w:pPr>
+        <w:tabs>
+          <w:tab w:val="left" w:pos="916"/>
+          <w:tab w:val="left" w:pos="1832"/>
+          <w:tab w:val="left" w:pos="2748"/>
+          <w:tab w:val="left" w:pos="3664"/>
+          <w:tab w:val="left" w:pos="4580"/>
+          <w:tab w:val="left" w:pos="5496"/>
+          <w:tab w:val="left" w:pos="6412"/>
+          <w:tab w:val="left" w:pos="7328"/>
+          <w:tab w:val="left" w:pos="8244"/>
+          <w:tab w:val="left" w:pos="9160"/>
+          <w:tab w:val="left" w:pos="10076"/>
+          <w:tab w:val="left" w:pos="10992"/>
+          <w:tab w:val="left" w:pos="11908"/>
+          <w:tab w:val="left" w:pos="12824"/>
+          <w:tab w:val="left" w:pos="13740"/>
+          <w:tab w:val="left" w:pos="14656"/>
+        </w:tabs>
+        <w:jc w:val="both"/>
+        <w:rPr>
+          <w:rFonts w:ascii="Calibri" w:eastAsia="Times New Roman" w:hAnsi="Calibri" w:cs="Calibri"/>
+          <w:sz w:val="20"/>
+          <w:szCs w:val="20"/>
+        </w:rPr>
+      </w:pPr>
+      <w:r>
+        <w:rPr>
+          <w:rFonts w:ascii="Calibri" w:eastAsia="Times New Roman" w:hAnsi="Calibri" w:cs="Calibri"/>
+          <w:sz w:val="20"/>
+          <w:szCs w:val="20"/>
+        </w:rPr>
+        <w:t>print(results.head(10))</w:t>
+      </w:r>
+    </w:p>
+    <w:p>
+      <w:pPr>
+        <w:tabs>
+          <w:tab w:val="left" w:pos="916"/>
+          <w:tab w:val="left" w:pos="1832"/>
+          <w:tab w:val="left" w:pos="2748"/>
+          <w:tab w:val="left" w:pos="3664"/>
+          <w:tab w:val="left" w:pos="4580"/>
+          <w:tab w:val="left" w:pos="5496"/>
+          <w:tab w:val="left" w:pos="6412"/>
+          <w:tab w:val="left" w:pos="7328"/>
+          <w:tab w:val="left" w:pos="8244"/>
+          <w:tab w:val="left" w:pos="9160"/>
+          <w:tab w:val="left" w:pos="10076"/>
+          <w:tab w:val="left" w:pos="10992"/>
+          <w:tab w:val="left" w:pos="11908"/>
+          <w:tab w:val="left" w:pos="12824"/>
+          <w:tab w:val="left" w:pos="13740"/>
+          <w:tab w:val="left" w:pos="14656"/>
+        </w:tabs>
+        <w:jc w:val="both"/>
+        <w:rPr>
+          <w:rFonts w:ascii="Calibri" w:eastAsia="Times New Roman" w:hAnsi="Calibri" w:cs="Calibri"/>
+          <w:sz w:val="20"/>
+          <w:szCs w:val="20"/>
+        </w:rPr>
+      </w:pPr>
+    </w:p>
+    <w:p>
+      <w:pPr>
+        <w:tabs>
+          <w:tab w:val="left" w:pos="916"/>
+          <w:tab w:val="left" w:pos="1832"/>
+          <w:tab w:val="left" w:pos="2748"/>
+          <w:tab w:val="left" w:pos="3664"/>
+          <w:tab w:val="left" w:pos="4580"/>
+          <w:tab w:val="left" w:pos="5496"/>
+          <w:tab w:val="left" w:pos="6412"/>
+          <w:tab w:val="left" w:pos="7328"/>
+          <w:tab w:val="left" w:pos="8244"/>
+          <w:tab w:val="left" w:pos="9160"/>
+          <w:tab w:val="left" w:pos="10076"/>
+          <w:tab w:val="left" w:pos="10992"/>
+          <w:tab w:val="left" w:pos="11908"/>
+          <w:tab w:val="left" w:pos="12824"/>
+          <w:tab w:val="left" w:pos="13740"/>
+          <w:tab w:val="left" w:pos="14656"/>
+        </w:tabs>
+        <w:jc w:val="both"/>
+        <w:rPr>
+          <w:rFonts w:ascii="Calibri" w:eastAsia="Times New Roman" w:hAnsi="Calibri" w:cs="Calibri"/>
+          <w:sz w:val="20"/>
+          <w:szCs w:val="20"/>
+        </w:rPr>
+      </w:pPr>
+      <w:r>
+        <w:rPr>
+          <w:rFonts w:ascii="Calibri" w:eastAsia="Times New Roman" w:hAnsi="Calibri" w:cs="Calibri"/>
+          <w:sz w:val="20"/>
+          <w:szCs w:val="20"/>
+        </w:rPr>
+        <w:t># 12-қадам: Болжанған ықтималдықтарды көрсету</w:t>
+      </w:r>
+    </w:p>
+    <w:p>
+      <w:pPr>
+        <w:tabs>
+          <w:tab w:val="left" w:pos="916"/>
+          <w:tab w:val="left" w:pos="1832"/>
+          <w:tab w:val="left" w:pos="2748"/>
+          <w:tab w:val="left" w:pos="3664"/>
+          <w:tab w:val="left" w:pos="4580"/>
+          <w:tab w:val="left" w:pos="5496"/>
+          <w:tab w:val="left" w:pos="6412"/>
+          <w:tab w:val="left" w:pos="7328"/>
+          <w:tab w:val="left" w:pos="8244"/>
+          <w:tab w:val="left" w:pos="9160"/>
+          <w:tab w:val="left" w:pos="10076"/>
+          <w:tab w:val="left" w:pos="10992"/>
+          <w:tab w:val="left" w:pos="11908"/>
+          <w:tab w:val="left" w:pos="12824"/>
+          <w:tab w:val="left" w:pos="13740"/>
+          <w:tab w:val="left" w:pos="14656"/>
+        </w:tabs>
+        <w:jc w:val="both"/>
+        <w:rPr>
+          <w:rFonts w:ascii="Calibri" w:eastAsia="Times New Roman" w:hAnsi="Calibri" w:cs="Calibri"/>
+          <w:sz w:val="20"/>
+          <w:szCs w:val="20"/>
+        </w:rPr>
+      </w:pPr>
+      <w:r>
+        <w:rPr>
+          <w:rFonts w:ascii="Calibri" w:eastAsia="Times New Roman" w:hAnsi="Calibri" w:cs="Calibri"/>
+          <w:sz w:val="20"/>
+          <w:szCs w:val="20"/>
+        </w:rPr>
+        <w:t>probability_results = pd.DataFrame(</w:t>
+      </w:r>
+    </w:p>
+    <w:p>
+      <w:pPr>
+        <w:tabs>
+          <w:tab w:val="left" w:pos="916"/>
+          <w:tab w:val="left" w:pos="1832"/>
+          <w:tab w:val="left" w:pos="2748"/>
+          <w:tab w:val="left" w:pos="3664"/>
+          <w:tab w:val="left" w:pos="4580"/>
+          <w:tab w:val="left" w:pos="5496"/>
+          <w:tab w:val="left" w:pos="6412"/>
+          <w:tab w:val="left" w:pos="7328"/>
+          <w:tab w:val="left" w:pos="8244"/>
+          <w:tab w:val="left" w:pos="9160"/>
+          <w:tab w:val="left" w:pos="10076"/>
+          <w:tab w:val="left" w:pos="10992"/>
+          <w:tab w:val="left" w:pos="11908"/>
+          <w:tab w:val="left" w:pos="12824"/>
+          <w:tab w:val="left" w:pos="13740"/>
+          <w:tab w:val="left" w:pos="14656"/>
+        </w:tabs>
+        <w:jc w:val="both"/>
+        <w:rPr>
+          <w:rFonts w:ascii="Calibri" w:eastAsia="Times New Roman" w:hAnsi="Calibri" w:cs="Calibri"/>
+          <w:sz w:val="20"/>
+          <w:szCs w:val="20"/>
+        </w:rPr>
+      </w:pPr>
+      <w:r>
+        <w:rPr>
+          <w:rFonts w:ascii="Calibri" w:eastAsia="Times New Roman" w:hAnsi="Calibri" w:cs="Calibri"/>
+          <w:sz w:val="20"/>
+          <w:szCs w:val="20"/>
+        </w:rPr>
+        <w:t xml:space="preserve">    y_prob,</w:t>
+      </w:r>
+    </w:p>
+    <w:p>
+      <w:pPr>
+        <w:tabs>
+          <w:tab w:val="left" w:pos="916"/>
+          <w:tab w:val="left" w:pos="1832"/>
+          <w:tab w:val="left" w:pos="2748"/>
+          <w:tab w:val="left" w:pos="3664"/>
+          <w:tab w:val="left" w:pos="4580"/>
+          <w:tab w:val="left" w:pos="5496"/>
+          <w:tab w:val="left" w:pos="6412"/>
+          <w:tab w:val="left" w:pos="7328"/>
+          <w:tab w:val="left" w:pos="8244"/>
+          <w:tab w:val="left" w:pos="9160"/>
+          <w:tab w:val="left" w:pos="10076"/>
+          <w:tab w:val="left" w:pos="10992"/>
+          <w:tab w:val="left" w:pos="11908"/>
+          <w:tab w:val="left" w:pos="12824"/>
+          <w:tab w:val="left" w:pos="13740"/>
+          <w:tab w:val="left" w:pos="14656"/>
+        </w:tabs>
+        <w:jc w:val="both"/>
+        <w:rPr>
+          <w:rFonts w:ascii="Calibri" w:eastAsia="Times New Roman" w:hAnsi="Calibri" w:cs="Calibri"/>
+          <w:sz w:val="20"/>
+          <w:szCs w:val="20"/>
+        </w:rPr>
+      </w:pPr>
+      <w:r>
+        <w:rPr>
+          <w:rFonts w:ascii="Calibri" w:eastAsia="Times New Roman" w:hAnsi="Calibri" w:cs="Calibri"/>
+          <w:sz w:val="20"/>
+          <w:szCs w:val="20"/>
+        </w:rPr>
+        <w:t xml:space="preserve">    columns=['0-класс ықтималдығы', '1-класс ықтималдығы']</w:t>
+      </w:r>
+    </w:p>
+    <w:p>
+      <w:pPr>
+        <w:tabs>
+          <w:tab w:val="left" w:pos="916"/>
+          <w:tab w:val="left" w:pos="1832"/>
+          <w:tab w:val="left" w:pos="2748"/>
+          <w:tab w:val="left" w:pos="3664"/>
+          <w:tab w:val="left" w:pos="4580"/>
+          <w:tab w:val="left" w:pos="5496"/>
+          <w:tab w:val="left" w:pos="6412"/>
+          <w:tab w:val="left" w:pos="7328"/>
+          <w:tab w:val="left" w:pos="8244"/>
+          <w:tab w:val="left" w:pos="9160"/>
+          <w:tab w:val="left" w:pos="10076"/>
+          <w:tab w:val="left" w:pos="10992"/>
+          <w:tab w:val="left" w:pos="11908"/>
+          <w:tab w:val="left" w:pos="12824"/>
+          <w:tab w:val="left" w:pos="13740"/>
+          <w:tab w:val="left" w:pos="14656"/>
+        </w:tabs>
+        <w:jc w:val="both"/>
+        <w:rPr>
+          <w:rFonts w:ascii="Calibri" w:eastAsia="Times New Roman" w:hAnsi="Calibri" w:cs="Calibri"/>
+          <w:sz w:val="20"/>
+          <w:szCs w:val="20"/>
+        </w:rPr>
+      </w:pPr>
+      <w:r>
+        <w:rPr>
+          <w:rFonts w:ascii="Calibri" w:eastAsia="Times New Roman" w:hAnsi="Calibri" w:cs="Calibri"/>
+          <w:sz w:val="20"/>
+          <w:szCs w:val="20"/>
+        </w:rPr>
+        <w:t>)</w:t>
+      </w:r>
+    </w:p>
+    <w:p>
+      <w:pPr>
+        <w:tabs>
+          <w:tab w:val="left" w:pos="916"/>
+          <w:tab w:val="left" w:pos="1832"/>
+          <w:tab w:val="left" w:pos="2748"/>
+          <w:tab w:val="left" w:pos="3664"/>
+          <w:tab w:val="left" w:pos="4580"/>
+          <w:tab w:val="left" w:pos="5496"/>
+          <w:tab w:val="left" w:pos="6412"/>
+          <w:tab w:val="left" w:pos="7328"/>
+          <w:tab w:val="left" w:pos="8244"/>
+          <w:tab w:val="left" w:pos="9160"/>
+          <w:tab w:val="left" w:pos="10076"/>
+          <w:tab w:val="left" w:pos="10992"/>
+          <w:tab w:val="left" w:pos="11908"/>
+          <w:tab w:val="left" w:pos="12824"/>
+          <w:tab w:val="left" w:pos="13740"/>
+          <w:tab w:val="left" w:pos="14656"/>
+        </w:tabs>
+        <w:jc w:val="both"/>
+        <w:rPr>
+          <w:rFonts w:ascii="Calibri" w:eastAsia="Times New Roman" w:hAnsi="Calibri" w:cs="Calibri"/>
+          <w:sz w:val="20"/>
+          <w:szCs w:val="20"/>
+        </w:rPr>
+      </w:pPr>
+    </w:p>
+    <w:p>
+      <w:pPr>
+        <w:tabs>
+          <w:tab w:val="left" w:pos="916"/>
+          <w:tab w:val="left" w:pos="1832"/>
+          <w:tab w:val="left" w:pos="2748"/>
+          <w:tab w:val="left" w:pos="3664"/>
+          <w:tab w:val="left" w:pos="4580"/>
+          <w:tab w:val="left" w:pos="5496"/>
+          <w:tab w:val="left" w:pos="6412"/>
+          <w:tab w:val="left" w:pos="7328"/>
+          <w:tab w:val="left" w:pos="8244"/>
+          <w:tab w:val="left" w:pos="9160"/>
+          <w:tab w:val="left" w:pos="10076"/>
+          <w:tab w:val="left" w:pos="10992"/>
+          <w:tab w:val="left" w:pos="11908"/>
+          <w:tab w:val="left" w:pos="12824"/>
+          <w:tab w:val="left" w:pos="13740"/>
+          <w:tab w:val="left" w:pos="14656"/>
+        </w:tabs>
+        <w:jc w:val="both"/>
+        <w:rPr>
+          <w:rFonts w:ascii="Calibri" w:eastAsia="Times New Roman" w:hAnsi="Calibri" w:cs="Calibri"/>
+          <w:sz w:val="20"/>
+          <w:szCs w:val="20"/>
+        </w:rPr>
+      </w:pPr>
+      <w:r>
+        <w:rPr>
+          <w:rFonts w:ascii="Calibri" w:eastAsia="Times New Roman" w:hAnsi="Calibri" w:cs="Calibri"/>
+          <w:sz w:val="20"/>
+          <w:szCs w:val="20"/>
+        </w:rPr>
+        <w:t>print("\nБолжанған ықтималдықтар:")</w:t>
+      </w:r>
+    </w:p>
+    <w:p>
+      <w:pPr>
+        <w:tabs>
+          <w:tab w:val="left" w:pos="916"/>
+          <w:tab w:val="left" w:pos="1832"/>
+          <w:tab w:val="left" w:pos="2748"/>
+          <w:tab w:val="left" w:pos="3664"/>
+          <w:tab w:val="left" w:pos="4580"/>
+          <w:tab w:val="left" w:pos="5496"/>
+          <w:tab w:val="left" w:pos="6412"/>
+          <w:tab w:val="left" w:pos="7328"/>
+          <w:tab w:val="left" w:pos="8244"/>
+          <w:tab w:val="left" w:pos="9160"/>
+          <w:tab w:val="left" w:pos="10076"/>
+          <w:tab w:val="left" w:pos="10992"/>
+          <w:tab w:val="left" w:pos="11908"/>
+          <w:tab w:val="left" w:pos="12824"/>
+          <w:tab w:val="left" w:pos="13740"/>
+          <w:tab w:val="left" w:pos="14656"/>
+        </w:tabs>
+        <w:jc w:val="both"/>
+        <w:rPr>
+          <w:rFonts w:ascii="Calibri" w:eastAsia="Times New Roman" w:hAnsi="Calibri" w:cs="Calibri"/>
+          <w:sz w:val="20"/>
+          <w:szCs w:val="20"/>
+        </w:rPr>
+      </w:pPr>
+      <w:r>
+        <w:rPr>
+          <w:rFonts w:ascii="Calibri" w:eastAsia="Times New Roman" w:hAnsi="Calibri" w:cs="Calibri"/>
+          <w:sz w:val="20"/>
+          <w:szCs w:val="20"/>
+        </w:rPr>
+        <w:t>print(probability_results.head(10))</w:t>
+      </w:r>
+    </w:p>
+    <w:p>
+      <w:pPr>
+        <w:jc w:val="both"/>
+        <w:outlineLvl w:val="2"/>
+        <w:rPr>
+          <w:rFonts w:ascii="Calibri" w:eastAsia="Times New Roman" w:hAnsi="Calibri" w:cs="Calibri"/>
+          <w:b/>
+          <w:bCs/>
+          <w:sz w:val="27"/>
+          <w:szCs w:val="27"/>
+        </w:rPr>
+      </w:pPr>
+    </w:p>
+    <w:p>
+      <w:pPr>
+        <w:jc w:val="both"/>
+        <w:outlineLvl w:val="2"/>
+        <w:rPr>
+          <w:rFonts w:ascii="Calibri" w:eastAsia="Times New Roman" w:hAnsi="Calibri" w:cs="Calibri"/>
+          <w:b/>
+          <w:bCs/>
+          <w:sz w:val="27"/>
+          <w:szCs w:val="27"/>
+        </w:rPr>
+      </w:pPr>
+      <w:r>
+        <w:rPr>
+          <w:rFonts w:ascii="Calibri" w:eastAsia="Times New Roman" w:hAnsi="Calibri" w:cs="Calibri"/>
+          <w:b/>
+          <w:bCs/>
+          <w:sz w:val="27"/>
+          <w:szCs w:val="27"/>
+        </w:rPr>
+        <w:t>Қадамдардың түсіндірмесі</w:t>
+      </w:r>
+    </w:p>
+    <w:p>
+      <w:pPr>
+        <w:jc w:val="both"/>
+        <w:rPr>
+          <w:rFonts w:ascii="Calibri" w:eastAsia="Times New Roman" w:hAnsi="Calibri" w:cs="Calibri"/>
+        </w:rPr>
+      </w:pPr>
+      <w:r>
+        <w:rPr>
+          <w:rFonts w:ascii="Calibri" w:eastAsia="Times New Roman" w:hAnsi="Calibri" w:cs="Calibri"/>
+        </w:rPr>
+        <w:t xml:space="preserve">Алдымен </w:t>
+      </w:r>
+      <w:r>
+        <w:rPr>
+          <w:rFonts w:ascii="Calibri" w:eastAsia="Times New Roman" w:hAnsi="Calibri" w:cs="Calibri"/>
+          <w:sz w:val="20"/>
+          <w:szCs w:val="20"/>
+        </w:rPr>
+        <w:t>housing.csv</w:t>
+      </w:r>
+      <w:r>
+        <w:rPr>
+          <w:rFonts w:ascii="Calibri" w:eastAsia="Times New Roman" w:hAnsi="Calibri" w:cs="Calibri"/>
+        </w:rPr>
+        <w:t xml:space="preserve"> деректер жиынтығы жүктеледі. Логистикалық регрессияға категориялық мақсатты айнымалы керек болғандықтан, </w:t>
+      </w:r>
+      <w:r>
+        <w:rPr>
+          <w:rFonts w:ascii="Calibri" w:eastAsia="Times New Roman" w:hAnsi="Calibri" w:cs="Calibri"/>
+          <w:sz w:val="20"/>
+          <w:szCs w:val="20"/>
+        </w:rPr>
+        <w:t>price</w:t>
+      </w:r>
+      <w:r>
+        <w:rPr>
+          <w:rFonts w:ascii="Calibri" w:eastAsia="Times New Roman" w:hAnsi="Calibri" w:cs="Calibri"/>
+        </w:rPr>
+        <w:t xml:space="preserve"> бағанының негізінде екілік жаңа баған жасалады. Одан кейін кіріс белгілері мен мақсатты айнымалы таңдалады, модель үйретіледі, болжау жасалады және нәтиже accuracy, confusion matrix және classification report арқылы бағаланады.</w:t>
+      </w:r>
+    </w:p>
+    <w:p>
+      <w:pPr>
+        <w:jc w:val="both"/>
+        <w:outlineLvl w:val="1"/>
+        <w:rPr>
+          <w:rFonts w:ascii="Calibri" w:eastAsia="Times New Roman" w:hAnsi="Calibri" w:cs="Calibri"/>
+          <w:b/>
+          <w:bCs/>
+          <w:sz w:val="36"/>
+          <w:szCs w:val="36"/>
+        </w:rPr>
+      </w:pPr>
+    </w:p>
+    <w:p>
+      <w:pPr>
+        <w:jc w:val="both"/>
+        <w:outlineLvl w:val="1"/>
+        <w:rPr>
+          <w:rFonts w:ascii="Calibri" w:eastAsia="Times New Roman" w:hAnsi="Calibri" w:cs="Calibri"/>
+          <w:b/>
+          <w:bCs/>
+          <w:sz w:val="36"/>
+          <w:szCs w:val="36"/>
+        </w:rPr>
+      </w:pPr>
+      <w:r>
+        <w:rPr>
+          <w:rFonts w:ascii="Calibri" w:eastAsia="Times New Roman" w:hAnsi="Calibri" w:cs="Calibri"/>
+          <w:b/>
+          <w:bCs/>
+          <w:sz w:val="36"/>
+          <w:szCs w:val="36"/>
+        </w:rPr>
+        <w:t xml:space="preserve">3-бөлім. </w:t>
+      </w:r>
+      <w:r>
+        <w:rPr>
+          <w:rFonts w:ascii="Calibri" w:eastAsia="Times New Roman" w:hAnsi="Calibri" w:cs="Calibri"/>
+          <w:b/>
+          <w:bCs/>
+          <w:sz w:val="36"/>
+          <w:szCs w:val="36"/>
+          <w:lang w:val="ru-RU"/>
+        </w:rPr>
+        <w:t>Т</w:t>
+      </w:r>
+      <w:r>
+        <w:rPr>
+          <w:rFonts w:ascii="Calibri" w:eastAsia="Times New Roman" w:hAnsi="Calibri" w:cs="Calibri"/>
+          <w:b/>
+          <w:bCs/>
+          <w:sz w:val="36"/>
+          <w:szCs w:val="36"/>
+        </w:rPr>
+        <w:t>апсырмалар</w:t>
+      </w:r>
+    </w:p>
+    <w:p>
+      <w:pPr>
+        <w:jc w:val="both"/>
+        <w:outlineLvl w:val="2"/>
+        <w:rPr>
+          <w:rFonts w:ascii="Calibri" w:eastAsia="Times New Roman" w:hAnsi="Calibri" w:cs="Calibri"/>
+          <w:b/>
+          <w:bCs/>
+          <w:sz w:val="27"/>
+          <w:szCs w:val="27"/>
+        </w:rPr>
+      </w:pPr>
+      <w:r>
+        <w:rPr>
+          <w:rFonts w:ascii="Calibri" w:eastAsia="Times New Roman" w:hAnsi="Calibri" w:cs="Calibri"/>
+          <w:b/>
+          <w:bCs/>
+          <w:sz w:val="27"/>
+          <w:szCs w:val="27"/>
+        </w:rPr>
+        <w:t>1-тапсырма. Берілген мысалдарды іске қосу</w:t>
+      </w:r>
+    </w:p>
+    <w:p>
+      <w:pPr>
+        <w:jc w:val="both"/>
+        <w:rPr>
+          <w:rFonts w:ascii="Calibri" w:eastAsia="Times New Roman" w:hAnsi="Calibri" w:cs="Calibri"/>
+        </w:rPr>
+      </w:pPr>
+      <w:r>
+        <w:rPr>
+          <w:rFonts w:ascii="Calibri" w:eastAsia="Times New Roman" w:hAnsi="Calibri" w:cs="Calibri"/>
+          <w:sz w:val="20"/>
+          <w:szCs w:val="20"/>
+        </w:rPr>
+        <w:t>housing.csv</w:t>
+      </w:r>
+      <w:r>
+        <w:rPr>
+          <w:rFonts w:ascii="Calibri" w:eastAsia="Times New Roman" w:hAnsi="Calibri" w:cs="Calibri"/>
+        </w:rPr>
+        <w:t xml:space="preserve"> деректер жиынтығын пайдаланып екі мысал кодты да іске қосыңыз. Кодты орындамас бұрын файлдың дұрыс жолға орналастырылғанына көз жеткізіңіз. Кодты мұқият қарап шығып, әр қадамның мақсатын түсіндіріңіз.</w:t>
+      </w:r>
+    </w:p>
+    <w:p>
+      <w:pPr>
+        <w:jc w:val="both"/>
+        <w:rPr>
+          <w:rFonts w:ascii="Calibri" w:eastAsia="Times New Roman" w:hAnsi="Calibri" w:cs="Calibri"/>
+        </w:rPr>
+      </w:pPr>
+    </w:p>
+    <w:p>
+      <w:pPr>
+        <w:jc w:val="both"/>
+        <w:outlineLvl w:val="2"/>
+        <w:rPr>
+          <w:rFonts w:ascii="Calibri" w:eastAsia="Times New Roman" w:hAnsi="Calibri" w:cs="Calibri"/>
+          <w:b/>
+          <w:bCs/>
+          <w:sz w:val="27"/>
+          <w:szCs w:val="27"/>
+        </w:rPr>
+      </w:pPr>
+      <w:r>
+        <w:rPr>
+          <w:rFonts w:ascii="Calibri" w:eastAsia="Times New Roman" w:hAnsi="Calibri" w:cs="Calibri"/>
+          <w:b/>
+          <w:bCs/>
+          <w:sz w:val="27"/>
+          <w:szCs w:val="27"/>
+        </w:rPr>
+        <w:t>2-тапсырма. Kaggle платформасынан деректер жиынтықтарын табу</w:t>
+      </w:r>
+    </w:p>
+    <w:p>
+      <w:pPr>
+        <w:jc w:val="both"/>
+        <w:rPr>
+          <w:rFonts w:ascii="Calibri" w:eastAsia="Times New Roman" w:hAnsi="Calibri" w:cs="Calibri"/>
+        </w:rPr>
+      </w:pPr>
+      <w:r>
+        <w:rPr>
+          <w:rFonts w:ascii="Calibri" w:eastAsia="Times New Roman" w:hAnsi="Calibri" w:cs="Calibri"/>
+          <w:sz w:val="20"/>
+          <w:szCs w:val="20"/>
+        </w:rPr>
+        <w:t>housing.csv</w:t>
+      </w:r>
+      <w:r>
+        <w:rPr>
+          <w:rFonts w:ascii="Calibri" w:eastAsia="Times New Roman" w:hAnsi="Calibri" w:cs="Calibri"/>
+        </w:rPr>
+        <w:t xml:space="preserve"> арқылы берілген мысалды орындағаннан кейін, студенттер Kaggle платформасына өтіп, Сызықтық регрессия мен Логистикалық регрессияға сәйкес келетін деректер жиынтықтарын табуы тиіс.</w:t>
+      </w:r>
+    </w:p>
+    <w:p>
+      <w:pPr>
+        <w:jc w:val="both"/>
+        <w:outlineLvl w:val="3"/>
+        <w:rPr>
+          <w:rFonts w:ascii="Calibri" w:eastAsia="Times New Roman" w:hAnsi="Calibri" w:cs="Calibri"/>
+          <w:b/>
+          <w:bCs/>
+        </w:rPr>
+      </w:pPr>
+    </w:p>
+    <w:p>
+      <w:pPr>
+        <w:jc w:val="both"/>
+        <w:outlineLvl w:val="3"/>
+        <w:rPr>
+          <w:rFonts w:ascii="Calibri" w:eastAsia="Times New Roman" w:hAnsi="Calibri" w:cs="Calibri"/>
+          <w:b/>
+          <w:bCs/>
+        </w:rPr>
+      </w:pPr>
+      <w:r>
+        <w:rPr>
+          <w:rFonts w:ascii="Calibri" w:eastAsia="Times New Roman" w:hAnsi="Calibri" w:cs="Calibri"/>
+          <w:b/>
+          <w:bCs/>
+        </w:rPr>
+        <w:t>Деректер жиынтығын таңдауға қойылатын талаптар</w:t>
+      </w:r>
+    </w:p>
+    <w:p>
+      <w:pPr>
+        <w:jc w:val="both"/>
+        <w:rPr>
+          <w:rFonts w:ascii="Calibri" w:eastAsia="Times New Roman" w:hAnsi="Calibri" w:cs="Calibri"/>
+        </w:rPr>
+      </w:pPr>
+      <w:r>
+        <w:rPr>
+          <w:rFonts w:ascii="Calibri" w:eastAsia="Times New Roman" w:hAnsi="Calibri" w:cs="Calibri"/>
+        </w:rPr>
+        <w:t>Сызықтық регрессия үшін студенттер мақсатты айнымалысы сандық болатын деректер жиынтығын таңдауы керек.</w:t>
+      </w:r>
+    </w:p>
+    <w:p>
+      <w:pPr>
+        <w:jc w:val="both"/>
+        <w:rPr>
+          <w:rFonts w:ascii="Calibri" w:eastAsia="Times New Roman" w:hAnsi="Calibri" w:cs="Calibri"/>
+        </w:rPr>
+      </w:pPr>
+      <w:r>
+        <w:rPr>
+          <w:rFonts w:ascii="Calibri" w:eastAsia="Times New Roman" w:hAnsi="Calibri" w:cs="Calibri"/>
+        </w:rPr>
+        <w:t>Мысалдар:</w:t>
       </w:r>
     </w:p>
     <w:p>
@@ -195,32 +6266,13 @@
         <w:jc w:val="both"/>
         <w:rPr>
           <w:rFonts w:ascii="Calibri" w:eastAsia="Times New Roman" w:hAnsi="Calibri" w:cs="Calibri"/>
-          <w:color w:val="1F1F1F"/>
-        </w:rPr>
-      </w:pPr>
-      <w:r>
-        <w:rPr>
-          <w:rFonts w:ascii="Calibri" w:eastAsia="Times New Roman" w:hAnsi="Calibri" w:cs="Calibri"/>
-          <w:color w:val="1F1F1F"/>
-        </w:rPr>
-        <w:t xml:space="preserve">Кестелік деректер жиынтығы: </w:t>
-      </w:r>
-      <w:r>
-        <w:rPr>
-          <w:rFonts w:ascii="Calibri" w:eastAsia="Times New Roman" w:hAnsi="Calibri" w:cs="Calibri"/>
-          <w:color w:val="444746"/>
-          <w:sz w:val="20"/>
-          <w:szCs w:val="20"/>
-          <w:bdr w:val="none" w:sz="0" w:space="0" w:color="auto" w:frame="1"/>
-        </w:rPr>
-        <w:t>House.csv</w:t>
-      </w:r>
-      <w:r>
-        <w:rPr>
-          <w:rFonts w:ascii="Calibri" w:eastAsia="Times New Roman" w:hAnsi="Calibri" w:cs="Calibri"/>
-          <w:color w:val="1F1F1F"/>
-        </w:rPr>
-        <w:t>.</w:t>
+        </w:rPr>
+      </w:pPr>
+      <w:r>
+        <w:rPr>
+          <w:rFonts w:ascii="Calibri" w:eastAsia="Times New Roman" w:hAnsi="Calibri" w:cs="Calibri"/>
+        </w:rPr>
+        <w:t>үй бағасын болжау</w:t>
       </w:r>
     </w:p>
     <w:p>
@@ -232,66 +6284,85 @@
         <w:jc w:val="both"/>
         <w:rPr>
           <w:rFonts w:ascii="Calibri" w:eastAsia="Times New Roman" w:hAnsi="Calibri" w:cs="Calibri"/>
-          <w:color w:val="1F1F1F"/>
-        </w:rPr>
-      </w:pPr>
-      <w:r>
-        <w:rPr>
-          <w:rFonts w:ascii="Calibri" w:eastAsia="Times New Roman" w:hAnsi="Calibri" w:cs="Calibri"/>
-          <w:color w:val="1F1F1F"/>
-        </w:rPr>
-        <w:t>Python бағдарламалау тілінің және веб-фреймворктердің (Flask, Streamlit немесе т.б.) базалық түсінігі.</w:t>
-      </w:r>
-    </w:p>
-    <w:p>
-      <w:pPr>
-        <w:jc w:val="both"/>
-        <w:outlineLvl w:val="3"/>
-        <w:rPr>
-          <w:rFonts w:ascii="Calibri" w:eastAsia="Times New Roman" w:hAnsi="Calibri" w:cs="Calibri"/>
-          <w:b/>
-          <w:bCs/>
-          <w:color w:val="1F1F1F"/>
-          <w:bdr w:val="none" w:sz="0" w:space="0" w:color="auto" w:frame="1"/>
-        </w:rPr>
-      </w:pPr>
-    </w:p>
-    <w:p>
-      <w:pPr>
-        <w:jc w:val="both"/>
-        <w:outlineLvl w:val="3"/>
-        <w:rPr>
-          <w:rFonts w:ascii="Calibri" w:eastAsia="Times New Roman" w:hAnsi="Calibri" w:cs="Calibri"/>
-          <w:b/>
-          <w:bCs/>
-          <w:color w:val="1F1F1F"/>
-        </w:rPr>
-      </w:pPr>
-      <w:r>
-        <w:rPr>
-          <w:rFonts w:ascii="Calibri" w:eastAsia="Times New Roman" w:hAnsi="Calibri" w:cs="Calibri"/>
-          <w:b/>
-          <w:bCs/>
-          <w:color w:val="1F1F1F"/>
-          <w:bdr w:val="none" w:sz="0" w:space="0" w:color="auto" w:frame="1"/>
-        </w:rPr>
-        <w:t>1-бөлім: Жұмыс ортасын баптау және Тапсырма беру (Промптинг)</w:t>
-      </w:r>
-    </w:p>
-    <w:p>
-      <w:pPr>
-        <w:jc w:val="both"/>
-        <w:rPr>
-          <w:rFonts w:ascii="Calibri" w:eastAsia="Times New Roman" w:hAnsi="Calibri" w:cs="Calibri"/>
-          <w:color w:val="1F1F1F"/>
-        </w:rPr>
-      </w:pPr>
-      <w:r>
-        <w:rPr>
-          <w:rFonts w:ascii="Calibri" w:eastAsia="Times New Roman" w:hAnsi="Calibri" w:cs="Calibri"/>
-          <w:color w:val="1F1F1F"/>
-        </w:rPr>
-        <w:t>Бұл кезеңде дәстүрлі код жазудың орнына, сіз AI құралына басқарушы ретінде нұсқау бересіз. Сіздің негізгі міндетіңіз – AI-дың әртүрлі дәрежедегі промпттарды қалай қабылдайтынын бақылау.</w:t>
+        </w:rPr>
+      </w:pPr>
+      <w:r>
+        <w:rPr>
+          <w:rFonts w:ascii="Calibri" w:eastAsia="Times New Roman" w:hAnsi="Calibri" w:cs="Calibri"/>
+        </w:rPr>
+        <w:t>жалақыны болжау</w:t>
+      </w:r>
+    </w:p>
+    <w:p>
+      <w:pPr>
+        <w:numPr>
+          <w:ilvl w:val="0"/>
+          <w:numId w:val="1"/>
+        </w:numPr>
+        <w:jc w:val="both"/>
+        <w:rPr>
+          <w:rFonts w:ascii="Calibri" w:eastAsia="Times New Roman" w:hAnsi="Calibri" w:cs="Calibri"/>
+        </w:rPr>
+      </w:pPr>
+      <w:r>
+        <w:rPr>
+          <w:rFonts w:ascii="Calibri" w:eastAsia="Times New Roman" w:hAnsi="Calibri" w:cs="Calibri"/>
+        </w:rPr>
+        <w:t>көлік бағасын болжау</w:t>
+      </w:r>
+    </w:p>
+    <w:p>
+      <w:pPr>
+        <w:numPr>
+          <w:ilvl w:val="0"/>
+          <w:numId w:val="1"/>
+        </w:numPr>
+        <w:jc w:val="both"/>
+        <w:rPr>
+          <w:rFonts w:ascii="Calibri" w:eastAsia="Times New Roman" w:hAnsi="Calibri" w:cs="Calibri"/>
+        </w:rPr>
+      </w:pPr>
+      <w:r>
+        <w:rPr>
+          <w:rFonts w:ascii="Calibri" w:eastAsia="Times New Roman" w:hAnsi="Calibri" w:cs="Calibri"/>
+        </w:rPr>
+        <w:t>сақтандыру құнын болжау</w:t>
+      </w:r>
+    </w:p>
+    <w:p>
+      <w:pPr>
+        <w:jc w:val="both"/>
+        <w:rPr>
+          <w:rFonts w:ascii="Calibri" w:eastAsia="Times New Roman" w:hAnsi="Calibri" w:cs="Calibri"/>
+        </w:rPr>
+      </w:pPr>
+    </w:p>
+    <w:p>
+      <w:pPr>
+        <w:jc w:val="both"/>
+        <w:rPr>
+          <w:rFonts w:ascii="Calibri" w:eastAsia="Times New Roman" w:hAnsi="Calibri" w:cs="Calibri"/>
+        </w:rPr>
+      </w:pPr>
+      <w:r>
+        <w:rPr>
+          <w:rFonts w:ascii="Calibri" w:eastAsia="Times New Roman" w:hAnsi="Calibri" w:cs="Calibri"/>
+        </w:rPr>
+        <w:t>Логистикалық регрессия үшін студенттер мақсатты айнымалысы категориялық, мүмкіндігінше екілік болатын деректер жиынтығын таңдауы керек.</w:t>
+      </w:r>
+    </w:p>
+    <w:p>
+      <w:pPr>
+        <w:jc w:val="both"/>
+        <w:rPr>
+          <w:rFonts w:ascii="Calibri" w:eastAsia="Times New Roman" w:hAnsi="Calibri" w:cs="Calibri"/>
+        </w:rPr>
+      </w:pPr>
+      <w:r>
+        <w:rPr>
+          <w:rFonts w:ascii="Calibri" w:eastAsia="Times New Roman" w:hAnsi="Calibri" w:cs="Calibri"/>
+        </w:rPr>
+        <w:t>Мысалдар:</w:t>
       </w:r>
     </w:p>
     <w:p>
@@ -303,15 +6374,13 @@
         <w:jc w:val="both"/>
         <w:rPr>
           <w:rFonts w:ascii="Calibri" w:eastAsia="Times New Roman" w:hAnsi="Calibri" w:cs="Calibri"/>
-          <w:color w:val="1F1F1F"/>
-        </w:rPr>
-      </w:pPr>
-      <w:r>
-        <w:rPr>
-          <w:rFonts w:ascii="Calibri" w:eastAsia="Times New Roman" w:hAnsi="Calibri" w:cs="Calibri"/>
-          <w:color w:val="1F1F1F"/>
-        </w:rPr>
-        <w:t>Жұмыс кеңістігін ашып, жаңа жоба құрыңыз.</w:t>
+        </w:rPr>
+      </w:pPr>
+      <w:r>
+        <w:rPr>
+          <w:rFonts w:ascii="Calibri" w:eastAsia="Times New Roman" w:hAnsi="Calibri" w:cs="Calibri"/>
+        </w:rPr>
+        <w:t>жүрек ауруын болжау</w:t>
       </w:r>
     </w:p>
     <w:p>
@@ -323,35 +6392,14 @@
         <w:jc w:val="both"/>
         <w:rPr>
           <w:rFonts w:ascii="Calibri" w:eastAsia="Times New Roman" w:hAnsi="Calibri" w:cs="Calibri"/>
-          <w:color w:val="1F1F1F"/>
-        </w:rPr>
-      </w:pPr>
-      <w:r>
-        <w:rPr>
-          <w:rFonts w:ascii="Calibri" w:eastAsia="Times New Roman" w:hAnsi="Calibri" w:cs="Calibri"/>
-          <w:color w:val="1F1F1F"/>
-        </w:rPr>
-        <w:t>AI чатына немесе агент терминалына ешқандай қосымша түсіндірмесіз, қатаң түрде мына промптты енгізіңіз:</w:t>
-      </w:r>
-    </w:p>
-    <w:p>
-      <w:pPr>
-        <w:ind w:left="720"/>
-        <w:jc w:val="both"/>
-        <w:rPr>
-          <w:rFonts w:ascii="Calibri" w:eastAsia="Times New Roman" w:hAnsi="Calibri" w:cs="Calibri"/>
-          <w:color w:val="1F1F1F"/>
-        </w:rPr>
-      </w:pPr>
-      <w:r>
-        <w:rPr>
-          <w:rFonts w:ascii="Calibri" w:eastAsia="Times New Roman" w:hAnsi="Calibri" w:cs="Calibri"/>
-          <w:i/>
-          <w:iCs/>
-          <w:color w:val="1F1F1F"/>
-          <w:bdr w:val="none" w:sz="0" w:space="0" w:color="auto" w:frame="1"/>
-        </w:rPr>
-        <w:t>"11-зертханалық жұмысты аяқта"</w:t>
+        </w:rPr>
+      </w:pPr>
+      <w:r>
+        <w:rPr>
+          <w:rFonts w:ascii="Calibri" w:eastAsia="Times New Roman" w:hAnsi="Calibri" w:cs="Calibri"/>
+        </w:rPr>
+        <w:lastRenderedPageBreak/>
+        <w:t>диабетті болжау</w:t>
       </w:r>
     </w:p>
     <w:p>
@@ -363,25 +6411,13 @@
         <w:jc w:val="both"/>
         <w:rPr>
           <w:rFonts w:ascii="Calibri" w:eastAsia="Times New Roman" w:hAnsi="Calibri" w:cs="Calibri"/>
-          <w:color w:val="1F1F1F"/>
-        </w:rPr>
-      </w:pPr>
-      <w:r>
-        <w:rPr>
-          <w:rFonts w:ascii="Calibri" w:eastAsia="Times New Roman" w:hAnsi="Calibri" w:cs="Calibri"/>
-          <w:b/>
-          <w:bCs/>
-          <w:color w:val="1F1F1F"/>
-          <w:bdr w:val="none" w:sz="0" w:space="0" w:color="auto" w:frame="1"/>
-        </w:rPr>
-        <w:t>Бақылау:</w:t>
-      </w:r>
-      <w:r>
-        <w:rPr>
-          <w:rFonts w:ascii="Calibri" w:eastAsia="Times New Roman" w:hAnsi="Calibri" w:cs="Calibri"/>
-          <w:color w:val="1F1F1F"/>
-        </w:rPr>
-        <w:t xml:space="preserve"> AI бұл контекстсіз нұсқауға қалай жауап берді? Ол сізден нақтылауды сұрады ма, әлде жалған ақпарат (галлюцинация) берді ме? Жүйенің реакциясын есепке жазып алыңыз.</w:t>
+        </w:rPr>
+      </w:pPr>
+      <w:r>
+        <w:rPr>
+          <w:rFonts w:ascii="Calibri" w:eastAsia="Times New Roman" w:hAnsi="Calibri" w:cs="Calibri"/>
+        </w:rPr>
+        <w:t>клиенттің кетуін болжау</w:t>
       </w:r>
     </w:p>
     <w:p>
@@ -393,35 +6429,13 @@
         <w:jc w:val="both"/>
         <w:rPr>
           <w:rFonts w:ascii="Calibri" w:eastAsia="Times New Roman" w:hAnsi="Calibri" w:cs="Calibri"/>
-          <w:color w:val="1F1F1F"/>
-        </w:rPr>
-      </w:pPr>
-      <w:r>
-        <w:rPr>
-          <w:rFonts w:ascii="Calibri" w:eastAsia="Times New Roman" w:hAnsi="Calibri" w:cs="Calibri"/>
-          <w:color w:val="1F1F1F"/>
-        </w:rPr>
-        <w:t>Енді жүйеге негізгі, нақтыланған промптты енгізіңіз:</w:t>
-      </w:r>
-    </w:p>
-    <w:p>
-      <w:pPr>
-        <w:ind w:left="720"/>
-        <w:jc w:val="both"/>
-        <w:rPr>
-          <w:rFonts w:ascii="Calibri" w:eastAsia="Times New Roman" w:hAnsi="Calibri" w:cs="Calibri"/>
-          <w:color w:val="1F1F1F"/>
-        </w:rPr>
-      </w:pPr>
-      <w:r>
-        <w:rPr>
-          <w:rFonts w:ascii="Calibri" w:eastAsia="Times New Roman" w:hAnsi="Calibri" w:cs="Calibri"/>
-          <w:i/>
-          <w:iCs/>
-          <w:color w:val="1F1F1F"/>
-          <w:bdr w:val="none" w:sz="0" w:space="0" w:color="auto" w:frame="1"/>
-        </w:rPr>
-        <w:t>"House.csv деректер жиынтығын және сызықтық регрессия моделін қолдана отырып, үй бағасын болжайтын веб-қосымша құр."</w:t>
+        </w:rPr>
+      </w:pPr>
+      <w:r>
+        <w:rPr>
+          <w:rFonts w:ascii="Calibri" w:eastAsia="Times New Roman" w:hAnsi="Calibri" w:cs="Calibri"/>
+        </w:rPr>
+        <w:t>несие мақұлдауын болжау</w:t>
       </w:r>
     </w:p>
     <w:p>
@@ -433,39 +6447,38 @@
         <w:jc w:val="both"/>
         <w:rPr>
           <w:rFonts w:ascii="Calibri" w:eastAsia="Times New Roman" w:hAnsi="Calibri" w:cs="Calibri"/>
-          <w:color w:val="1F1F1F"/>
-        </w:rPr>
-      </w:pPr>
-      <w:r>
-        <w:rPr>
-          <w:rFonts w:ascii="Calibri" w:eastAsia="Times New Roman" w:hAnsi="Calibri" w:cs="Calibri"/>
-          <w:color w:val="1F1F1F"/>
-        </w:rPr>
-        <w:t>AI-дың жоспар құру және кодты генерациялау процесін бақылаңыз.</w:t>
-      </w:r>
-    </w:p>
-    <w:p>
-      <w:pPr>
-        <w:jc w:val="both"/>
-        <w:outlineLvl w:val="3"/>
+        </w:rPr>
+      </w:pPr>
+      <w:r>
+        <w:rPr>
+          <w:rFonts w:ascii="Calibri" w:eastAsia="Times New Roman" w:hAnsi="Calibri" w:cs="Calibri"/>
+        </w:rPr>
+        <w:t>студенттің емтиханнан өту/өтпеуін болжау</w:t>
+      </w:r>
+    </w:p>
+    <w:p>
+      <w:pPr>
+        <w:jc w:val="both"/>
+        <w:outlineLvl w:val="2"/>
         <w:rPr>
           <w:rFonts w:ascii="Calibri" w:eastAsia="Times New Roman" w:hAnsi="Calibri" w:cs="Calibri"/>
           <w:b/>
           <w:bCs/>
-          <w:color w:val="1F1F1F"/>
-          <w:bdr w:val="none" w:sz="0" w:space="0" w:color="auto" w:frame="1"/>
-        </w:rPr>
-      </w:pPr>
-    </w:p>
-    <w:p>
-      <w:pPr>
-        <w:jc w:val="both"/>
-        <w:outlineLvl w:val="3"/>
+          <w:sz w:val="27"/>
+          <w:szCs w:val="27"/>
+        </w:rPr>
+      </w:pPr>
+    </w:p>
+    <w:p>
+      <w:pPr>
+        <w:jc w:val="both"/>
+        <w:outlineLvl w:val="2"/>
         <w:rPr>
           <w:rFonts w:ascii="Calibri" w:eastAsia="Times New Roman" w:hAnsi="Calibri" w:cs="Calibri"/>
           <w:b/>
           <w:bCs/>
-          <w:color w:val="1F1F1F"/>
+          <w:sz w:val="27"/>
+          <w:szCs w:val="27"/>
         </w:rPr>
       </w:pPr>
       <w:r>
@@ -473,115 +6486,22 @@
           <w:rFonts w:ascii="Calibri" w:eastAsia="Times New Roman" w:hAnsi="Calibri" w:cs="Calibri"/>
           <w:b/>
           <w:bCs/>
-          <w:color w:val="1F1F1F"/>
-          <w:bdr w:val="none" w:sz="0" w:space="0" w:color="auto" w:frame="1"/>
-        </w:rPr>
-        <w:t>2-бөлім: Кодты орындау және Артефакттарды тексеру</w:t>
-      </w:r>
-    </w:p>
-    <w:p>
-      <w:pPr>
-        <w:numPr>
-          <w:ilvl w:val="0"/>
-          <w:numId w:val="3"/>
-        </w:numPr>
-        <w:jc w:val="both"/>
-        <w:rPr>
-          <w:rFonts w:ascii="Calibri" w:eastAsia="Times New Roman" w:hAnsi="Calibri" w:cs="Calibri"/>
-          <w:color w:val="1F1F1F"/>
-        </w:rPr>
-      </w:pPr>
-      <w:r>
-        <w:rPr>
-          <w:rFonts w:ascii="Calibri" w:eastAsia="Times New Roman" w:hAnsi="Calibri" w:cs="Calibri"/>
-          <w:color w:val="1F1F1F"/>
-        </w:rPr>
-        <w:t>AI ұсынған шешімді (архитектуралық жоспар, Python скрипттері, HTML/CSS файлдары) қарап шығыңыз.</w:t>
-      </w:r>
-    </w:p>
-    <w:p>
-      <w:pPr>
-        <w:numPr>
-          <w:ilvl w:val="0"/>
-          <w:numId w:val="3"/>
-        </w:numPr>
-        <w:jc w:val="both"/>
-        <w:rPr>
-          <w:rFonts w:ascii="Calibri" w:eastAsia="Times New Roman" w:hAnsi="Calibri" w:cs="Calibri"/>
-          <w:color w:val="1F1F1F"/>
-        </w:rPr>
-      </w:pPr>
-      <w:r>
-        <w:rPr>
-          <w:rFonts w:ascii="Calibri" w:eastAsia="Times New Roman" w:hAnsi="Calibri" w:cs="Calibri"/>
-          <w:color w:val="1F1F1F"/>
-        </w:rPr>
-        <w:t xml:space="preserve">Жүйе </w:t>
-      </w:r>
-      <w:r>
-        <w:rPr>
-          <w:rFonts w:ascii="Calibri" w:eastAsia="Times New Roman" w:hAnsi="Calibri" w:cs="Calibri"/>
-          <w:color w:val="444746"/>
-          <w:sz w:val="20"/>
-          <w:szCs w:val="20"/>
-          <w:bdr w:val="none" w:sz="0" w:space="0" w:color="auto" w:frame="1"/>
-        </w:rPr>
-        <w:t>House.csv</w:t>
-      </w:r>
-      <w:r>
-        <w:rPr>
-          <w:rFonts w:ascii="Calibri" w:eastAsia="Times New Roman" w:hAnsi="Calibri" w:cs="Calibri"/>
-          <w:color w:val="1F1F1F"/>
-        </w:rPr>
-        <w:t xml:space="preserve"> файлын қалай оқитынын және сызықтық регрессия (Linear Regression) алгоритмін қалай енгізгенін (мысалы, </w:t>
-      </w:r>
-      <w:r>
-        <w:rPr>
-          <w:rFonts w:ascii="Calibri" w:eastAsia="Times New Roman" w:hAnsi="Calibri" w:cs="Calibri"/>
-          <w:color w:val="444746"/>
-          <w:sz w:val="20"/>
-          <w:szCs w:val="20"/>
-          <w:bdr w:val="none" w:sz="0" w:space="0" w:color="auto" w:frame="1"/>
-        </w:rPr>
-        <w:t>scikit-learn</w:t>
-      </w:r>
-      <w:r>
-        <w:rPr>
-          <w:rFonts w:ascii="Calibri" w:eastAsia="Times New Roman" w:hAnsi="Calibri" w:cs="Calibri"/>
-          <w:color w:val="1F1F1F"/>
-        </w:rPr>
-        <w:t xml:space="preserve"> арқылы) талдаңыз.</w:t>
-      </w:r>
-    </w:p>
-    <w:p>
-      <w:pPr>
-        <w:numPr>
-          <w:ilvl w:val="0"/>
-          <w:numId w:val="3"/>
-        </w:numPr>
-        <w:jc w:val="both"/>
-        <w:rPr>
-          <w:rFonts w:ascii="Calibri" w:eastAsia="Times New Roman" w:hAnsi="Calibri" w:cs="Calibri"/>
-          <w:color w:val="1F1F1F"/>
-        </w:rPr>
-      </w:pPr>
-      <w:r>
-        <w:rPr>
-          <w:rFonts w:ascii="Calibri" w:eastAsia="Times New Roman" w:hAnsi="Calibri" w:cs="Calibri"/>
-          <w:color w:val="1F1F1F"/>
-        </w:rPr>
-        <w:t>Қажетті кітапханаларды орнатып, веб-қосымшаны жергілікті серверде (localhost) іске қосыңыз. Жүйенің жұмыс істеу қабілетін тексеріңіз.</w:t>
-      </w:r>
-    </w:p>
-    <w:p>
-      <w:pPr>
-        <w:jc w:val="both"/>
-        <w:outlineLvl w:val="3"/>
+          <w:sz w:val="27"/>
+          <w:szCs w:val="27"/>
+        </w:rPr>
+        <w:t xml:space="preserve">3-тапсырма. Kaggle деректер жиынтықтарына машиналық оқыту үдерісін </w:t>
+      </w:r>
+    </w:p>
+    <w:p>
+      <w:pPr>
+        <w:jc w:val="both"/>
+        <w:outlineLvl w:val="2"/>
         <w:rPr>
           <w:rFonts w:ascii="Calibri" w:eastAsia="Times New Roman" w:hAnsi="Calibri" w:cs="Calibri"/>
           <w:b/>
           <w:bCs/>
-          <w:color w:val="1F1F1F"/>
+          <w:sz w:val="27"/>
+          <w:szCs w:val="27"/>
         </w:rPr>
       </w:pPr>
       <w:r>
@@ -589,30 +6509,37 @@
           <w:rFonts w:ascii="Calibri" w:eastAsia="Times New Roman" w:hAnsi="Calibri" w:cs="Calibri"/>
           <w:b/>
           <w:bCs/>
-          <w:color w:val="1F1F1F"/>
-          <w:bdr w:val="none" w:sz="0" w:space="0" w:color="auto" w:frame="1"/>
-        </w:rPr>
-        <w:t>3-бөлім: Сапаны бағалау және Сыни талдау (Сұрақтар)</w:t>
-      </w:r>
-    </w:p>
-    <w:p>
-      <w:pPr>
-        <w:jc w:val="both"/>
-        <w:rPr>
-          <w:rFonts w:ascii="Calibri" w:eastAsia="Times New Roman" w:hAnsi="Calibri" w:cs="Calibri"/>
-          <w:color w:val="1F1F1F"/>
-        </w:rPr>
-      </w:pPr>
-      <w:r>
-        <w:rPr>
-          <w:rFonts w:ascii="Calibri" w:eastAsia="Times New Roman" w:hAnsi="Calibri" w:cs="Calibri"/>
-          <w:color w:val="1F1F1F"/>
-        </w:rPr>
-        <w:t>Алынған нәтижелер негізінде бағалау жүргізіңіз. Зертханалық есепте келесі сұрақтарға толыққанды, дәлелді жауап беріңіз:</w:t>
-      </w:r>
-    </w:p>
-    <w:p>
-      <w:pPr>
+          <w:sz w:val="27"/>
+          <w:szCs w:val="27"/>
+        </w:rPr>
+        <w:t>қолдану</w:t>
+      </w:r>
+    </w:p>
+    <w:p>
+      <w:pPr>
+        <w:jc w:val="both"/>
+        <w:rPr>
+          <w:rFonts w:ascii="Calibri" w:eastAsia="Times New Roman" w:hAnsi="Calibri" w:cs="Calibri"/>
+        </w:rPr>
+      </w:pPr>
+      <w:r>
+        <w:rPr>
+          <w:rFonts w:ascii="Calibri" w:eastAsia="Times New Roman" w:hAnsi="Calibri" w:cs="Calibri"/>
+        </w:rPr>
+        <w:t>Таңдалған Kaggle деректер жиынтықтарын пайдаланып, студенттер:</w:t>
+      </w:r>
+    </w:p>
+    <w:p>
+      <w:pPr>
+        <w:jc w:val="both"/>
+        <w:rPr>
+          <w:rFonts w:ascii="Calibri" w:eastAsia="Times New Roman" w:hAnsi="Calibri" w:cs="Calibri"/>
+        </w:rPr>
+      </w:pPr>
+    </w:p>
+    <w:p>
+      <w:pPr>
+        <w:pStyle w:val="ListParagraph"/>
         <w:numPr>
           <w:ilvl w:val="0"/>
           <w:numId w:val="4"/>
@@ -620,63 +6547,18 @@
         <w:jc w:val="both"/>
         <w:rPr>
           <w:rFonts w:ascii="Calibri" w:eastAsia="Times New Roman" w:hAnsi="Calibri" w:cs="Calibri"/>
-          <w:color w:val="1F1F1F"/>
-        </w:rPr>
-      </w:pPr>
-      <w:r>
-        <w:rPr>
-          <w:rFonts w:ascii="Calibri" w:eastAsia="Times New Roman" w:hAnsi="Calibri" w:cs="Calibri"/>
-          <w:b/>
-          <w:bCs/>
-          <w:color w:val="1F1F1F"/>
-          <w:bdr w:val="none" w:sz="0" w:space="0" w:color="auto" w:frame="1"/>
-        </w:rPr>
-        <w:t>Жұмыс сапасын қалай бағалайсыз? (Орындалған жұмыстың сапасы туралы не ойлайсыз?)</w:t>
-      </w:r>
-    </w:p>
-    <w:p>
-      <w:pPr>
-        <w:numPr>
-          <w:ilvl w:val="1"/>
-          <w:numId w:val="4"/>
-        </w:numPr>
-        <w:jc w:val="both"/>
-        <w:rPr>
-          <w:rFonts w:ascii="Calibri" w:eastAsia="Times New Roman" w:hAnsi="Calibri" w:cs="Calibri"/>
-          <w:color w:val="1F1F1F"/>
-        </w:rPr>
-      </w:pPr>
-      <w:r>
-        <w:rPr>
-          <w:rFonts w:ascii="Calibri" w:eastAsia="Times New Roman" w:hAnsi="Calibri" w:cs="Calibri"/>
-          <w:color w:val="1F1F1F"/>
-        </w:rPr>
-        <w:lastRenderedPageBreak/>
-        <w:t>AI жазған код қаншалықты таза, оңтайлы және өндіріске (production) жарамды?</w:t>
-      </w:r>
-    </w:p>
-    <w:p>
-      <w:pPr>
-        <w:numPr>
-          <w:ilvl w:val="1"/>
-          <w:numId w:val="4"/>
-        </w:numPr>
-        <w:jc w:val="both"/>
-        <w:rPr>
-          <w:rFonts w:ascii="Calibri" w:eastAsia="Times New Roman" w:hAnsi="Calibri" w:cs="Calibri"/>
-          <w:color w:val="1F1F1F"/>
-        </w:rPr>
-      </w:pPr>
-      <w:r>
-        <w:rPr>
-          <w:rFonts w:ascii="Calibri" w:eastAsia="Times New Roman" w:hAnsi="Calibri" w:cs="Calibri"/>
-          <w:color w:val="1F1F1F"/>
-        </w:rPr>
-        <w:t>Қауіпсіздік немесе өнімділік тұрғысынан қандай кемшіліктер байқадыңыз?</w:t>
-      </w:r>
-    </w:p>
-    <w:p>
-      <w:pPr>
+        </w:rPr>
+      </w:pPr>
+      <w:r>
+        <w:rPr>
+          <w:rFonts w:ascii="Calibri" w:eastAsia="Times New Roman" w:hAnsi="Calibri" w:cs="Calibri"/>
+        </w:rPr>
+        <w:t>деректерді жүктеуі,</w:t>
+      </w:r>
+    </w:p>
+    <w:p>
+      <w:pPr>
+        <w:pStyle w:val="ListParagraph"/>
         <w:numPr>
           <w:ilvl w:val="0"/>
           <w:numId w:val="4"/>
@@ -684,46 +6566,18 @@
         <w:jc w:val="both"/>
         <w:rPr>
           <w:rFonts w:ascii="Calibri" w:eastAsia="Times New Roman" w:hAnsi="Calibri" w:cs="Calibri"/>
-          <w:color w:val="1F1F1F"/>
-        </w:rPr>
-      </w:pPr>
-      <w:r>
-        <w:rPr>
-          <w:rFonts w:ascii="Calibri" w:eastAsia="Times New Roman" w:hAnsi="Calibri" w:cs="Calibri"/>
-          <w:b/>
-          <w:bCs/>
-          <w:color w:val="1F1F1F"/>
-          <w:bdr w:val="none" w:sz="0" w:space="0" w:color="auto" w:frame="1"/>
-        </w:rPr>
-        <w:t>Деректерді өңдеу логикасы:</w:t>
-      </w:r>
-      <w:r>
-        <w:rPr>
-          <w:rFonts w:ascii="Calibri" w:eastAsia="Times New Roman" w:hAnsi="Calibri" w:cs="Calibri"/>
-          <w:color w:val="1F1F1F"/>
-        </w:rPr>
-        <w:t xml:space="preserve"> AI </w:t>
-      </w:r>
-      <w:r>
-        <w:rPr>
-          <w:rFonts w:ascii="Calibri" w:eastAsia="Times New Roman" w:hAnsi="Calibri" w:cs="Calibri"/>
-          <w:color w:val="444746"/>
-          <w:sz w:val="20"/>
-          <w:szCs w:val="20"/>
-          <w:bdr w:val="none" w:sz="0" w:space="0" w:color="auto" w:frame="1"/>
-        </w:rPr>
-        <w:t>House.csv</w:t>
-      </w:r>
-      <w:r>
-        <w:rPr>
-          <w:rFonts w:ascii="Calibri" w:eastAsia="Times New Roman" w:hAnsi="Calibri" w:cs="Calibri"/>
-          <w:color w:val="1F1F1F"/>
-        </w:rPr>
-        <w:t xml:space="preserve"> ішіндегі деректерді алдын ала өңдеуде (preprocessing), мәліметтерді тазартуда немесе бос мәндерді (missing values) реттеуде қандай да бір болжамдар жасады ма? Бұл қадамдар қаншалықты дұрыс орындалды?</w:t>
-      </w:r>
-    </w:p>
-    <w:p>
-      <w:pPr>
+        </w:rPr>
+      </w:pPr>
+      <w:r>
+        <w:rPr>
+          <w:rFonts w:ascii="Calibri" w:eastAsia="Times New Roman" w:hAnsi="Calibri" w:cs="Calibri"/>
+        </w:rPr>
+        <w:t>кіріс белгілерін анықтауы,</w:t>
+      </w:r>
+    </w:p>
+    <w:p>
+      <w:pPr>
+        <w:pStyle w:val="ListParagraph"/>
         <w:numPr>
           <w:ilvl w:val="0"/>
           <w:numId w:val="4"/>
@@ -731,36 +6585,95 @@
         <w:jc w:val="both"/>
         <w:rPr>
           <w:rFonts w:ascii="Calibri" w:eastAsia="Times New Roman" w:hAnsi="Calibri" w:cs="Calibri"/>
-          <w:color w:val="1F1F1F"/>
-        </w:rPr>
-      </w:pPr>
-      <w:r>
+        </w:rPr>
+      </w:pPr>
+      <w:r>
+        <w:rPr>
+          <w:rFonts w:ascii="Calibri" w:eastAsia="Times New Roman" w:hAnsi="Calibri" w:cs="Calibri"/>
+        </w:rPr>
+        <w:t>мақсатты айнымалыны анықтауы,</w:t>
+      </w:r>
+    </w:p>
+    <w:p>
+      <w:pPr>
+        <w:pStyle w:val="ListParagraph"/>
+        <w:numPr>
+          <w:ilvl w:val="0"/>
+          <w:numId w:val="4"/>
+        </w:numPr>
+        <w:jc w:val="both"/>
+        <w:rPr>
+          <w:rFonts w:ascii="Calibri" w:eastAsia="Times New Roman" w:hAnsi="Calibri" w:cs="Calibri"/>
+        </w:rPr>
+      </w:pPr>
+      <w:r>
+        <w:rPr>
+          <w:rFonts w:ascii="Calibri" w:eastAsia="Times New Roman" w:hAnsi="Calibri" w:cs="Calibri"/>
+        </w:rPr>
+        <w:t>деректерді оқыту және тестілеу жиынтықтарына бөлуі,</w:t>
+      </w:r>
+    </w:p>
+    <w:p>
+      <w:pPr>
+        <w:pStyle w:val="ListParagraph"/>
+        <w:numPr>
+          <w:ilvl w:val="0"/>
+          <w:numId w:val="4"/>
+        </w:numPr>
+        <w:jc w:val="both"/>
+        <w:rPr>
+          <w:rFonts w:ascii="Calibri" w:eastAsia="Times New Roman" w:hAnsi="Calibri" w:cs="Calibri"/>
+        </w:rPr>
+      </w:pPr>
+      <w:r>
+        <w:rPr>
+          <w:rFonts w:ascii="Calibri" w:eastAsia="Times New Roman" w:hAnsi="Calibri" w:cs="Calibri"/>
+        </w:rPr>
+        <w:t>сәйкес модельді үйретуі,</w:t>
+      </w:r>
+    </w:p>
+    <w:p>
+      <w:pPr>
+        <w:pStyle w:val="ListParagraph"/>
+        <w:numPr>
+          <w:ilvl w:val="0"/>
+          <w:numId w:val="4"/>
+        </w:numPr>
+        <w:jc w:val="both"/>
+        <w:rPr>
+          <w:rFonts w:ascii="Calibri" w:eastAsia="Times New Roman" w:hAnsi="Calibri" w:cs="Calibri"/>
+        </w:rPr>
+      </w:pPr>
+      <w:r>
+        <w:rPr>
+          <w:rFonts w:ascii="Calibri" w:eastAsia="Times New Roman" w:hAnsi="Calibri" w:cs="Calibri"/>
+        </w:rPr>
+        <w:t>және соңғы нәтижелерді көрсетуі тиіс.</w:t>
+      </w:r>
+    </w:p>
+    <w:p>
+      <w:pPr>
+        <w:jc w:val="both"/>
+        <w:outlineLvl w:val="2"/>
         <w:rPr>
           <w:rFonts w:ascii="Calibri" w:eastAsia="Times New Roman" w:hAnsi="Calibri" w:cs="Calibri"/>
           <w:b/>
           <w:bCs/>
-          <w:color w:val="1F1F1F"/>
-          <w:bdr w:val="none" w:sz="0" w:space="0" w:color="auto" w:frame="1"/>
-        </w:rPr>
-        <w:t>Контекст және Автономия:</w:t>
-      </w:r>
-      <w:r>
-        <w:rPr>
-          <w:rFonts w:ascii="Calibri" w:eastAsia="Times New Roman" w:hAnsi="Calibri" w:cs="Calibri"/>
-          <w:color w:val="1F1F1F"/>
-        </w:rPr>
-        <w:t xml:space="preserve"> Бірінші абстрактілі промпт пен екінші нақты промпттың арасындағы айырмашылық сізге AI модельдерінің шектеулері туралы не ұғындырды?</w:t>
-      </w:r>
-    </w:p>
-    <w:p>
-      <w:pPr>
-        <w:jc w:val="both"/>
-        <w:outlineLvl w:val="3"/>
+          <w:sz w:val="27"/>
+          <w:szCs w:val="27"/>
+        </w:rPr>
+      </w:pPr>
+    </w:p>
+    <w:p>
+      <w:pPr>
+        <w:jc w:val="both"/>
+        <w:outlineLvl w:val="2"/>
         <w:rPr>
           <w:rFonts w:ascii="Calibri" w:eastAsia="Times New Roman" w:hAnsi="Calibri" w:cs="Calibri"/>
           <w:b/>
           <w:bCs/>
-          <w:color w:val="1F1F1F"/>
+          <w:sz w:val="27"/>
+          <w:szCs w:val="27"/>
         </w:rPr>
       </w:pPr>
       <w:r>
@@ -768,87 +6681,144 @@
           <w:rFonts w:ascii="Calibri" w:eastAsia="Times New Roman" w:hAnsi="Calibri" w:cs="Calibri"/>
           <w:b/>
           <w:bCs/>
-          <w:color w:val="1F1F1F"/>
-          <w:bdr w:val="none" w:sz="0" w:space="0" w:color="auto" w:frame="1"/>
-        </w:rPr>
-        <w:t>Тапсырылатын материалдар:</w:t>
-      </w:r>
-    </w:p>
-    <w:p>
-      <w:pPr>
-        <w:numPr>
-          <w:ilvl w:val="0"/>
-          <w:numId w:val="5"/>
-        </w:numPr>
-        <w:jc w:val="both"/>
-        <w:rPr>
-          <w:rFonts w:ascii="Calibri" w:eastAsia="Times New Roman" w:hAnsi="Calibri" w:cs="Calibri"/>
-          <w:color w:val="1F1F1F"/>
-        </w:rPr>
-      </w:pPr>
-      <w:r>
-        <w:rPr>
-          <w:rFonts w:ascii="Calibri" w:eastAsia="Times New Roman" w:hAnsi="Calibri" w:cs="Calibri"/>
-          <w:color w:val="1F1F1F"/>
-        </w:rPr>
-        <w:t xml:space="preserve">AI толығымен генерациялаған код файлдары (мысалы, </w:t>
-      </w:r>
-      <w:r>
-        <w:rPr>
-          <w:rFonts w:ascii="Calibri" w:eastAsia="Times New Roman" w:hAnsi="Calibri" w:cs="Calibri"/>
-          <w:color w:val="444746"/>
-          <w:sz w:val="20"/>
-          <w:szCs w:val="20"/>
-          <w:bdr w:val="none" w:sz="0" w:space="0" w:color="auto" w:frame="1"/>
-        </w:rPr>
-        <w:t>app.py</w:t>
-      </w:r>
-      <w:r>
-        <w:rPr>
-          <w:rFonts w:ascii="Calibri" w:eastAsia="Times New Roman" w:hAnsi="Calibri" w:cs="Calibri"/>
-          <w:color w:val="1F1F1F"/>
-        </w:rPr>
-        <w:t>, модельді оқыту скрипті).</w:t>
-      </w:r>
-    </w:p>
-    <w:p>
-      <w:pPr>
-        <w:numPr>
-          <w:ilvl w:val="0"/>
-          <w:numId w:val="5"/>
-        </w:numPr>
-        <w:jc w:val="both"/>
-        <w:rPr>
-          <w:rFonts w:ascii="Calibri" w:eastAsia="Times New Roman" w:hAnsi="Calibri" w:cs="Calibri"/>
-          <w:color w:val="1F1F1F"/>
-        </w:rPr>
-      </w:pPr>
-      <w:r>
-        <w:rPr>
-          <w:rFonts w:ascii="Calibri" w:eastAsia="Times New Roman" w:hAnsi="Calibri" w:cs="Calibri"/>
-          <w:color w:val="1F1F1F"/>
-        </w:rPr>
-        <w:t>Жұмыс істеп тұрған веб-қосымшаның интерфейсі көрсетілген скриншоттар.</w:t>
-      </w:r>
-    </w:p>
-    <w:p>
-      <w:pPr>
-        <w:numPr>
-          <w:ilvl w:val="0"/>
-          <w:numId w:val="5"/>
-        </w:numPr>
-        <w:jc w:val="both"/>
-        <w:rPr>
-          <w:rFonts w:ascii="Calibri" w:eastAsia="Times New Roman" w:hAnsi="Calibri" w:cs="Calibri"/>
-          <w:color w:val="1F1F1F"/>
-        </w:rPr>
-      </w:pPr>
-      <w:r>
-        <w:rPr>
-          <w:rFonts w:ascii="Calibri" w:eastAsia="Times New Roman" w:hAnsi="Calibri" w:cs="Calibri"/>
-          <w:color w:val="1F1F1F"/>
-        </w:rPr>
-        <w:t>3-бөлімдегі сұрақтарға жауаптар мен талдауды қамтитын қысқаша зертханалық есеп (Lab Report).</w:t>
+          <w:sz w:val="27"/>
+          <w:szCs w:val="27"/>
+        </w:rPr>
+        <w:t>4-тапсырма. Талдау және түсіндіру</w:t>
+      </w:r>
+    </w:p>
+    <w:p>
+      <w:pPr>
+        <w:jc w:val="both"/>
+        <w:rPr>
+          <w:rFonts w:ascii="Calibri" w:eastAsia="Times New Roman" w:hAnsi="Calibri" w:cs="Calibri"/>
+        </w:rPr>
+      </w:pPr>
+      <w:r>
+        <w:rPr>
+          <w:rFonts w:ascii="Calibri" w:eastAsia="Times New Roman" w:hAnsi="Calibri" w:cs="Calibri"/>
+        </w:rPr>
+        <w:t>Әрбір Kaggle деректер жиынтығы бойынша студенттер:</w:t>
+      </w:r>
+    </w:p>
+    <w:p>
+      <w:pPr>
+        <w:jc w:val="both"/>
+        <w:rPr>
+          <w:rFonts w:ascii="Calibri" w:eastAsia="Times New Roman" w:hAnsi="Calibri" w:cs="Calibri"/>
+        </w:rPr>
+      </w:pPr>
+      <w:r>
+        <w:rPr>
+          <w:rFonts w:ascii="Calibri" w:eastAsia="Times New Roman" w:hAnsi="Calibri" w:cs="Calibri"/>
+        </w:rPr>
+        <w:br/>
+      </w:r>
+      <w:r>
+        <w:rPr>
+          <w:rFonts w:ascii="Calibri" w:eastAsia="Times New Roman" w:hAnsi="Calibri" w:cs="Calibri"/>
+        </w:rPr>
+        <w:t xml:space="preserve">1. </w:t>
+      </w:r>
+      <w:r>
+        <w:rPr>
+          <w:rFonts w:ascii="Calibri" w:eastAsia="Times New Roman" w:hAnsi="Calibri" w:cs="Calibri"/>
+        </w:rPr>
+        <w:t>неліктен бұл деректер жиынтығы Сызықтық регрессияға немесе Логистикалық регрессияға</w:t>
+      </w:r>
+    </w:p>
+    <w:p>
+      <w:pPr>
+        <w:jc w:val="both"/>
+        <w:rPr>
+          <w:rFonts w:ascii="Calibri" w:eastAsia="Times New Roman" w:hAnsi="Calibri" w:cs="Calibri"/>
+        </w:rPr>
+      </w:pPr>
+      <w:r>
+        <w:rPr>
+          <w:rFonts w:ascii="Calibri" w:eastAsia="Times New Roman" w:hAnsi="Calibri" w:cs="Calibri"/>
+        </w:rPr>
+        <w:t xml:space="preserve"> сәйкес келетінін,</w:t>
+      </w:r>
+    </w:p>
+    <w:p>
+      <w:pPr>
+        <w:jc w:val="both"/>
+        <w:rPr>
+          <w:rFonts w:ascii="Calibri" w:eastAsia="Times New Roman" w:hAnsi="Calibri" w:cs="Calibri"/>
+        </w:rPr>
+      </w:pPr>
+      <w:r>
+        <w:rPr>
+          <w:rFonts w:ascii="Calibri" w:eastAsia="Times New Roman" w:hAnsi="Calibri" w:cs="Calibri"/>
+        </w:rPr>
+        <w:t xml:space="preserve">2. </w:t>
+      </w:r>
+      <w:r>
+        <w:rPr>
+          <w:rFonts w:ascii="Calibri" w:eastAsia="Times New Roman" w:hAnsi="Calibri" w:cs="Calibri"/>
+        </w:rPr>
+        <w:t>қандай белгілер кіріс ретінде алынғанын,</w:t>
+      </w:r>
+    </w:p>
+    <w:p>
+      <w:pPr>
+        <w:jc w:val="both"/>
+        <w:rPr>
+          <w:rFonts w:ascii="Calibri" w:eastAsia="Times New Roman" w:hAnsi="Calibri" w:cs="Calibri"/>
+        </w:rPr>
+      </w:pPr>
+      <w:r>
+        <w:rPr>
+          <w:rFonts w:ascii="Calibri" w:eastAsia="Times New Roman" w:hAnsi="Calibri" w:cs="Calibri"/>
+        </w:rPr>
+        <w:t xml:space="preserve">3. </w:t>
+      </w:r>
+      <w:r>
+        <w:rPr>
+          <w:rFonts w:ascii="Calibri" w:eastAsia="Times New Roman" w:hAnsi="Calibri" w:cs="Calibri"/>
+        </w:rPr>
+        <w:t>мақсатты айнымалының не екенін,</w:t>
+      </w:r>
+    </w:p>
+    <w:p>
+      <w:pPr>
+        <w:jc w:val="both"/>
+        <w:rPr>
+          <w:rFonts w:ascii="Calibri" w:eastAsia="Times New Roman" w:hAnsi="Calibri" w:cs="Calibri"/>
+        </w:rPr>
+      </w:pPr>
+      <w:r>
+        <w:rPr>
+          <w:rFonts w:ascii="Calibri" w:eastAsia="Times New Roman" w:hAnsi="Calibri" w:cs="Calibri"/>
+        </w:rPr>
+        <w:t xml:space="preserve">4. </w:t>
+      </w:r>
+      <w:r>
+        <w:rPr>
+          <w:rFonts w:ascii="Calibri" w:eastAsia="Times New Roman" w:hAnsi="Calibri" w:cs="Calibri"/>
+        </w:rPr>
+        <w:t>қандай бағалау метрикасы қолданылғанын,</w:t>
+      </w:r>
+    </w:p>
+    <w:p>
+      <w:pPr>
+        <w:jc w:val="both"/>
+        <w:rPr>
+          <w:rFonts w:ascii="Calibri" w:eastAsia="Times New Roman" w:hAnsi="Calibri" w:cs="Calibri"/>
+        </w:rPr>
+      </w:pPr>
+      <w:r>
+        <w:rPr>
+          <w:rFonts w:ascii="Calibri" w:eastAsia="Times New Roman" w:hAnsi="Calibri" w:cs="Calibri"/>
+        </w:rPr>
+        <w:t xml:space="preserve">5. </w:t>
+      </w:r>
+      <w:r>
+        <w:rPr>
+          <w:rFonts w:ascii="Calibri" w:eastAsia="Times New Roman" w:hAnsi="Calibri" w:cs="Calibri"/>
+        </w:rPr>
+        <w:t>алынған нәтижелердің нені білдіретінін түсіндіруі тиіс.</w:t>
       </w:r>
     </w:p>
     <w:p>
@@ -872,122 +6842,9 @@
 <file path=word/numbering.xml><?xml version="1.0" encoding="utf-8"?>
 <w:numbering xmlns:wpc="http://schemas.microsoft.com/office/word/2010/wordprocessingCanvas" xmlns:cx="http://schemas.microsoft.com/office/drawing/2014/chartex" xmlns:cx1="http://schemas.microsoft.com/office/drawing/2015/9/8/chartex" xmlns:cx2="http://schemas.microsoft.com/office/drawing/2015/10/21/chartex" xmlns:cx3="http://schemas.microsoft.com/office/drawing/2016/5/9/chartex" xmlns:cx4="http://schemas.microsoft.com/office/drawing/2016/5/10/chartex" xmlns:cx5="http://schemas.microsoft.com/office/drawing/2016/5/11/chartex" xmlns:cx6="http://schemas.microsoft.com/office/drawing/2016/5/12/chartex" xmlns:cx7="http://schemas.microsoft.com/office/drawing/2016/5/13/chartex" xmlns:cx8="http://schemas.microsoft.com/office/drawing/2016/5/14/chartex" xmlns:mc="http://schemas.openxmlformats.org/markup-compatibility/2006" xmlns:aink="http://schemas.microsoft.com/office/drawing/2016/ink" xmlns:am3d="http://schemas.microsoft.com/office/drawing/2017/model3d" xmlns:o="urn:schemas-microsoft-com:office:office" xmlns:oel="http://schemas.microsoft.com/office/2019/extlst" xmlns:r="http://schemas.openxmlformats.org/officeDocument/2006/relationships" xmlns:m="http://schemas.openxmlformats.org/officeDocument/2006/math" xmlns:v="urn:schemas-microsoft-com:vml" xmlns:wp14="http://schemas.microsoft.com/office/word/2010/wordprocessingDrawing" xmlns:wp="http://schemas.openxmlformats.org/drawingml/2006/wordprocessingDrawing" xmlns:w10="urn:schemas-microsoft-com:office:word" xmlns:w="http://schemas.openxmlformats.org/wordprocessingml/2006/main" xmlns:w14="http://schemas.microsoft.com/office/word/2010/wordml" xmlns:w15="http://schemas.microsoft.com/office/word/2012/wordml" xmlns:w16cex="http://schemas.microsoft.com/office/word/2018/wordml/cex" xmlns:w16cid="http://schemas.microsoft.com/office/word/2016/wordml/cid" xmlns:w16="http://schemas.microsoft.com/office/word/2018/wordml" xmlns:w16sdtdh="http://schemas.microsoft.com/office/word/2020/wordml/sdtdatahash" xmlns:w16se="http://schemas.microsoft.com/office/word/2015/wordml/symex" xmlns:wpg="http://schemas.microsoft.com/office/word/2010/wordprocessingGroup" xmlns:wpi="http://schemas.microsoft.com/office/word/2010/wordprocessingInk" xmlns:wne="http://schemas.microsoft.com/office/word/2006/wordml" xmlns:wps="http://schemas.microsoft.com/office/word/2010/wordprocessingShape" mc:Ignorable="w14 w15 w16se w16cid w16 w16cex w16sdtdh wp14">
   <w:abstractNum w:abstractNumId="0" w15:restartNumberingAfterBreak="0">
-    <w:nsid w:val="11E77A9D"/>
+    <w:nsid w:val="0DDF46C8"/>
     <w:multiLevelType w:val="multilevel"/>
-    <w:tmpl w:val="7702153C"/>
-    <w:lvl w:ilvl="0">
-      <w:start w:val="1"/>
-      <w:numFmt w:val="decimal"/>
-      <w:lvlText w:val="%1."/>
-      <w:lvlJc w:val="left"/>
-      <w:pPr>
-        <w:tabs>
-          <w:tab w:val="num" w:pos="720"/>
-        </w:tabs>
-        <w:ind w:left="720" w:hanging="360"/>
-      </w:pPr>
-    </w:lvl>
-    <w:lvl w:ilvl="1" w:tentative="1">
-      <w:start w:val="1"/>
-      <w:numFmt w:val="decimal"/>
-      <w:lvlText w:val="%2."/>
-      <w:lvlJc w:val="left"/>
-      <w:pPr>
-        <w:tabs>
-          <w:tab w:val="num" w:pos="1440"/>
-        </w:tabs>
-        <w:ind w:left="1440" w:hanging="360"/>
-      </w:pPr>
-    </w:lvl>
-    <w:lvl w:ilvl="2" w:tentative="1">
-      <w:start w:val="1"/>
-      <w:numFmt w:val="decimal"/>
-      <w:lvlText w:val="%3."/>
-      <w:lvlJc w:val="left"/>
-      <w:pPr>
-        <w:tabs>
-          <w:tab w:val="num" w:pos="2160"/>
-        </w:tabs>
-        <w:ind w:left="2160" w:hanging="360"/>
-      </w:pPr>
-    </w:lvl>
-    <w:lvl w:ilvl="3" w:tentative="1">
-      <w:start w:val="1"/>
-      <w:numFmt w:val="decimal"/>
-      <w:lvlText w:val="%4."/>
-      <w:lvlJc w:val="left"/>
-      <w:pPr>
-        <w:tabs>
-          <w:tab w:val="num" w:pos="2880"/>
-        </w:tabs>
-        <w:ind w:left="2880" w:hanging="360"/>
-      </w:pPr>
-    </w:lvl>
-    <w:lvl w:ilvl="4" w:tentative="1">
-      <w:start w:val="1"/>
-      <w:numFmt w:val="decimal"/>
-      <w:lvlText w:val="%5."/>
-      <w:lvlJc w:val="left"/>
-      <w:pPr>
-        <w:tabs>
-          <w:tab w:val="num" w:pos="3600"/>
-        </w:tabs>
-        <w:ind w:left="3600" w:hanging="360"/>
-      </w:pPr>
-    </w:lvl>
-    <w:lvl w:ilvl="5" w:tentative="1">
-      <w:start w:val="1"/>
-      <w:numFmt w:val="decimal"/>
-      <w:lvlText w:val="%6."/>
-      <w:lvlJc w:val="left"/>
-      <w:pPr>
-        <w:tabs>
-          <w:tab w:val="num" w:pos="4320"/>
-        </w:tabs>
-        <w:ind w:left="4320" w:hanging="360"/>
-      </w:pPr>
-    </w:lvl>
-    <w:lvl w:ilvl="6" w:tentative="1">
-      <w:start w:val="1"/>
-      <w:numFmt w:val="decimal"/>
-      <w:lvlText w:val="%7."/>
-      <w:lvlJc w:val="left"/>
-      <w:pPr>
-        <w:tabs>
-          <w:tab w:val="num" w:pos="5040"/>
-        </w:tabs>
-        <w:ind w:left="5040" w:hanging="360"/>
-      </w:pPr>
-    </w:lvl>
-    <w:lvl w:ilvl="7" w:tentative="1">
-      <w:start w:val="1"/>
-      <w:numFmt w:val="decimal"/>
-      <w:lvlText w:val="%8."/>
-      <w:lvlJc w:val="left"/>
-      <w:pPr>
-        <w:tabs>
-          <w:tab w:val="num" w:pos="5760"/>
-        </w:tabs>
-        <w:ind w:left="5760" w:hanging="360"/>
-      </w:pPr>
-    </w:lvl>
-    <w:lvl w:ilvl="8" w:tentative="1">
-      <w:start w:val="1"/>
-      <w:numFmt w:val="decimal"/>
-      <w:lvlText w:val="%9."/>
-      <w:lvlJc w:val="left"/>
-      <w:pPr>
-        <w:tabs>
-          <w:tab w:val="num" w:pos="6480"/>
-        </w:tabs>
-        <w:ind w:left="6480" w:hanging="360"/>
-      </w:pPr>
-    </w:lvl>
-  </w:abstractNum>
-  <w:abstractNum w:abstractNumId="1" w15:restartNumberingAfterBreak="0">
-    <w:nsid w:val="2485497C"/>
-    <w:multiLevelType w:val="multilevel"/>
-    <w:tmpl w:val="E02EF310"/>
+    <w:tmpl w:val="332A1962"/>
     <w:lvl w:ilvl="0">
       <w:start w:val="1"/>
       <w:numFmt w:val="bullet"/>
@@ -1133,10 +6990,10 @@
       </w:rPr>
     </w:lvl>
   </w:abstractNum>
-  <w:abstractNum w:abstractNumId="2" w15:restartNumberingAfterBreak="0">
-    <w:nsid w:val="5CFB5AE3"/>
+  <w:abstractNum w:abstractNumId="1" w15:restartNumberingAfterBreak="0">
+    <w:nsid w:val="0F8A4635"/>
     <w:multiLevelType w:val="multilevel"/>
-    <w:tmpl w:val="D9FAF32C"/>
+    <w:tmpl w:val="60A04BFC"/>
     <w:lvl w:ilvl="0">
       <w:start w:val="1"/>
       <w:numFmt w:val="decimal"/>
@@ -1149,10 +7006,10 @@
         <w:ind w:left="720" w:hanging="360"/>
       </w:pPr>
     </w:lvl>
-    <w:lvl w:ilvl="1">
+    <w:lvl w:ilvl="1" w:tentative="1">
       <w:start w:val="1"/>
-      <w:numFmt w:val="bullet"/>
-      <w:lvlText w:val="o"/>
+      <w:numFmt w:val="decimal"/>
+      <w:lvlText w:val="%2."/>
       <w:lvlJc w:val="left"/>
       <w:pPr>
         <w:tabs>
@@ -1160,10 +7017,6 @@
         </w:tabs>
         <w:ind w:left="1440" w:hanging="360"/>
       </w:pPr>
-      <w:rPr>
-        <w:rFonts w:ascii="Courier New" w:hAnsi="Courier New" w:hint="default"/>
-        <w:sz w:val="20"/>
-      </w:rPr>
     </w:lvl>
     <w:lvl w:ilvl="2" w:tentative="1">
       <w:start w:val="1"/>
@@ -1250,123 +7103,10 @@
       </w:pPr>
     </w:lvl>
   </w:abstractNum>
-  <w:abstractNum w:abstractNumId="3" w15:restartNumberingAfterBreak="0">
-    <w:nsid w:val="5DD57D5A"/>
+  <w:abstractNum w:abstractNumId="2" w15:restartNumberingAfterBreak="0">
+    <w:nsid w:val="41C9080E"/>
     <w:multiLevelType w:val="multilevel"/>
-    <w:tmpl w:val="4FF876A8"/>
-    <w:lvl w:ilvl="0">
-      <w:start w:val="1"/>
-      <w:numFmt w:val="decimal"/>
-      <w:lvlText w:val="%1."/>
-      <w:lvlJc w:val="left"/>
-      <w:pPr>
-        <w:tabs>
-          <w:tab w:val="num" w:pos="720"/>
-        </w:tabs>
-        <w:ind w:left="720" w:hanging="360"/>
-      </w:pPr>
-    </w:lvl>
-    <w:lvl w:ilvl="1" w:tentative="1">
-      <w:start w:val="1"/>
-      <w:numFmt w:val="decimal"/>
-      <w:lvlText w:val="%2."/>
-      <w:lvlJc w:val="left"/>
-      <w:pPr>
-        <w:tabs>
-          <w:tab w:val="num" w:pos="1440"/>
-        </w:tabs>
-        <w:ind w:left="1440" w:hanging="360"/>
-      </w:pPr>
-    </w:lvl>
-    <w:lvl w:ilvl="2" w:tentative="1">
-      <w:start w:val="1"/>
-      <w:numFmt w:val="decimal"/>
-      <w:lvlText w:val="%3."/>
-      <w:lvlJc w:val="left"/>
-      <w:pPr>
-        <w:tabs>
-          <w:tab w:val="num" w:pos="2160"/>
-        </w:tabs>
-        <w:ind w:left="2160" w:hanging="360"/>
-      </w:pPr>
-    </w:lvl>
-    <w:lvl w:ilvl="3" w:tentative="1">
-      <w:start w:val="1"/>
-      <w:numFmt w:val="decimal"/>
-      <w:lvlText w:val="%4."/>
-      <w:lvlJc w:val="left"/>
-      <w:pPr>
-        <w:tabs>
-          <w:tab w:val="num" w:pos="2880"/>
-        </w:tabs>
-        <w:ind w:left="2880" w:hanging="360"/>
-      </w:pPr>
-    </w:lvl>
-    <w:lvl w:ilvl="4" w:tentative="1">
-      <w:start w:val="1"/>
-      <w:numFmt w:val="decimal"/>
-      <w:lvlText w:val="%5."/>
-      <w:lvlJc w:val="left"/>
-      <w:pPr>
-        <w:tabs>
-          <w:tab w:val="num" w:pos="3600"/>
-        </w:tabs>
-        <w:ind w:left="3600" w:hanging="360"/>
-      </w:pPr>
-    </w:lvl>
-    <w:lvl w:ilvl="5" w:tentative="1">
-      <w:start w:val="1"/>
-      <w:numFmt w:val="decimal"/>
-      <w:lvlText w:val="%6."/>
-      <w:lvlJc w:val="left"/>
-      <w:pPr>
-        <w:tabs>
-          <w:tab w:val="num" w:pos="4320"/>
-        </w:tabs>
-        <w:ind w:left="4320" w:hanging="360"/>
-      </w:pPr>
-    </w:lvl>
-    <w:lvl w:ilvl="6" w:tentative="1">
-      <w:start w:val="1"/>
-      <w:numFmt w:val="decimal"/>
-      <w:lvlText w:val="%7."/>
-      <w:lvlJc w:val="left"/>
-      <w:pPr>
-        <w:tabs>
-          <w:tab w:val="num" w:pos="5040"/>
-        </w:tabs>
-        <w:ind w:left="5040" w:hanging="360"/>
-      </w:pPr>
-    </w:lvl>
-    <w:lvl w:ilvl="7" w:tentative="1">
-      <w:start w:val="1"/>
-      <w:numFmt w:val="decimal"/>
-      <w:lvlText w:val="%8."/>
-      <w:lvlJc w:val="left"/>
-      <w:pPr>
-        <w:tabs>
-          <w:tab w:val="num" w:pos="5760"/>
-        </w:tabs>
-        <w:ind w:left="5760" w:hanging="360"/>
-      </w:pPr>
-    </w:lvl>
-    <w:lvl w:ilvl="8" w:tentative="1">
-      <w:start w:val="1"/>
-      <w:numFmt w:val="decimal"/>
-      <w:lvlText w:val="%9."/>
-      <w:lvlJc w:val="left"/>
-      <w:pPr>
-        <w:tabs>
-          <w:tab w:val="num" w:pos="6480"/>
-        </w:tabs>
-        <w:ind w:left="6480" w:hanging="360"/>
-      </w:pPr>
-    </w:lvl>
-  </w:abstractNum>
-  <w:abstractNum w:abstractNumId="4" w15:restartNumberingAfterBreak="0">
-    <w:nsid w:val="7BC75E01"/>
-    <w:multiLevelType w:val="multilevel"/>
-    <w:tmpl w:val="10247F60"/>
+    <w:tmpl w:val="7812E602"/>
     <w:lvl w:ilvl="0">
       <w:start w:val="1"/>
       <w:numFmt w:val="bullet"/>
@@ -1512,20 +7252,106 @@
       </w:rPr>
     </w:lvl>
   </w:abstractNum>
-  <w:num w:numId="1" w16cid:durableId="87238547">
-    <w:abstractNumId w:val="4"/>
+  <w:abstractNum w:abstractNumId="3" w15:restartNumberingAfterBreak="0">
+    <w:nsid w:val="67031F47"/>
+    <w:multiLevelType w:val="hybridMultilevel"/>
+    <w:tmpl w:val="FE886F56"/>
+    <w:lvl w:ilvl="0" w:tplc="0409000F">
+      <w:start w:val="1"/>
+      <w:numFmt w:val="decimal"/>
+      <w:lvlText w:val="%1."/>
+      <w:lvlJc w:val="left"/>
+      <w:pPr>
+        <w:ind w:left="720" w:hanging="360"/>
+      </w:pPr>
+      <w:rPr>
+        <w:rFonts w:hint="default"/>
+      </w:rPr>
+    </w:lvl>
+    <w:lvl w:ilvl="1" w:tplc="04090019" w:tentative="1">
+      <w:start w:val="1"/>
+      <w:numFmt w:val="lowerLetter"/>
+      <w:lvlText w:val="%2."/>
+      <w:lvlJc w:val="left"/>
+      <w:pPr>
+        <w:ind w:left="1440" w:hanging="360"/>
+      </w:pPr>
+    </w:lvl>
+    <w:lvl w:ilvl="2" w:tplc="0409001B" w:tentative="1">
+      <w:start w:val="1"/>
+      <w:numFmt w:val="lowerRoman"/>
+      <w:lvlText w:val="%3."/>
+      <w:lvlJc w:val="right"/>
+      <w:pPr>
+        <w:ind w:left="2160" w:hanging="180"/>
+      </w:pPr>
+    </w:lvl>
+    <w:lvl w:ilvl="3" w:tplc="0409000F" w:tentative="1">
+      <w:start w:val="1"/>
+      <w:numFmt w:val="decimal"/>
+      <w:lvlText w:val="%4."/>
+      <w:lvlJc w:val="left"/>
+      <w:pPr>
+        <w:ind w:left="2880" w:hanging="360"/>
+      </w:pPr>
+    </w:lvl>
+    <w:lvl w:ilvl="4" w:tplc="04090019" w:tentative="1">
+      <w:start w:val="1"/>
+      <w:numFmt w:val="lowerLetter"/>
+      <w:lvlText w:val="%5."/>
+      <w:lvlJc w:val="left"/>
+      <w:pPr>
+        <w:ind w:left="3600" w:hanging="360"/>
+      </w:pPr>
+    </w:lvl>
+    <w:lvl w:ilvl="5" w:tplc="0409001B" w:tentative="1">
+      <w:start w:val="1"/>
+      <w:numFmt w:val="lowerRoman"/>
+      <w:lvlText w:val="%6."/>
+      <w:lvlJc w:val="right"/>
+      <w:pPr>
+        <w:ind w:left="4320" w:hanging="180"/>
+      </w:pPr>
+    </w:lvl>
+    <w:lvl w:ilvl="6" w:tplc="0409000F" w:tentative="1">
+      <w:start w:val="1"/>
+      <w:numFmt w:val="decimal"/>
+      <w:lvlText w:val="%7."/>
+      <w:lvlJc w:val="left"/>
+      <w:pPr>
+        <w:ind w:left="5040" w:hanging="360"/>
+      </w:pPr>
+    </w:lvl>
+    <w:lvl w:ilvl="7" w:tplc="04090019" w:tentative="1">
+      <w:start w:val="1"/>
+      <w:numFmt w:val="lowerLetter"/>
+      <w:lvlText w:val="%8."/>
+      <w:lvlJc w:val="left"/>
+      <w:pPr>
+        <w:ind w:left="5760" w:hanging="360"/>
+      </w:pPr>
+    </w:lvl>
+    <w:lvl w:ilvl="8" w:tplc="0409001B" w:tentative="1">
+      <w:start w:val="1"/>
+      <w:numFmt w:val="lowerRoman"/>
+      <w:lvlText w:val="%9."/>
+      <w:lvlJc w:val="right"/>
+      <w:pPr>
+        <w:ind w:left="6480" w:hanging="180"/>
+      </w:pPr>
+    </w:lvl>
+  </w:abstractNum>
+  <w:num w:numId="1" w16cid:durableId="570624449">
+    <w:abstractNumId w:val="2"/>
   </w:num>
-  <w:num w:numId="2" w16cid:durableId="2113435109">
+  <w:num w:numId="2" w16cid:durableId="1627732185">
     <w:abstractNumId w:val="0"/>
   </w:num>
-  <w:num w:numId="3" w16cid:durableId="343558542">
+  <w:num w:numId="3" w16cid:durableId="211381594">
+    <w:abstractNumId w:val="1"/>
+  </w:num>
+  <w:num w:numId="4" w16cid:durableId="2132162636">
     <w:abstractNumId w:val="3"/>
-  </w:num>
-  <w:num w:numId="4" w16cid:durableId="349455969">
-    <w:abstractNumId w:val="2"/>
-  </w:num>
-  <w:num w:numId="5" w16cid:durableId="1049645386">
-    <w:abstractNumId w:val="1"/>
   </w:num>
 </w:numbering>
 </file>
@@ -1925,13 +7751,32 @@
     <w:name w:val="Normal"/>
     <w:qFormat/>
   </w:style>
+  <w:style w:type="paragraph" w:styleId="Heading2">
+    <w:name w:val="heading 2"/>
+    <w:basedOn w:val="Normal"/>
+    <w:link w:val="Heading2Char"/>
+    <w:uiPriority w:val="9"/>
+    <w:qFormat/>
+    <w:rsid w:val="00A902E9"/>
+    <w:pPr>
+      <w:spacing w:before="100" w:beforeAutospacing="1" w:after="100" w:afterAutospacing="1"/>
+      <w:outlineLvl w:val="1"/>
+    </w:pPr>
+    <w:rPr>
+      <w:rFonts w:ascii="Times New Roman" w:eastAsia="Times New Roman" w:hAnsi="Times New Roman" w:cs="Times New Roman"/>
+      <w:b/>
+      <w:bCs/>
+      <w:sz w:val="36"/>
+      <w:szCs w:val="36"/>
+    </w:rPr>
+  </w:style>
   <w:style w:type="paragraph" w:styleId="Heading3">
     <w:name w:val="heading 3"/>
     <w:basedOn w:val="Normal"/>
     <w:link w:val="Heading3Char"/>
     <w:uiPriority w:val="9"/>
     <w:qFormat/>
-    <w:rsid w:val="00306981"/>
+    <w:rsid w:val="00A902E9"/>
     <w:pPr>
       <w:spacing w:before="100" w:beforeAutospacing="1" w:after="100" w:afterAutospacing="1"/>
       <w:outlineLvl w:val="2"/>
@@ -1950,7 +7795,7 @@
     <w:link w:val="Heading4Char"/>
     <w:uiPriority w:val="9"/>
     <w:qFormat/>
-    <w:rsid w:val="00306981"/>
+    <w:rsid w:val="00A902E9"/>
     <w:pPr>
       <w:spacing w:before="100" w:beforeAutospacing="1" w:after="100" w:afterAutospacing="1"/>
       <w:outlineLvl w:val="3"/>
@@ -1988,12 +7833,26 @@
     <w:semiHidden/>
     <w:unhideWhenUsed/>
   </w:style>
+  <w:style w:type="character" w:customStyle="1" w:styleId="Heading2Char">
+    <w:name w:val="Heading 2 Char"/>
+    <w:basedOn w:val="DefaultParagraphFont"/>
+    <w:link w:val="Heading2"/>
+    <w:uiPriority w:val="9"/>
+    <w:rsid w:val="00A902E9"/>
+    <w:rPr>
+      <w:rFonts w:ascii="Times New Roman" w:eastAsia="Times New Roman" w:hAnsi="Times New Roman" w:cs="Times New Roman"/>
+      <w:b/>
+      <w:bCs/>
+      <w:sz w:val="36"/>
+      <w:szCs w:val="36"/>
+    </w:rPr>
+  </w:style>
   <w:style w:type="character" w:customStyle="1" w:styleId="Heading3Char">
     <w:name w:val="Heading 3 Char"/>
     <w:basedOn w:val="DefaultParagraphFont"/>
     <w:link w:val="Heading3"/>
     <w:uiPriority w:val="9"/>
-    <w:rsid w:val="00306981"/>
+    <w:rsid w:val="00A902E9"/>
     <w:rPr>
       <w:rFonts w:ascii="Times New Roman" w:eastAsia="Times New Roman" w:hAnsi="Times New Roman" w:cs="Times New Roman"/>
       <w:b/>
@@ -2007,7 +7866,7 @@
     <w:basedOn w:val="DefaultParagraphFont"/>
     <w:link w:val="Heading4"/>
     <w:uiPriority w:val="9"/>
-    <w:rsid w:val="00306981"/>
+    <w:rsid w:val="00A902E9"/>
     <w:rPr>
       <w:rFonts w:ascii="Times New Roman" w:eastAsia="Times New Roman" w:hAnsi="Times New Roman" w:cs="Times New Roman"/>
       <w:b/>
@@ -2020,7 +7879,7 @@
     <w:uiPriority w:val="99"/>
     <w:semiHidden/>
     <w:unhideWhenUsed/>
-    <w:rsid w:val="00306981"/>
+    <w:rsid w:val="00A902E9"/>
     <w:pPr>
       <w:spacing w:before="100" w:beforeAutospacing="1" w:after="100" w:afterAutospacing="1"/>
     </w:pPr>
@@ -2034,12 +7893,81 @@
     <w:uiPriority w:val="99"/>
     <w:semiHidden/>
     <w:unhideWhenUsed/>
-    <w:rsid w:val="00306981"/>
+    <w:rsid w:val="00A902E9"/>
     <w:rPr>
       <w:rFonts w:ascii="Courier New" w:eastAsia="Times New Roman" w:hAnsi="Courier New" w:cs="Courier New"/>
       <w:sz w:val="20"/>
       <w:szCs w:val="20"/>
     </w:rPr>
+  </w:style>
+  <w:style w:type="paragraph" w:styleId="HTMLPreformatted">
+    <w:name w:val="HTML Preformatted"/>
+    <w:basedOn w:val="Normal"/>
+    <w:link w:val="HTMLPreformattedChar"/>
+    <w:uiPriority w:val="99"/>
+    <w:semiHidden/>
+    <w:unhideWhenUsed/>
+    <w:rsid w:val="00A902E9"/>
+    <w:pPr>
+      <w:tabs>
+        <w:tab w:val="left" w:pos="916"/>
+        <w:tab w:val="left" w:pos="1832"/>
+        <w:tab w:val="left" w:pos="2748"/>
+        <w:tab w:val="left" w:pos="3664"/>
+        <w:tab w:val="left" w:pos="4580"/>
+        <w:tab w:val="left" w:pos="5496"/>
+        <w:tab w:val="left" w:pos="6412"/>
+        <w:tab w:val="left" w:pos="7328"/>
+        <w:tab w:val="left" w:pos="8244"/>
+        <w:tab w:val="left" w:pos="9160"/>
+        <w:tab w:val="left" w:pos="10076"/>
+        <w:tab w:val="left" w:pos="10992"/>
+        <w:tab w:val="left" w:pos="11908"/>
+        <w:tab w:val="left" w:pos="12824"/>
+        <w:tab w:val="left" w:pos="13740"/>
+        <w:tab w:val="left" w:pos="14656"/>
+      </w:tabs>
+    </w:pPr>
+    <w:rPr>
+      <w:rFonts w:ascii="Courier New" w:eastAsia="Times New Roman" w:hAnsi="Courier New" w:cs="Courier New"/>
+      <w:sz w:val="20"/>
+      <w:szCs w:val="20"/>
+    </w:rPr>
+  </w:style>
+  <w:style w:type="character" w:customStyle="1" w:styleId="HTMLPreformattedChar">
+    <w:name w:val="HTML Preformatted Char"/>
+    <w:basedOn w:val="DefaultParagraphFont"/>
+    <w:link w:val="HTMLPreformatted"/>
+    <w:uiPriority w:val="99"/>
+    <w:semiHidden/>
+    <w:rsid w:val="00A902E9"/>
+    <w:rPr>
+      <w:rFonts w:ascii="Courier New" w:eastAsia="Times New Roman" w:hAnsi="Courier New" w:cs="Courier New"/>
+      <w:sz w:val="20"/>
+      <w:szCs w:val="20"/>
+    </w:rPr>
+  </w:style>
+  <w:style w:type="character" w:styleId="Strong">
+    <w:name w:val="Strong"/>
+    <w:basedOn w:val="DefaultParagraphFont"/>
+    <w:uiPriority w:val="22"/>
+    <w:qFormat/>
+    <w:rsid w:val="00A902E9"/>
+    <w:rPr>
+      <w:b/>
+      <w:bCs/>
+    </w:rPr>
+  </w:style>
+  <w:style w:type="paragraph" w:styleId="ListParagraph">
+    <w:name w:val="List Paragraph"/>
+    <w:basedOn w:val="Normal"/>
+    <w:uiPriority w:val="34"/>
+    <w:qFormat/>
+    <w:rsid w:val="00A902E9"/>
+    <w:pPr>
+      <w:ind w:left="720"/>
+      <w:contextualSpacing/>
+    </w:pPr>
   </w:style>
 </w:styles>
 </file>
